--- a/sign-whitepaper.docx
+++ b/sign-whitepaper.docx
@@ -28,12 +28,6 @@
         <w:gridCol w:w="9360"/>
       </w:tblGrid>
       <w:tr>
-        <w:tblPrEx>
-          <w:tblCellMar>
-            <w:top w:w="0" w:type="dxa"/>
-            <w:bottom w:w="0" w:type="dxa"/>
-          </w:tblCellMar>
-        </w:tblPrEx>
         <w:tc>
           <w:tcPr>
             <w:tcW w:w="9360" w:type="dxa"/>
@@ -150,7 +144,18 @@
           <w:sz w:val="20"/>
           <w:szCs w:val="20"/>
         </w:rPr>
-        <w:t xml:space="preserve">Authors:  </w:t>
+        <w:t>Authors</w:t>
+      </w:r>
+      <w:proofErr w:type="gramStart"/>
+      <w:r>
+        <w:rPr>
+          <w:b/>
+          <w:bCs/>
+          <w:color w:val="004150"/>
+          <w:sz w:val="20"/>
+          <w:szCs w:val="20"/>
+        </w:rPr>
+        <w:t xml:space="preserve">:  </w:t>
       </w:r>
       <w:r>
         <w:rPr>
@@ -158,15 +163,42 @@
           <w:sz w:val="20"/>
           <w:szCs w:val="20"/>
         </w:rPr>
-        <w:t>Dr. Joe Shepherd</w:t>
-      </w:r>
+        <w:t>Dr</w:t>
+      </w:r>
+      <w:proofErr w:type="gramEnd"/>
       <w:r>
         <w:rPr>
           <w:color w:val="6B7280"/>
           <w:sz w:val="20"/>
           <w:szCs w:val="20"/>
         </w:rPr>
-        <w:t xml:space="preserve">  ·  April 2026</w:t>
+        <w:t xml:space="preserve">. Joe </w:t>
+      </w:r>
+      <w:proofErr w:type="gramStart"/>
+      <w:r>
+        <w:rPr>
+          <w:color w:val="6B7280"/>
+          <w:sz w:val="20"/>
+          <w:szCs w:val="20"/>
+        </w:rPr>
+        <w:t>Shepherd</w:t>
+      </w:r>
+      <w:r>
+        <w:rPr>
+          <w:color w:val="6B7280"/>
+          <w:sz w:val="20"/>
+          <w:szCs w:val="20"/>
+        </w:rPr>
+        <w:t xml:space="preserve">  ·</w:t>
+      </w:r>
+      <w:proofErr w:type="gramEnd"/>
+      <w:r>
+        <w:rPr>
+          <w:color w:val="6B7280"/>
+          <w:sz w:val="20"/>
+          <w:szCs w:val="20"/>
+        </w:rPr>
+        <w:t xml:space="preserve">  April 2026</w:t>
       </w:r>
     </w:p>
     <w:p>
@@ -183,13 +215,23 @@
         </w:rPr>
         <w:t xml:space="preserve">Version:  </w:t>
       </w:r>
+      <w:proofErr w:type="gramStart"/>
       <w:r>
         <w:rPr>
           <w:color w:val="6B7280"/>
           <w:sz w:val="20"/>
           <w:szCs w:val="20"/>
         </w:rPr>
-        <w:t>1.0  ·  First publication</w:t>
+        <w:t>1.0  ·</w:t>
+      </w:r>
+      <w:proofErr w:type="gramEnd"/>
+      <w:r>
+        <w:rPr>
+          <w:color w:val="6B7280"/>
+          <w:sz w:val="20"/>
+          <w:szCs w:val="20"/>
+        </w:rPr>
+        <w:t xml:space="preserve">  First publication</w:t>
       </w:r>
     </w:p>
     <w:p>
@@ -209,7 +251,25 @@
           <w:sz w:val="20"/>
           <w:szCs w:val="20"/>
         </w:rPr>
-        <w:t>SIGN specification — MIT open source  ·  This document — © 2026 Career Highways</w:t>
+        <w:t xml:space="preserve">SIGN specification — MIT open </w:t>
+      </w:r>
+      <w:proofErr w:type="gramStart"/>
+      <w:r>
+        <w:rPr>
+          <w:color w:val="6B7280"/>
+          <w:sz w:val="20"/>
+          <w:szCs w:val="20"/>
+        </w:rPr>
+        <w:t>source  ·</w:t>
+      </w:r>
+      <w:proofErr w:type="gramEnd"/>
+      <w:r>
+        <w:rPr>
+          <w:color w:val="6B7280"/>
+          <w:sz w:val="20"/>
+          <w:szCs w:val="20"/>
+        </w:rPr>
+        <w:t xml:space="preserve">  This document — © 2026 Career Highways</w:t>
       </w:r>
     </w:p>
     <w:p>
@@ -258,7 +318,23 @@
         <w:spacing w:before="80" w:after="130"/>
       </w:pPr>
       <w:r>
-        <w:t>The result is a structural gap at the heart of enterprise AI deployment. Agents that cannot reason over governed knowledge cannot be trusted with consequential decisions. Enterprises that cannot audit why an agent made a decision cannot satisfy regulators, boards, or their own governance standards.</w:t>
+        <w:t xml:space="preserve">The result is a structural gap at the heart of enterprise AI deployment. Agents that cannot reason </w:t>
+      </w:r>
+      <w:proofErr w:type="gramStart"/>
+      <w:r>
+        <w:t>over governed</w:t>
+      </w:r>
+      <w:proofErr w:type="gramEnd"/>
+      <w:r>
+        <w:t xml:space="preserve"> knowledge cannot be trusted with consequential decisions. Enterprises that cannot audit why an agent </w:t>
+      </w:r>
+      <w:proofErr w:type="gramStart"/>
+      <w:r>
+        <w:t>made a decision</w:t>
+      </w:r>
+      <w:proofErr w:type="gramEnd"/>
+      <w:r>
+        <w:t xml:space="preserve"> cannot satisfy regulators, boards, or their own governance standards.</w:t>
       </w:r>
     </w:p>
     <w:p>
@@ -274,7 +350,23 @@
         <w:spacing w:before="80" w:after="130"/>
       </w:pPr>
       <w:r>
-        <w:t>This paper introduces SIGN v1.0, describes its design principles and specification, demonstrates its application across three enterprise domains — healthcare compliance, financial services risk policy, and brand governance — and makes the case for SIGN as an open standard for governed agent knowledge. SIGN was originated and validated at Career Highways in the context of a large-scale enterprise workforce intelligence platform. The specification is available at github.com/sign-lang.</w:t>
+        <w:t xml:space="preserve">This paper introduces SIGN v1.0, describes its design principles and </w:t>
+      </w:r>
+      <w:proofErr w:type="gramStart"/>
+      <w:r>
+        <w:t>specification</w:t>
+      </w:r>
+      <w:proofErr w:type="gramEnd"/>
+      <w:r>
+        <w:t xml:space="preserve">, demonstrates its application across three enterprise domains — healthcare compliance, financial services risk policy, and brand governance — and makes the case for SIGN as an open standard for governed agent knowledge. SIGN </w:t>
+      </w:r>
+      <w:proofErr w:type="gramStart"/>
+      <w:r>
+        <w:t>was originated</w:t>
+      </w:r>
+      <w:proofErr w:type="gramEnd"/>
+      <w:r>
+        <w:t xml:space="preserve"> and validated at Career Highways in the context of a large-scale enterprise workforce intelligence platform. The specification is available at github.com/sign-lang.</w:t>
       </w:r>
     </w:p>
     <w:p>
@@ -314,7 +406,15 @@
         </w:pBdr>
       </w:pPr>
       <w:r>
-        <w:t>1.  The Enterprise Agent Knowledge Problem</w:t>
+        <w:t>1</w:t>
+      </w:r>
+      <w:proofErr w:type="gramStart"/>
+      <w:r>
+        <w:t>.  The</w:t>
+      </w:r>
+      <w:proofErr w:type="gramEnd"/>
+      <w:r>
+        <w:t xml:space="preserve"> Enterprise Agent Knowledge Problem</w:t>
       </w:r>
     </w:p>
     <w:p>
@@ -330,7 +430,15 @@
         <w:spacing w:before="80" w:after="130"/>
       </w:pPr>
       <w:r>
-        <w:t>This is not an intelligence problem. It is a knowledge representation problem. The knowledge exists in the organization. It has been documented, reviewed, and maintained by domain experts over years or decades. But it exists in forms optimized for human readers, not for agent consumers. The gap between how organizations store knowledge and how agents need to consume it is the central unsolved problem in enterprise AI deployment today.</w:t>
+        <w:t xml:space="preserve">This is not an intelligence problem. It is a knowledge representation problem. </w:t>
+      </w:r>
+      <w:proofErr w:type="gramStart"/>
+      <w:r>
+        <w:t>The knowledge</w:t>
+      </w:r>
+      <w:proofErr w:type="gramEnd"/>
+      <w:r>
+        <w:t xml:space="preserve"> exists in the organization. It has been documented, reviewed, and maintained by domain experts over years or decades. But it exists in forms optimized for human readers, not for agent consumers. The gap between how organizations store knowledge and how agents need to consume it is the central unsolved problem in enterprise AI deployment today.</w:t>
       </w:r>
     </w:p>
     <w:p>
@@ -342,9 +450,14 @@
       <w:pPr>
         <w:pStyle w:val="Heading2"/>
       </w:pPr>
+      <w:proofErr w:type="gramStart"/>
       <w:r>
         <w:lastRenderedPageBreak/>
-        <w:t>1.1  How Organizations Store Knowledge Today</w:t>
+        <w:t>1.1  How</w:t>
+      </w:r>
+      <w:proofErr w:type="gramEnd"/>
+      <w:r>
+        <w:t xml:space="preserve"> Organizations Store Knowledge Today</w:t>
       </w:r>
     </w:p>
     <w:p>
@@ -382,12 +495,6 @@
         <w:gridCol w:w="6360"/>
       </w:tblGrid>
       <w:tr>
-        <w:tblPrEx>
-          <w:tblCellMar>
-            <w:top w:w="0" w:type="dxa"/>
-            <w:bottom w:w="0" w:type="dxa"/>
-          </w:tblCellMar>
-        </w:tblPrEx>
         <w:trPr>
           <w:tblHeader/>
         </w:trPr>
@@ -459,12 +566,6 @@
         </w:tc>
       </w:tr>
       <w:tr>
-        <w:tblPrEx>
-          <w:tblCellMar>
-            <w:top w:w="0" w:type="dxa"/>
-            <w:bottom w:w="0" w:type="dxa"/>
-          </w:tblCellMar>
-        </w:tblPrEx>
         <w:tc>
           <w:tcPr>
             <w:tcW w:w="3000" w:type="dxa"/>
@@ -530,12 +631,6 @@
         </w:tc>
       </w:tr>
       <w:tr>
-        <w:tblPrEx>
-          <w:tblCellMar>
-            <w:top w:w="0" w:type="dxa"/>
-            <w:bottom w:w="0" w:type="dxa"/>
-          </w:tblCellMar>
-        </w:tblPrEx>
         <w:tc>
           <w:tcPr>
             <w:tcW w:w="3000" w:type="dxa"/>
@@ -601,12 +696,6 @@
         </w:tc>
       </w:tr>
       <w:tr>
-        <w:tblPrEx>
-          <w:tblCellMar>
-            <w:top w:w="0" w:type="dxa"/>
-            <w:bottom w:w="0" w:type="dxa"/>
-          </w:tblCellMar>
-        </w:tblPrEx>
         <w:tc>
           <w:tcPr>
             <w:tcW w:w="3000" w:type="dxa"/>
@@ -672,12 +761,6 @@
         </w:tc>
       </w:tr>
       <w:tr>
-        <w:tblPrEx>
-          <w:tblCellMar>
-            <w:top w:w="0" w:type="dxa"/>
-            <w:bottom w:w="0" w:type="dxa"/>
-          </w:tblCellMar>
-        </w:tblPrEx>
         <w:tc>
           <w:tcPr>
             <w:tcW w:w="3000" w:type="dxa"/>
@@ -737,7 +820,39 @@
                 <w:sz w:val="20"/>
                 <w:szCs w:val="20"/>
               </w:rPr>
-              <w:t>Fast to write but ungoverned by design. Rules embedded in prompts are unversioned, unauditable, non-reusable across agents, and invisible to any governance framework. Break silently when context changes.</w:t>
+              <w:t xml:space="preserve">Fast to write but ungoverned by design. Rules embedded in prompts are </w:t>
+            </w:r>
+            <w:proofErr w:type="spellStart"/>
+            <w:r>
+              <w:rPr>
+                <w:sz w:val="20"/>
+                <w:szCs w:val="20"/>
+              </w:rPr>
+              <w:t>unversioned</w:t>
+            </w:r>
+            <w:proofErr w:type="spellEnd"/>
+            <w:r>
+              <w:rPr>
+                <w:sz w:val="20"/>
+                <w:szCs w:val="20"/>
+              </w:rPr>
+              <w:t xml:space="preserve">, </w:t>
+            </w:r>
+            <w:proofErr w:type="spellStart"/>
+            <w:r>
+              <w:rPr>
+                <w:sz w:val="20"/>
+                <w:szCs w:val="20"/>
+              </w:rPr>
+              <w:t>unauditable</w:t>
+            </w:r>
+            <w:proofErr w:type="spellEnd"/>
+            <w:r>
+              <w:rPr>
+                <w:sz w:val="20"/>
+                <w:szCs w:val="20"/>
+              </w:rPr>
+              <w:t>, non-reusable across agents, and invisible to any governance framework. Break silently when context changes.</w:t>
             </w:r>
           </w:p>
         </w:tc>
@@ -752,8 +867,13 @@
       <w:pPr>
         <w:pStyle w:val="Heading2"/>
       </w:pPr>
-      <w:r>
-        <w:t>1.2  The Approaches That Fall Short</w:t>
+      <w:proofErr w:type="gramStart"/>
+      <w:r>
+        <w:t>1.2  The</w:t>
+      </w:r>
+      <w:proofErr w:type="gramEnd"/>
+      <w:r>
+        <w:t xml:space="preserve"> Approaches That Fall Short</w:t>
       </w:r>
     </w:p>
     <w:p>
@@ -784,12 +904,6 @@
         <w:gridCol w:w="4360"/>
       </w:tblGrid>
       <w:tr>
-        <w:tblPrEx>
-          <w:tblCellMar>
-            <w:top w:w="0" w:type="dxa"/>
-            <w:bottom w:w="0" w:type="dxa"/>
-          </w:tblCellMar>
-        </w:tblPrEx>
         <w:trPr>
           <w:tblHeader/>
         </w:trPr>
@@ -894,12 +1008,6 @@
         </w:tc>
       </w:tr>
       <w:tr>
-        <w:tblPrEx>
-          <w:tblCellMar>
-            <w:top w:w="0" w:type="dxa"/>
-            <w:bottom w:w="0" w:type="dxa"/>
-          </w:tblCellMar>
-        </w:tblPrEx>
         <w:tc>
           <w:tcPr>
             <w:tcW w:w="2200" w:type="dxa"/>
@@ -995,12 +1103,6 @@
         </w:tc>
       </w:tr>
       <w:tr>
-        <w:tblPrEx>
-          <w:tblCellMar>
-            <w:top w:w="0" w:type="dxa"/>
-            <w:bottom w:w="0" w:type="dxa"/>
-          </w:tblCellMar>
-        </w:tblPrEx>
         <w:tc>
           <w:tcPr>
             <w:tcW w:w="2200" w:type="dxa"/>
@@ -1060,7 +1162,23 @@
                 <w:sz w:val="20"/>
                 <w:szCs w:val="20"/>
               </w:rPr>
-              <w:t>Machine-readable with defined schema. Parseable by code.</w:t>
+              <w:t xml:space="preserve">Machine-readable with defined schema. </w:t>
+            </w:r>
+            <w:proofErr w:type="spellStart"/>
+            <w:r>
+              <w:rPr>
+                <w:sz w:val="20"/>
+                <w:szCs w:val="20"/>
+              </w:rPr>
+              <w:t>Parseable</w:t>
+            </w:r>
+            <w:proofErr w:type="spellEnd"/>
+            <w:r>
+              <w:rPr>
+                <w:sz w:val="20"/>
+                <w:szCs w:val="20"/>
+              </w:rPr>
+              <w:t xml:space="preserve"> by code.</w:t>
             </w:r>
           </w:p>
         </w:tc>
@@ -1096,12 +1214,6 @@
         </w:tc>
       </w:tr>
       <w:tr>
-        <w:tblPrEx>
-          <w:tblCellMar>
-            <w:top w:w="0" w:type="dxa"/>
-            <w:bottom w:w="0" w:type="dxa"/>
-          </w:tblCellMar>
-        </w:tblPrEx>
         <w:tc>
           <w:tcPr>
             <w:tcW w:w="2200" w:type="dxa"/>
@@ -1187,23 +1299,26 @@
             <w:pPr>
               <w:spacing w:before="60" w:after="100"/>
             </w:pPr>
-            <w:r>
-              <w:rPr>
-                <w:sz w:val="20"/>
-                <w:szCs w:val="20"/>
-              </w:rPr>
-              <w:t>Failed the adoption test. Academic syntax with heavy toolchain requirements. Near-zero presence in LLM pretraining data. Agents cannot parse Turtle or Manchester syntax without domain-specific fine-tuning.</w:t>
+            <w:proofErr w:type="gramStart"/>
+            <w:r>
+              <w:rPr>
+                <w:sz w:val="20"/>
+                <w:szCs w:val="20"/>
+              </w:rPr>
+              <w:t>Failed</w:t>
+            </w:r>
+            <w:proofErr w:type="gramEnd"/>
+            <w:r>
+              <w:rPr>
+                <w:sz w:val="20"/>
+                <w:szCs w:val="20"/>
+              </w:rPr>
+              <w:t xml:space="preserve"> the adoption test. Academic syntax with heavy toolchain requirements. Near-zero presence in LLM pretraining data. Agents cannot parse Turtle or Manchester syntax without domain-specific fine-tuning.</w:t>
             </w:r>
           </w:p>
         </w:tc>
       </w:tr>
       <w:tr>
-        <w:tblPrEx>
-          <w:tblCellMar>
-            <w:top w:w="0" w:type="dxa"/>
-            <w:bottom w:w="0" w:type="dxa"/>
-          </w:tblCellMar>
-        </w:tblPrEx>
         <w:tc>
           <w:tcPr>
             <w:tcW w:w="2200" w:type="dxa"/>
@@ -1325,12 +1440,6 @@
         <w:gridCol w:w="9360"/>
       </w:tblGrid>
       <w:tr>
-        <w:tblPrEx>
-          <w:tblCellMar>
-            <w:top w:w="0" w:type="dxa"/>
-            <w:bottom w:w="0" w:type="dxa"/>
-          </w:tblCellMar>
-        </w:tblPrEx>
         <w:tc>
           <w:tcPr>
             <w:tcW w:w="9360" w:type="dxa"/>
@@ -1360,14 +1469,33 @@
                 <w:sz w:val="21"/>
                 <w:szCs w:val="21"/>
               </w:rPr>
-              <w:t xml:space="preserve">The design-target problem:  </w:t>
-            </w:r>
-            <w:r>
-              <w:rPr>
+              <w:t>The design-target problem</w:t>
+            </w:r>
+            <w:proofErr w:type="gramStart"/>
+            <w:r>
+              <w:rPr>
+                <w:b/>
+                <w:bCs/>
+                <w:color w:val="4BBD9C"/>
                 <w:sz w:val="21"/>
                 <w:szCs w:val="21"/>
               </w:rPr>
-              <w:t>Every existing approach was designed for a different primary consumer — a machine parser, a human reader, an academic reasoner, or a single-use prompt. None were designed for the LLM agent context window as the unit of consumption. SIGN starts from that constraint and works backward to the format.</w:t>
+              <w:t xml:space="preserve">:  </w:t>
+            </w:r>
+            <w:r>
+              <w:rPr>
+                <w:sz w:val="21"/>
+                <w:szCs w:val="21"/>
+              </w:rPr>
+              <w:t>Every</w:t>
+            </w:r>
+            <w:proofErr w:type="gramEnd"/>
+            <w:r>
+              <w:rPr>
+                <w:sz w:val="21"/>
+                <w:szCs w:val="21"/>
+              </w:rPr>
+              <w:t xml:space="preserve"> existing approach was designed for a different primary consumer — a machine parser, a human reader, an academic reasoner, or a single-use prompt. None were designed for the LLM agent context window as the unit of consumption. SIGN starts from that constraint and works backward to the format.</w:t>
             </w:r>
           </w:p>
         </w:tc>
@@ -1382,8 +1510,13 @@
       <w:pPr>
         <w:pStyle w:val="Heading2"/>
       </w:pPr>
-      <w:r>
-        <w:t>1.3  What Governed Agent Knowledge Requires</w:t>
+      <w:proofErr w:type="gramStart"/>
+      <w:r>
+        <w:t>1.3  What</w:t>
+      </w:r>
+      <w:proofErr w:type="gramEnd"/>
+      <w:r>
+        <w:t xml:space="preserve"> Governed Agent Knowledge Requires</w:t>
       </w:r>
     </w:p>
     <w:p>
@@ -1413,12 +1546,6 @@
         <w:gridCol w:w="6360"/>
       </w:tblGrid>
       <w:tr>
-        <w:tblPrEx>
-          <w:tblCellMar>
-            <w:top w:w="0" w:type="dxa"/>
-            <w:bottom w:w="0" w:type="dxa"/>
-          </w:tblCellMar>
-        </w:tblPrEx>
         <w:trPr>
           <w:tblHeader/>
         </w:trPr>
@@ -1490,12 +1617,6 @@
         </w:tc>
       </w:tr>
       <w:tr>
-        <w:tblPrEx>
-          <w:tblCellMar>
-            <w:top w:w="0" w:type="dxa"/>
-            <w:bottom w:w="0" w:type="dxa"/>
-          </w:tblCellMar>
-        </w:tblPrEx>
         <w:tc>
           <w:tcPr>
             <w:tcW w:w="3000" w:type="dxa"/>
@@ -1561,12 +1682,6 @@
         </w:tc>
       </w:tr>
       <w:tr>
-        <w:tblPrEx>
-          <w:tblCellMar>
-            <w:top w:w="0" w:type="dxa"/>
-            <w:bottom w:w="0" w:type="dxa"/>
-          </w:tblCellMar>
-        </w:tblPrEx>
         <w:tc>
           <w:tcPr>
             <w:tcW w:w="3000" w:type="dxa"/>
@@ -1632,12 +1747,6 @@
         </w:tc>
       </w:tr>
       <w:tr>
-        <w:tblPrEx>
-          <w:tblCellMar>
-            <w:top w:w="0" w:type="dxa"/>
-            <w:bottom w:w="0" w:type="dxa"/>
-          </w:tblCellMar>
-        </w:tblPrEx>
         <w:tc>
           <w:tcPr>
             <w:tcW w:w="3000" w:type="dxa"/>
@@ -1703,12 +1812,6 @@
         </w:tc>
       </w:tr>
       <w:tr>
-        <w:tblPrEx>
-          <w:tblCellMar>
-            <w:top w:w="0" w:type="dxa"/>
-            <w:bottom w:w="0" w:type="dxa"/>
-          </w:tblCellMar>
-        </w:tblPrEx>
         <w:tc>
           <w:tcPr>
             <w:tcW w:w="3000" w:type="dxa"/>
@@ -1774,12 +1877,6 @@
         </w:tc>
       </w:tr>
       <w:tr>
-        <w:tblPrEx>
-          <w:tblCellMar>
-            <w:top w:w="0" w:type="dxa"/>
-            <w:bottom w:w="0" w:type="dxa"/>
-          </w:tblCellMar>
-        </w:tblPrEx>
         <w:tc>
           <w:tcPr>
             <w:tcW w:w="3000" w:type="dxa"/>
@@ -1846,12 +1943,6 @@
         </w:tc>
       </w:tr>
       <w:tr>
-        <w:tblPrEx>
-          <w:tblCellMar>
-            <w:top w:w="0" w:type="dxa"/>
-            <w:bottom w:w="0" w:type="dxa"/>
-          </w:tblCellMar>
-        </w:tblPrEx>
         <w:tc>
           <w:tcPr>
             <w:tcW w:w="3000" w:type="dxa"/>
@@ -1917,12 +2008,6 @@
         </w:tc>
       </w:tr>
       <w:tr>
-        <w:tblPrEx>
-          <w:tblCellMar>
-            <w:top w:w="0" w:type="dxa"/>
-            <w:bottom w:w="0" w:type="dxa"/>
-          </w:tblCellMar>
-        </w:tblPrEx>
         <w:tc>
           <w:tcPr>
             <w:tcW w:w="3000" w:type="dxa"/>
@@ -2025,7 +2110,15 @@
         </w:pBdr>
       </w:pPr>
       <w:r>
-        <w:t>2.  Introducing SIGN</w:t>
+        <w:t>2</w:t>
+      </w:r>
+      <w:proofErr w:type="gramStart"/>
+      <w:r>
+        <w:t>.  Introducing</w:t>
+      </w:r>
+      <w:proofErr w:type="gramEnd"/>
+      <w:r>
+        <w:t xml:space="preserve"> SIGN</w:t>
       </w:r>
     </w:p>
     <w:p>
@@ -2053,8 +2146,13 @@
       <w:pPr>
         <w:pStyle w:val="Heading2"/>
       </w:pPr>
-      <w:r>
-        <w:t>2.1  The Core Design Insight</w:t>
+      <w:proofErr w:type="gramStart"/>
+      <w:r>
+        <w:t>2.1  The</w:t>
+      </w:r>
+      <w:proofErr w:type="gramEnd"/>
+      <w:r>
+        <w:t xml:space="preserve"> Core Design Insight</w:t>
       </w:r>
     </w:p>
     <w:p>
@@ -2062,7 +2160,31 @@
         <w:spacing w:before="80" w:after="130"/>
       </w:pPr>
       <w:r>
-        <w:t>LLM agents parse by pattern recognition and semantic attention. A sigil like @constraints or @infer carries meaning that agents recognize immediately from pretraining patterns on structured documents. A JSON key like "structural_rules" carries the same meaning but costs more tokens and relies on the agent correctly inferring intent from an arbitrary prose label.</w:t>
+        <w:t xml:space="preserve">LLM agents parse by pattern recognition and semantic attention. A sigil </w:t>
+      </w:r>
+      <w:proofErr w:type="gramStart"/>
+      <w:r>
+        <w:t>like @</w:t>
+      </w:r>
+      <w:proofErr w:type="gramEnd"/>
+      <w:r>
+        <w:t xml:space="preserve">constraints </w:t>
+      </w:r>
+      <w:proofErr w:type="gramStart"/>
+      <w:r>
+        <w:t>or @infer</w:t>
+      </w:r>
+      <w:proofErr w:type="gramEnd"/>
+      <w:r>
+        <w:t xml:space="preserve"> carries meaning that agents recognize immediately from pretraining patterns on structured documents. A JSON key like "</w:t>
+      </w:r>
+      <w:proofErr w:type="spellStart"/>
+      <w:r>
+        <w:t>structural_rules</w:t>
+      </w:r>
+      <w:proofErr w:type="spellEnd"/>
+      <w:r>
+        <w:t>" carries the same meaning but costs more tokens and relies on the agent correctly inferring intent from an arbitrary prose label.</w:t>
       </w:r>
     </w:p>
     <w:p>
@@ -2082,8 +2204,13 @@
       <w:pPr>
         <w:pStyle w:val="Heading2"/>
       </w:pPr>
-      <w:r>
-        <w:t>2.2  The Sigil Vocabulary</w:t>
+      <w:proofErr w:type="gramStart"/>
+      <w:r>
+        <w:t>2.2  The</w:t>
+      </w:r>
+      <w:proofErr w:type="gramEnd"/>
+      <w:r>
+        <w:t xml:space="preserve"> Sigil Vocabulary</w:t>
       </w:r>
     </w:p>
     <w:p>
@@ -2114,12 +2241,6 @@
         <w:gridCol w:w="5978"/>
       </w:tblGrid>
       <w:tr>
-        <w:tblPrEx>
-          <w:tblCellMar>
-            <w:top w:w="0" w:type="dxa"/>
-            <w:bottom w:w="0" w:type="dxa"/>
-          </w:tblCellMar>
-        </w:tblPrEx>
         <w:trPr>
           <w:tblHeader/>
         </w:trPr>
@@ -2225,12 +2346,6 @@
         </w:tc>
       </w:tr>
       <w:tr>
-        <w:tblPrEx>
-          <w:tblCellMar>
-            <w:top w:w="0" w:type="dxa"/>
-            <w:bottom w:w="0" w:type="dxa"/>
-          </w:tblCellMar>
-        </w:tblPrEx>
         <w:tc>
           <w:tcPr>
             <w:tcW w:w="1400" w:type="dxa"/>
@@ -2326,12 +2441,6 @@
         </w:tc>
       </w:tr>
       <w:tr>
-        <w:tblPrEx>
-          <w:tblCellMar>
-            <w:top w:w="0" w:type="dxa"/>
-            <w:bottom w:w="0" w:type="dxa"/>
-          </w:tblCellMar>
-        </w:tblPrEx>
         <w:tc>
           <w:tcPr>
             <w:tcW w:w="1400" w:type="dxa"/>
@@ -2427,12 +2536,6 @@
         </w:tc>
       </w:tr>
       <w:tr>
-        <w:tblPrEx>
-          <w:tblCellMar>
-            <w:top w:w="0" w:type="dxa"/>
-            <w:bottom w:w="0" w:type="dxa"/>
-          </w:tblCellMar>
-        </w:tblPrEx>
         <w:tc>
           <w:tcPr>
             <w:tcW w:w="1400" w:type="dxa"/>
@@ -2528,12 +2631,6 @@
         </w:tc>
       </w:tr>
       <w:tr>
-        <w:tblPrEx>
-          <w:tblCellMar>
-            <w:top w:w="0" w:type="dxa"/>
-            <w:bottom w:w="0" w:type="dxa"/>
-          </w:tblCellMar>
-        </w:tblPrEx>
         <w:tc>
           <w:tcPr>
             <w:tcW w:w="1400" w:type="dxa"/>
@@ -2629,12 +2726,6 @@
         </w:tc>
       </w:tr>
       <w:tr>
-        <w:tblPrEx>
-          <w:tblCellMar>
-            <w:top w:w="0" w:type="dxa"/>
-            <w:bottom w:w="0" w:type="dxa"/>
-          </w:tblCellMar>
-        </w:tblPrEx>
         <w:tc>
           <w:tcPr>
             <w:tcW w:w="1400" w:type="dxa"/>
@@ -2730,12 +2821,6 @@
         </w:tc>
       </w:tr>
       <w:tr>
-        <w:tblPrEx>
-          <w:tblCellMar>
-            <w:top w:w="0" w:type="dxa"/>
-            <w:bottom w:w="0" w:type="dxa"/>
-          </w:tblCellMar>
-        </w:tblPrEx>
         <w:tc>
           <w:tcPr>
             <w:tcW w:w="1400" w:type="dxa"/>
@@ -2831,12 +2916,6 @@
         </w:tc>
       </w:tr>
       <w:tr>
-        <w:tblPrEx>
-          <w:tblCellMar>
-            <w:top w:w="0" w:type="dxa"/>
-            <w:bottom w:w="0" w:type="dxa"/>
-          </w:tblCellMar>
-        </w:tblPrEx>
         <w:tc>
           <w:tcPr>
             <w:tcW w:w="1400" w:type="dxa"/>
@@ -2926,18 +3005,28 @@
                 <w:sz w:val="20"/>
                 <w:szCs w:val="20"/>
               </w:rPr>
-              <w:t>Positive inclusion criteria using ? prefix</w:t>
+              <w:t xml:space="preserve">Positive inclusion criteria </w:t>
+            </w:r>
+            <w:proofErr w:type="gramStart"/>
+            <w:r>
+              <w:rPr>
+                <w:sz w:val="20"/>
+                <w:szCs w:val="20"/>
+              </w:rPr>
+              <w:t>using ?</w:t>
+            </w:r>
+            <w:proofErr w:type="gramEnd"/>
+            <w:r>
+              <w:rPr>
+                <w:sz w:val="20"/>
+                <w:szCs w:val="20"/>
+              </w:rPr>
+              <w:t xml:space="preserve"> prefix</w:t>
             </w:r>
           </w:p>
         </w:tc>
       </w:tr>
       <w:tr>
-        <w:tblPrEx>
-          <w:tblCellMar>
-            <w:top w:w="0" w:type="dxa"/>
-            <w:bottom w:w="0" w:type="dxa"/>
-          </w:tblCellMar>
-        </w:tblPrEx>
         <w:tc>
           <w:tcPr>
             <w:tcW w:w="1400" w:type="dxa"/>
@@ -3027,18 +3116,28 @@
                 <w:sz w:val="20"/>
                 <w:szCs w:val="20"/>
               </w:rPr>
-              <w:t>Negative exclusion criteria using ! prefix</w:t>
+              <w:t xml:space="preserve">Negative exclusion criteria </w:t>
+            </w:r>
+            <w:proofErr w:type="gramStart"/>
+            <w:r>
+              <w:rPr>
+                <w:sz w:val="20"/>
+                <w:szCs w:val="20"/>
+              </w:rPr>
+              <w:t>using !</w:t>
+            </w:r>
+            <w:proofErr w:type="gramEnd"/>
+            <w:r>
+              <w:rPr>
+                <w:sz w:val="20"/>
+                <w:szCs w:val="20"/>
+              </w:rPr>
+              <w:t xml:space="preserve"> prefix</w:t>
             </w:r>
           </w:p>
         </w:tc>
       </w:tr>
       <w:tr>
-        <w:tblPrEx>
-          <w:tblCellMar>
-            <w:top w:w="0" w:type="dxa"/>
-            <w:bottom w:w="0" w:type="dxa"/>
-          </w:tblCellMar>
-        </w:tblPrEx>
         <w:tc>
           <w:tcPr>
             <w:tcW w:w="1400" w:type="dxa"/>
@@ -3134,12 +3233,6 @@
         </w:tc>
       </w:tr>
       <w:tr>
-        <w:tblPrEx>
-          <w:tblCellMar>
-            <w:top w:w="0" w:type="dxa"/>
-            <w:bottom w:w="0" w:type="dxa"/>
-          </w:tblCellMar>
-        </w:tblPrEx>
         <w:tc>
           <w:tcPr>
             <w:tcW w:w="1400" w:type="dxa"/>
@@ -3229,18 +3322,28 @@
                 <w:sz w:val="20"/>
                 <w:szCs w:val="20"/>
               </w:rPr>
-              <w:t>Identity and scope boundary — prevents semantic overlap with adjacent concepts</w:t>
+              <w:t xml:space="preserve">Identity and scope boundary — prevents semantic </w:t>
+            </w:r>
+            <w:proofErr w:type="gramStart"/>
+            <w:r>
+              <w:rPr>
+                <w:sz w:val="20"/>
+                <w:szCs w:val="20"/>
+              </w:rPr>
+              <w:t>overlap</w:t>
+            </w:r>
+            <w:proofErr w:type="gramEnd"/>
+            <w:r>
+              <w:rPr>
+                <w:sz w:val="20"/>
+                <w:szCs w:val="20"/>
+              </w:rPr>
+              <w:t xml:space="preserve"> with adjacent concepts</w:t>
             </w:r>
           </w:p>
         </w:tc>
       </w:tr>
       <w:tr>
-        <w:tblPrEx>
-          <w:tblCellMar>
-            <w:top w:w="0" w:type="dxa"/>
-            <w:bottom w:w="0" w:type="dxa"/>
-          </w:tblCellMar>
-        </w:tblPrEx>
         <w:tc>
           <w:tcPr>
             <w:tcW w:w="1400" w:type="dxa"/>
@@ -3330,18 +3433,28 @@
                 <w:sz w:val="20"/>
                 <w:szCs w:val="20"/>
               </w:rPr>
-              <w:t>Structural rules agents must enforce: mutex, requires, forbids</w:t>
+              <w:t xml:space="preserve">Structural rules agents must </w:t>
+            </w:r>
+            <w:proofErr w:type="gramStart"/>
+            <w:r>
+              <w:rPr>
+                <w:sz w:val="20"/>
+                <w:szCs w:val="20"/>
+              </w:rPr>
+              <w:t>enforce:</w:t>
+            </w:r>
+            <w:proofErr w:type="gramEnd"/>
+            <w:r>
+              <w:rPr>
+                <w:sz w:val="20"/>
+                <w:szCs w:val="20"/>
+              </w:rPr>
+              <w:t xml:space="preserve"> mutex, requires, forbids</w:t>
             </w:r>
           </w:p>
         </w:tc>
       </w:tr>
       <w:tr>
-        <w:tblPrEx>
-          <w:tblCellMar>
-            <w:top w:w="0" w:type="dxa"/>
-            <w:bottom w:w="0" w:type="dxa"/>
-          </w:tblCellMar>
-        </w:tblPrEx>
         <w:tc>
           <w:tcPr>
             <w:tcW w:w="1400" w:type="dxa"/>
@@ -3437,12 +3550,6 @@
         </w:tc>
       </w:tr>
       <w:tr>
-        <w:tblPrEx>
-          <w:tblCellMar>
-            <w:top w:w="0" w:type="dxa"/>
-            <w:bottom w:w="0" w:type="dxa"/>
-          </w:tblCellMar>
-        </w:tblPrEx>
         <w:tc>
           <w:tcPr>
             <w:tcW w:w="1400" w:type="dxa"/>
@@ -3538,12 +3645,6 @@
         </w:tc>
       </w:tr>
       <w:tr>
-        <w:tblPrEx>
-          <w:tblCellMar>
-            <w:top w:w="0" w:type="dxa"/>
-            <w:bottom w:w="0" w:type="dxa"/>
-          </w:tblCellMar>
-        </w:tblPrEx>
         <w:tc>
           <w:tcPr>
             <w:tcW w:w="1400" w:type="dxa"/>
@@ -3639,12 +3740,6 @@
         </w:tc>
       </w:tr>
       <w:tr>
-        <w:tblPrEx>
-          <w:tblCellMar>
-            <w:top w:w="0" w:type="dxa"/>
-            <w:bottom w:w="0" w:type="dxa"/>
-          </w:tblCellMar>
-        </w:tblPrEx>
         <w:tc>
           <w:tcPr>
             <w:tcW w:w="1400" w:type="dxa"/>
@@ -3740,12 +3835,6 @@
         </w:tc>
       </w:tr>
       <w:tr>
-        <w:tblPrEx>
-          <w:tblCellMar>
-            <w:top w:w="0" w:type="dxa"/>
-            <w:bottom w:w="0" w:type="dxa"/>
-          </w:tblCellMar>
-        </w:tblPrEx>
         <w:tc>
           <w:tcPr>
             <w:tcW w:w="1400" w:type="dxa"/>
@@ -3841,12 +3930,6 @@
         </w:tc>
       </w:tr>
       <w:tr>
-        <w:tblPrEx>
-          <w:tblCellMar>
-            <w:top w:w="0" w:type="dxa"/>
-            <w:bottom w:w="0" w:type="dxa"/>
-          </w:tblCellMar>
-        </w:tblPrEx>
         <w:tc>
           <w:tcPr>
             <w:tcW w:w="1400" w:type="dxa"/>
@@ -3943,12 +4026,6 @@
         </w:tc>
       </w:tr>
       <w:tr>
-        <w:tblPrEx>
-          <w:tblCellMar>
-            <w:top w:w="0" w:type="dxa"/>
-            <w:bottom w:w="0" w:type="dxa"/>
-          </w:tblCellMar>
-        </w:tblPrEx>
         <w:tc>
           <w:tcPr>
             <w:tcW w:w="1400" w:type="dxa"/>
@@ -4044,12 +4121,6 @@
         </w:tc>
       </w:tr>
       <w:tr>
-        <w:tblPrEx>
-          <w:tblCellMar>
-            <w:top w:w="0" w:type="dxa"/>
-            <w:bottom w:w="0" w:type="dxa"/>
-          </w:tblCellMar>
-        </w:tblPrEx>
         <w:tc>
           <w:tcPr>
             <w:tcW w:w="1400" w:type="dxa"/>
@@ -4145,12 +4216,6 @@
         </w:tc>
       </w:tr>
       <w:tr>
-        <w:tblPrEx>
-          <w:tblCellMar>
-            <w:top w:w="0" w:type="dxa"/>
-            <w:bottom w:w="0" w:type="dxa"/>
-          </w:tblCellMar>
-        </w:tblPrEx>
         <w:tc>
           <w:tcPr>
             <w:tcW w:w="1400" w:type="dxa"/>
@@ -4246,12 +4311,6 @@
         </w:tc>
       </w:tr>
       <w:tr>
-        <w:tblPrEx>
-          <w:tblCellMar>
-            <w:top w:w="0" w:type="dxa"/>
-            <w:bottom w:w="0" w:type="dxa"/>
-          </w:tblCellMar>
-        </w:tblPrEx>
         <w:tc>
           <w:tcPr>
             <w:tcW w:w="1400" w:type="dxa"/>
@@ -4347,12 +4406,6 @@
         </w:tc>
       </w:tr>
       <w:tr>
-        <w:tblPrEx>
-          <w:tblCellMar>
-            <w:top w:w="0" w:type="dxa"/>
-            <w:bottom w:w="0" w:type="dxa"/>
-          </w:tblCellMar>
-        </w:tblPrEx>
         <w:tc>
           <w:tcPr>
             <w:tcW w:w="1400" w:type="dxa"/>
@@ -4457,8 +4510,13 @@
       <w:pPr>
         <w:pStyle w:val="Heading2"/>
       </w:pPr>
-      <w:r>
-        <w:t>2.3  Relationship Operators</w:t>
+      <w:proofErr w:type="gramStart"/>
+      <w:r>
+        <w:t>2.3  Relationship</w:t>
+      </w:r>
+      <w:proofErr w:type="gramEnd"/>
+      <w:r>
+        <w:t xml:space="preserve"> Operators</w:t>
       </w:r>
     </w:p>
     <w:p>
@@ -4488,12 +4546,6 @@
         <w:gridCol w:w="7760"/>
       </w:tblGrid>
       <w:tr>
-        <w:tblPrEx>
-          <w:tblCellMar>
-            <w:top w:w="0" w:type="dxa"/>
-            <w:bottom w:w="0" w:type="dxa"/>
-          </w:tblCellMar>
-        </w:tblPrEx>
         <w:trPr>
           <w:tblHeader/>
         </w:trPr>
@@ -4565,12 +4617,6 @@
         </w:tc>
       </w:tr>
       <w:tr>
-        <w:tblPrEx>
-          <w:tblCellMar>
-            <w:top w:w="0" w:type="dxa"/>
-            <w:bottom w:w="0" w:type="dxa"/>
-          </w:tblCellMar>
-        </w:tblPrEx>
         <w:tc>
           <w:tcPr>
             <w:tcW w:w="1600" w:type="dxa"/>
@@ -4636,12 +4682,6 @@
         </w:tc>
       </w:tr>
       <w:tr>
-        <w:tblPrEx>
-          <w:tblCellMar>
-            <w:top w:w="0" w:type="dxa"/>
-            <w:bottom w:w="0" w:type="dxa"/>
-          </w:tblCellMar>
-        </w:tblPrEx>
         <w:tc>
           <w:tcPr>
             <w:tcW w:w="1600" w:type="dxa"/>
@@ -4707,12 +4747,6 @@
         </w:tc>
       </w:tr>
       <w:tr>
-        <w:tblPrEx>
-          <w:tblCellMar>
-            <w:top w:w="0" w:type="dxa"/>
-            <w:bottom w:w="0" w:type="dxa"/>
-          </w:tblCellMar>
-        </w:tblPrEx>
         <w:tc>
           <w:tcPr>
             <w:tcW w:w="1600" w:type="dxa"/>
@@ -4772,18 +4806,28 @@
                 <w:sz w:val="20"/>
                 <w:szCs w:val="20"/>
               </w:rPr>
-              <w:t>Symmetric bidirectional edge: valid only for inherently symmetric predicates such as adjacent_to.</w:t>
+              <w:t xml:space="preserve">Symmetric bidirectional edge: valid only for inherently symmetric predicates such as </w:t>
+            </w:r>
+            <w:proofErr w:type="spellStart"/>
+            <w:r>
+              <w:rPr>
+                <w:sz w:val="20"/>
+                <w:szCs w:val="20"/>
+              </w:rPr>
+              <w:t>adjacent_to</w:t>
+            </w:r>
+            <w:proofErr w:type="spellEnd"/>
+            <w:r>
+              <w:rPr>
+                <w:sz w:val="20"/>
+                <w:szCs w:val="20"/>
+              </w:rPr>
+              <w:t>.</w:t>
             </w:r>
           </w:p>
         </w:tc>
       </w:tr>
       <w:tr>
-        <w:tblPrEx>
-          <w:tblCellMar>
-            <w:top w:w="0" w:type="dxa"/>
-            <w:bottom w:w="0" w:type="dxa"/>
-          </w:tblCellMar>
-        </w:tblPrEx>
         <w:tc>
           <w:tcPr>
             <w:tcW w:w="1600" w:type="dxa"/>
@@ -4858,8 +4902,13 @@
       <w:pPr>
         <w:pStyle w:val="Heading2"/>
       </w:pPr>
-      <w:r>
-        <w:t>2.4  Token Efficiency — Measured</w:t>
+      <w:proofErr w:type="gramStart"/>
+      <w:r>
+        <w:t>2.4  Token</w:t>
+      </w:r>
+      <w:proofErr w:type="gramEnd"/>
+      <w:r>
+        <w:t xml:space="preserve"> Efficiency — Measured</w:t>
       </w:r>
     </w:p>
     <w:p>
@@ -4867,7 +4916,15 @@
         <w:spacing w:before="80" w:after="130"/>
       </w:pPr>
       <w:r>
-        <w:t>The token efficiency of SIGN relative to JSON was measured on a production enterprise knowledge corpus. The reduction comes from three sources: elimination of structural noise characters; sigil compression of block-type declarations; and prose-efficient list syntax (+, ?, !) replacing array notation.</w:t>
+        <w:t>The token efficiency of SIGN relative to JSON was measured on a production enterprise knowledge corpus. The reduction comes from three sources: elimination of structural noise characters; sigil compression of block-type declarations; and prose-efficient list syntax (+</w:t>
+      </w:r>
+      <w:proofErr w:type="gramStart"/>
+      <w:r>
+        <w:t>, ?</w:t>
+      </w:r>
+      <w:proofErr w:type="gramEnd"/>
+      <w:r>
+        <w:t>, !) replacing array notation.</w:t>
       </w:r>
     </w:p>
     <w:p>
@@ -4897,12 +4954,6 @@
         <w:gridCol w:w="5760"/>
       </w:tblGrid>
       <w:tr>
-        <w:tblPrEx>
-          <w:tblCellMar>
-            <w:top w:w="0" w:type="dxa"/>
-            <w:bottom w:w="0" w:type="dxa"/>
-          </w:tblCellMar>
-        </w:tblPrEx>
         <w:trPr>
           <w:tblHeader/>
         </w:trPr>
@@ -4975,12 +5026,6 @@
         </w:tc>
       </w:tr>
       <w:tr>
-        <w:tblPrEx>
-          <w:tblCellMar>
-            <w:top w:w="0" w:type="dxa"/>
-            <w:bottom w:w="0" w:type="dxa"/>
-          </w:tblCellMar>
-        </w:tblPrEx>
         <w:tc>
           <w:tcPr>
             <w:tcW w:w="3600" w:type="dxa"/>
@@ -5046,12 +5091,6 @@
         </w:tc>
       </w:tr>
       <w:tr>
-        <w:tblPrEx>
-          <w:tblCellMar>
-            <w:top w:w="0" w:type="dxa"/>
-            <w:bottom w:w="0" w:type="dxa"/>
-          </w:tblCellMar>
-        </w:tblPrEx>
         <w:tc>
           <w:tcPr>
             <w:tcW w:w="3600" w:type="dxa"/>
@@ -5117,12 +5156,6 @@
         </w:tc>
       </w:tr>
       <w:tr>
-        <w:tblPrEx>
-          <w:tblCellMar>
-            <w:top w:w="0" w:type="dxa"/>
-            <w:bottom w:w="0" w:type="dxa"/>
-          </w:tblCellMar>
-        </w:tblPrEx>
         <w:tc>
           <w:tcPr>
             <w:tcW w:w="3600" w:type="dxa"/>
@@ -5197,8 +5230,13 @@
       <w:pPr>
         <w:pStyle w:val="Heading2"/>
       </w:pPr>
-      <w:r>
-        <w:t>2.5  Two-Layer Delivery Architecture</w:t>
+      <w:proofErr w:type="gramStart"/>
+      <w:r>
+        <w:t>2.5  Two</w:t>
+      </w:r>
+      <w:proofErr w:type="gramEnd"/>
+      <w:r>
+        <w:t>-Layer Delivery Architecture</w:t>
       </w:r>
     </w:p>
     <w:p>
@@ -5228,12 +5266,6 @@
         <w:gridCol w:w="4680"/>
       </w:tblGrid>
       <w:tr>
-        <w:tblPrEx>
-          <w:tblCellMar>
-            <w:top w:w="0" w:type="dxa"/>
-            <w:bottom w:w="0" w:type="dxa"/>
-          </w:tblCellMar>
-        </w:tblPrEx>
         <w:trPr>
           <w:tblHeader/>
         </w:trPr>
@@ -5305,12 +5337,6 @@
         </w:tc>
       </w:tr>
       <w:tr>
-        <w:tblPrEx>
-          <w:tblCellMar>
-            <w:top w:w="0" w:type="dxa"/>
-            <w:bottom w:w="0" w:type="dxa"/>
-          </w:tblCellMar>
-        </w:tblPrEx>
         <w:tc>
           <w:tcPr>
             <w:tcW w:w="2200" w:type="dxa"/>
@@ -5376,12 +5402,6 @@
         </w:tc>
       </w:tr>
       <w:tr>
-        <w:tblPrEx>
-          <w:tblCellMar>
-            <w:top w:w="0" w:type="dxa"/>
-            <w:bottom w:w="0" w:type="dxa"/>
-          </w:tblCellMar>
-        </w:tblPrEx>
         <w:tc>
           <w:tcPr>
             <w:tcW w:w="2200" w:type="dxa"/>
@@ -5473,12 +5493,6 @@
         <w:gridCol w:w="9360"/>
       </w:tblGrid>
       <w:tr>
-        <w:tblPrEx>
-          <w:tblCellMar>
-            <w:top w:w="0" w:type="dxa"/>
-            <w:bottom w:w="0" w:type="dxa"/>
-          </w:tblCellMar>
-        </w:tblPrEx>
         <w:tc>
           <w:tcPr>
             <w:tcW w:w="9360" w:type="dxa"/>
@@ -5508,14 +5522,33 @@
                 <w:sz w:val="21"/>
                 <w:szCs w:val="21"/>
               </w:rPr>
-              <w:t xml:space="preserve">The governing principle:  </w:t>
-            </w:r>
-            <w:r>
-              <w:rPr>
+              <w:t>The governing principle</w:t>
+            </w:r>
+            <w:proofErr w:type="gramStart"/>
+            <w:r>
+              <w:rPr>
+                <w:b/>
+                <w:bCs/>
+                <w:color w:val="4BBD9C"/>
                 <w:sz w:val="21"/>
                 <w:szCs w:val="21"/>
               </w:rPr>
-              <w:t>Agents should always know what knowledge exists. Agents should only load the knowledge they need. Layer 1 satisfies the first. Layer 2 satisfies the second. The index is the map; the document is the territory.</w:t>
+              <w:t xml:space="preserve">:  </w:t>
+            </w:r>
+            <w:r>
+              <w:rPr>
+                <w:sz w:val="21"/>
+                <w:szCs w:val="21"/>
+              </w:rPr>
+              <w:t>Agents</w:t>
+            </w:r>
+            <w:proofErr w:type="gramEnd"/>
+            <w:r>
+              <w:rPr>
+                <w:sz w:val="21"/>
+                <w:szCs w:val="21"/>
+              </w:rPr>
+              <w:t xml:space="preserve"> should always know what knowledge exists. Agents should only load the knowledge they need. Layer 1 satisfies the first. Layer 2 satisfies the second. The index is the map; the document is the territory.</w:t>
             </w:r>
           </w:p>
         </w:tc>
@@ -5530,8 +5563,13 @@
       <w:pPr>
         <w:pStyle w:val="Heading2"/>
       </w:pPr>
-      <w:r>
-        <w:t>2.6  Governance as First-Class Structure</w:t>
+      <w:proofErr w:type="gramStart"/>
+      <w:r>
+        <w:t>2.6  Governance</w:t>
+      </w:r>
+      <w:proofErr w:type="gramEnd"/>
+      <w:r>
+        <w:t xml:space="preserve"> as First-Class Structure</w:t>
       </w:r>
     </w:p>
     <w:p>
@@ -5555,7 +5593,35 @@
         <w:spacing w:before="80" w:after="130"/>
       </w:pPr>
       <w:r>
-        <w:t>Provenance is carried at the fact level. Every fact is marked as asserted — validated by a human authority — or inferred — derived by a rule or model. Agents know what to trust and what to treat with appropriate uncertainty. LLM-estimated facts are required to carry type:inferred and cannot be promoted to type:asserted without human review.</w:t>
+        <w:t xml:space="preserve">Provenance is </w:t>
+      </w:r>
+      <w:proofErr w:type="gramStart"/>
+      <w:r>
+        <w:t>carried</w:t>
+      </w:r>
+      <w:proofErr w:type="gramEnd"/>
+      <w:r>
+        <w:t xml:space="preserve"> at the fact level. Every fact is marked as asserted — validated by a human authority — or inferred — derived by a rule or model. Agents know what to trust and what to treat with appropriate uncertainty. LLM-estimated facts are required to carry </w:t>
+      </w:r>
+      <w:proofErr w:type="spellStart"/>
+      <w:proofErr w:type="gramStart"/>
+      <w:r>
+        <w:t>type:inferred</w:t>
+      </w:r>
+      <w:proofErr w:type="spellEnd"/>
+      <w:proofErr w:type="gramEnd"/>
+      <w:r>
+        <w:t xml:space="preserve"> and cannot be promoted to </w:t>
+      </w:r>
+      <w:proofErr w:type="spellStart"/>
+      <w:proofErr w:type="gramStart"/>
+      <w:r>
+        <w:t>type:asserted</w:t>
+      </w:r>
+      <w:proofErr w:type="spellEnd"/>
+      <w:proofErr w:type="gramEnd"/>
+      <w:r>
+        <w:t xml:space="preserve"> without human review.</w:t>
       </w:r>
     </w:p>
     <w:p>
@@ -5564,7 +5630,23 @@
       </w:pPr>
       <w:r>
         <w:lastRenderedPageBreak/>
-        <w:t>Audit trails are generated at the decision level. When an agent applies a @constraints rule or executes an @infer inference, the specific rule, its version, and its provenance are recorded in the execution trace. Every governed decision is traceable to the specific knowledge that authorized it.</w:t>
+        <w:t xml:space="preserve">Audit trails are generated at the decision level. When an agent applies </w:t>
+      </w:r>
+      <w:proofErr w:type="gramStart"/>
+      <w:r>
+        <w:t>a @</w:t>
+      </w:r>
+      <w:proofErr w:type="gramEnd"/>
+      <w:r>
+        <w:t xml:space="preserve">constraints rule or executes </w:t>
+      </w:r>
+      <w:proofErr w:type="gramStart"/>
+      <w:r>
+        <w:t>an @infer</w:t>
+      </w:r>
+      <w:proofErr w:type="gramEnd"/>
+      <w:r>
+        <w:t xml:space="preserve"> inference, the specific rule, its version, and its provenance are recorded in the execution trace. Every governed decision is traceable to the specific knowledge that authorized it.</w:t>
       </w:r>
     </w:p>
     <w:p>
@@ -5604,7 +5686,15 @@
         </w:pBdr>
       </w:pPr>
       <w:r>
-        <w:t>3.  SIGN in Practice — A Worked Example</w:t>
+        <w:t>3</w:t>
+      </w:r>
+      <w:proofErr w:type="gramStart"/>
+      <w:r>
+        <w:t>.  SIGN</w:t>
+      </w:r>
+      <w:proofErr w:type="gramEnd"/>
+      <w:r>
+        <w:t xml:space="preserve"> in Practice — A Worked Example</w:t>
       </w:r>
     </w:p>
     <w:p>
@@ -5624,8 +5714,13 @@
       <w:pPr>
         <w:pStyle w:val="Heading2"/>
       </w:pPr>
-      <w:r>
-        <w:t>3.1  The Layer 1 Index Entry</w:t>
+      <w:proofErr w:type="gramStart"/>
+      <w:r>
+        <w:t>3.1  The</w:t>
+      </w:r>
+      <w:proofErr w:type="gramEnd"/>
+      <w:r>
+        <w:t xml:space="preserve"> Layer 1 Index Entry</w:t>
       </w:r>
     </w:p>
     <w:p>
@@ -5662,12 +5757,6 @@
         <w:gridCol w:w="9360"/>
       </w:tblGrid>
       <w:tr>
-        <w:tblPrEx>
-          <w:tblCellMar>
-            <w:top w:w="0" w:type="dxa"/>
-            <w:bottom w:w="0" w:type="dxa"/>
-          </w:tblCellMar>
-        </w:tblPrEx>
         <w:tc>
           <w:tcPr>
             <w:tcW w:w="9360" w:type="dxa"/>
@@ -5696,7 +5785,27 @@
                 <w:sz w:val="20"/>
                 <w:szCs w:val="20"/>
               </w:rPr>
-              <w:t>@canon v1.0 sha:a3f9c2</w:t>
+              <w:t xml:space="preserve">@canon v1.0 </w:t>
+            </w:r>
+            <w:proofErr w:type="gramStart"/>
+            <w:r>
+              <w:rPr>
+                <w:rFonts w:ascii="Courier New" w:eastAsia="Courier New" w:hAnsi="Courier New" w:cs="Courier New"/>
+                <w:color w:val="003040"/>
+                <w:sz w:val="20"/>
+                <w:szCs w:val="20"/>
+              </w:rPr>
+              <w:t>sha:a</w:t>
+            </w:r>
+            <w:proofErr w:type="gramEnd"/>
+            <w:r>
+              <w:rPr>
+                <w:rFonts w:ascii="Courier New" w:eastAsia="Courier New" w:hAnsi="Courier New" w:cs="Courier New"/>
+                <w:color w:val="003040"/>
+                <w:sz w:val="20"/>
+                <w:szCs w:val="20"/>
+              </w:rPr>
+              <w:t>3f9c2</w:t>
             </w:r>
           </w:p>
           <w:p>
@@ -5708,28 +5817,110 @@
             <w:pPr>
               <w:spacing w:before="36" w:after="36"/>
             </w:pPr>
-            <w:r>
-              <w:rPr>
-                <w:rFonts w:ascii="Courier New" w:eastAsia="Courier New" w:hAnsi="Courier New" w:cs="Courier New"/>
-                <w:color w:val="003040"/>
-                <w:sz w:val="20"/>
-                <w:szCs w:val="20"/>
-              </w:rPr>
-              <w:t>@doc CONCEPT-001 [std, active, agents+employees] v1</w:t>
+            <w:proofErr w:type="gramStart"/>
+            <w:r>
+              <w:rPr>
+                <w:rFonts w:ascii="Courier New" w:eastAsia="Courier New" w:hAnsi="Courier New" w:cs="Courier New"/>
+                <w:color w:val="003040"/>
+                <w:sz w:val="20"/>
+                <w:szCs w:val="20"/>
+              </w:rPr>
+              <w:t>@doc</w:t>
+            </w:r>
+            <w:proofErr w:type="gramEnd"/>
+            <w:r>
+              <w:rPr>
+                <w:rFonts w:ascii="Courier New" w:eastAsia="Courier New" w:hAnsi="Courier New" w:cs="Courier New"/>
+                <w:color w:val="003040"/>
+                <w:sz w:val="20"/>
+                <w:szCs w:val="20"/>
+              </w:rPr>
+              <w:t xml:space="preserve"> CONCEPT-001 [std, active, </w:t>
+            </w:r>
+            <w:proofErr w:type="spellStart"/>
+            <w:r>
+              <w:rPr>
+                <w:rFonts w:ascii="Courier New" w:eastAsia="Courier New" w:hAnsi="Courier New" w:cs="Courier New"/>
+                <w:color w:val="003040"/>
+                <w:sz w:val="20"/>
+                <w:szCs w:val="20"/>
+              </w:rPr>
+              <w:t>agents+employees</w:t>
+            </w:r>
+            <w:proofErr w:type="spellEnd"/>
+            <w:r>
+              <w:rPr>
+                <w:rFonts w:ascii="Courier New" w:eastAsia="Courier New" w:hAnsi="Courier New" w:cs="Courier New"/>
+                <w:color w:val="003040"/>
+                <w:sz w:val="20"/>
+                <w:szCs w:val="20"/>
+              </w:rPr>
+              <w:t>] v1</w:t>
             </w:r>
           </w:p>
           <w:p>
             <w:pPr>
               <w:spacing w:before="36" w:after="36"/>
             </w:pPr>
-            <w:r>
-              <w:rPr>
-                <w:rFonts w:ascii="Courier New" w:eastAsia="Courier New" w:hAnsi="Courier New" w:cs="Courier New"/>
-                <w:color w:val="003040"/>
-                <w:sz w:val="20"/>
-                <w:szCs w:val="20"/>
-              </w:rPr>
-              <w:t>@links CONCEPT-002,CONCEPT-003,REF-001</w:t>
+            <w:proofErr w:type="gramStart"/>
+            <w:r>
+              <w:rPr>
+                <w:rFonts w:ascii="Courier New" w:eastAsia="Courier New" w:hAnsi="Courier New" w:cs="Courier New"/>
+                <w:color w:val="003040"/>
+                <w:sz w:val="20"/>
+                <w:szCs w:val="20"/>
+              </w:rPr>
+              <w:t>@links</w:t>
+            </w:r>
+            <w:proofErr w:type="gramEnd"/>
+            <w:r>
+              <w:rPr>
+                <w:rFonts w:ascii="Courier New" w:eastAsia="Courier New" w:hAnsi="Courier New" w:cs="Courier New"/>
+                <w:color w:val="003040"/>
+                <w:sz w:val="20"/>
+                <w:szCs w:val="20"/>
+              </w:rPr>
+              <w:t xml:space="preserve"> CONCEPT-</w:t>
+            </w:r>
+            <w:proofErr w:type="gramStart"/>
+            <w:r>
+              <w:rPr>
+                <w:rFonts w:ascii="Courier New" w:eastAsia="Courier New" w:hAnsi="Courier New" w:cs="Courier New"/>
+                <w:color w:val="003040"/>
+                <w:sz w:val="20"/>
+                <w:szCs w:val="20"/>
+              </w:rPr>
+              <w:t>002,CONCEPT</w:t>
+            </w:r>
+            <w:proofErr w:type="gramEnd"/>
+            <w:r>
+              <w:rPr>
+                <w:rFonts w:ascii="Courier New" w:eastAsia="Courier New" w:hAnsi="Courier New" w:cs="Courier New"/>
+                <w:color w:val="003040"/>
+                <w:sz w:val="20"/>
+                <w:szCs w:val="20"/>
+              </w:rPr>
+              <w:t>-</w:t>
+            </w:r>
+            <w:proofErr w:type="gramStart"/>
+            <w:r>
+              <w:rPr>
+                <w:rFonts w:ascii="Courier New" w:eastAsia="Courier New" w:hAnsi="Courier New" w:cs="Courier New"/>
+                <w:color w:val="003040"/>
+                <w:sz w:val="20"/>
+                <w:szCs w:val="20"/>
+              </w:rPr>
+              <w:t>003,REF</w:t>
+            </w:r>
+            <w:proofErr w:type="gramEnd"/>
+            <w:r>
+              <w:rPr>
+                <w:rFonts w:ascii="Courier New" w:eastAsia="Courier New" w:hAnsi="Courier New" w:cs="Courier New"/>
+                <w:color w:val="003040"/>
+                <w:sz w:val="20"/>
+                <w:szCs w:val="20"/>
+              </w:rPr>
+              <w:t>-001</w:t>
             </w:r>
           </w:p>
           <w:p>
@@ -5772,8 +5963,13 @@
       <w:pPr>
         <w:pStyle w:val="Heading2"/>
       </w:pPr>
-      <w:r>
-        <w:t>3.2  The Full Layer 2 Document</w:t>
+      <w:proofErr w:type="gramStart"/>
+      <w:r>
+        <w:t>3.2  The</w:t>
+      </w:r>
+      <w:proofErr w:type="gramEnd"/>
+      <w:r>
+        <w:t xml:space="preserve"> Full Layer 2 Document</w:t>
       </w:r>
     </w:p>
     <w:p>
@@ -5810,12 +6006,6 @@
         <w:gridCol w:w="9360"/>
       </w:tblGrid>
       <w:tr>
-        <w:tblPrEx>
-          <w:tblCellMar>
-            <w:top w:w="0" w:type="dxa"/>
-            <w:bottom w:w="0" w:type="dxa"/>
-          </w:tblCellMar>
-        </w:tblPrEx>
         <w:tc>
           <w:tcPr>
             <w:tcW w:w="9360" w:type="dxa"/>
@@ -5837,42 +6027,155 @@
             <w:pPr>
               <w:spacing w:before="36" w:after="36"/>
             </w:pPr>
-            <w:r>
-              <w:rPr>
-                <w:rFonts w:ascii="Courier New" w:eastAsia="Courier New" w:hAnsi="Courier New" w:cs="Courier New"/>
-                <w:color w:val="003040"/>
-                <w:sz w:val="20"/>
-                <w:szCs w:val="20"/>
-              </w:rPr>
-              <w:t>@doc CONCEPT-001 [std, active, agents+employees] v1 sha:7d4a1f</w:t>
+            <w:proofErr w:type="gramStart"/>
+            <w:r>
+              <w:rPr>
+                <w:rFonts w:ascii="Courier New" w:eastAsia="Courier New" w:hAnsi="Courier New" w:cs="Courier New"/>
+                <w:color w:val="003040"/>
+                <w:sz w:val="20"/>
+                <w:szCs w:val="20"/>
+              </w:rPr>
+              <w:t>@doc</w:t>
+            </w:r>
+            <w:proofErr w:type="gramEnd"/>
+            <w:r>
+              <w:rPr>
+                <w:rFonts w:ascii="Courier New" w:eastAsia="Courier New" w:hAnsi="Courier New" w:cs="Courier New"/>
+                <w:color w:val="003040"/>
+                <w:sz w:val="20"/>
+                <w:szCs w:val="20"/>
+              </w:rPr>
+              <w:t xml:space="preserve"> CONCEPT-001 [std, active, </w:t>
+            </w:r>
+            <w:proofErr w:type="spellStart"/>
+            <w:r>
+              <w:rPr>
+                <w:rFonts w:ascii="Courier New" w:eastAsia="Courier New" w:hAnsi="Courier New" w:cs="Courier New"/>
+                <w:color w:val="003040"/>
+                <w:sz w:val="20"/>
+                <w:szCs w:val="20"/>
+              </w:rPr>
+              <w:t>agents+employees</w:t>
+            </w:r>
+            <w:proofErr w:type="spellEnd"/>
+            <w:r>
+              <w:rPr>
+                <w:rFonts w:ascii="Courier New" w:eastAsia="Courier New" w:hAnsi="Courier New" w:cs="Courier New"/>
+                <w:color w:val="003040"/>
+                <w:sz w:val="20"/>
+                <w:szCs w:val="20"/>
+              </w:rPr>
+              <w:t>] v1 sha:7d4a1f</w:t>
             </w:r>
           </w:p>
           <w:p>
             <w:pPr>
               <w:spacing w:before="36" w:after="36"/>
             </w:pPr>
-            <w:r>
-              <w:rPr>
-                <w:rFonts w:ascii="Courier New" w:eastAsia="Courier New" w:hAnsi="Courier New" w:cs="Courier New"/>
-                <w:color w:val="003040"/>
-                <w:sz w:val="20"/>
-                <w:szCs w:val="20"/>
-              </w:rPr>
-              <w:t>@links CONCEPT-002,CONCEPT-003,REF-001</w:t>
+            <w:proofErr w:type="gramStart"/>
+            <w:r>
+              <w:rPr>
+                <w:rFonts w:ascii="Courier New" w:eastAsia="Courier New" w:hAnsi="Courier New" w:cs="Courier New"/>
+                <w:color w:val="003040"/>
+                <w:sz w:val="20"/>
+                <w:szCs w:val="20"/>
+              </w:rPr>
+              <w:t>@links</w:t>
+            </w:r>
+            <w:proofErr w:type="gramEnd"/>
+            <w:r>
+              <w:rPr>
+                <w:rFonts w:ascii="Courier New" w:eastAsia="Courier New" w:hAnsi="Courier New" w:cs="Courier New"/>
+                <w:color w:val="003040"/>
+                <w:sz w:val="20"/>
+                <w:szCs w:val="20"/>
+              </w:rPr>
+              <w:t xml:space="preserve"> CONCEPT-</w:t>
+            </w:r>
+            <w:proofErr w:type="gramStart"/>
+            <w:r>
+              <w:rPr>
+                <w:rFonts w:ascii="Courier New" w:eastAsia="Courier New" w:hAnsi="Courier New" w:cs="Courier New"/>
+                <w:color w:val="003040"/>
+                <w:sz w:val="20"/>
+                <w:szCs w:val="20"/>
+              </w:rPr>
+              <w:t>002,CONCEPT</w:t>
+            </w:r>
+            <w:proofErr w:type="gramEnd"/>
+            <w:r>
+              <w:rPr>
+                <w:rFonts w:ascii="Courier New" w:eastAsia="Courier New" w:hAnsi="Courier New" w:cs="Courier New"/>
+                <w:color w:val="003040"/>
+                <w:sz w:val="20"/>
+                <w:szCs w:val="20"/>
+              </w:rPr>
+              <w:t>-</w:t>
+            </w:r>
+            <w:proofErr w:type="gramStart"/>
+            <w:r>
+              <w:rPr>
+                <w:rFonts w:ascii="Courier New" w:eastAsia="Courier New" w:hAnsi="Courier New" w:cs="Courier New"/>
+                <w:color w:val="003040"/>
+                <w:sz w:val="20"/>
+                <w:szCs w:val="20"/>
+              </w:rPr>
+              <w:t>003,REF</w:t>
+            </w:r>
+            <w:proofErr w:type="gramEnd"/>
+            <w:r>
+              <w:rPr>
+                <w:rFonts w:ascii="Courier New" w:eastAsia="Courier New" w:hAnsi="Courier New" w:cs="Courier New"/>
+                <w:color w:val="003040"/>
+                <w:sz w:val="20"/>
+                <w:szCs w:val="20"/>
+              </w:rPr>
+              <w:t>-001</w:t>
             </w:r>
           </w:p>
           <w:p>
             <w:pPr>
               <w:spacing w:before="36" w:after="36"/>
             </w:pPr>
-            <w:r>
-              <w:rPr>
-                <w:rFonts w:ascii="Courier New" w:eastAsia="Courier New" w:hAnsi="Courier New" w:cs="Courier New"/>
-                <w:color w:val="003040"/>
-                <w:sz w:val="20"/>
-                <w:szCs w:val="20"/>
-              </w:rPr>
-              <w:t>@cycle 90d  @reviewed 2026-04-01</w:t>
+            <w:proofErr w:type="gramStart"/>
+            <w:r>
+              <w:rPr>
+                <w:rFonts w:ascii="Courier New" w:eastAsia="Courier New" w:hAnsi="Courier New" w:cs="Courier New"/>
+                <w:color w:val="003040"/>
+                <w:sz w:val="20"/>
+                <w:szCs w:val="20"/>
+              </w:rPr>
+              <w:t>@cycle</w:t>
+            </w:r>
+            <w:proofErr w:type="gramEnd"/>
+            <w:r>
+              <w:rPr>
+                <w:rFonts w:ascii="Courier New" w:eastAsia="Courier New" w:hAnsi="Courier New" w:cs="Courier New"/>
+                <w:color w:val="003040"/>
+                <w:sz w:val="20"/>
+                <w:szCs w:val="20"/>
+              </w:rPr>
+              <w:t xml:space="preserve"> 90</w:t>
+            </w:r>
+            <w:proofErr w:type="gramStart"/>
+            <w:r>
+              <w:rPr>
+                <w:rFonts w:ascii="Courier New" w:eastAsia="Courier New" w:hAnsi="Courier New" w:cs="Courier New"/>
+                <w:color w:val="003040"/>
+                <w:sz w:val="20"/>
+                <w:szCs w:val="20"/>
+              </w:rPr>
+              <w:t>d  @</w:t>
+            </w:r>
+            <w:proofErr w:type="gramEnd"/>
+            <w:r>
+              <w:rPr>
+                <w:rFonts w:ascii="Courier New" w:eastAsia="Courier New" w:hAnsi="Courier New" w:cs="Courier New"/>
+                <w:color w:val="003040"/>
+                <w:sz w:val="20"/>
+                <w:szCs w:val="20"/>
+              </w:rPr>
+              <w:t>reviewed 2026-04-01</w:t>
             </w:r>
           </w:p>
           <w:p>
@@ -5884,6 +6187,7 @@
             <w:pPr>
               <w:spacing w:before="36" w:after="36"/>
             </w:pPr>
+            <w:proofErr w:type="gramStart"/>
             <w:r>
               <w:rPr>
                 <w:rFonts w:ascii="Courier New" w:eastAsia="Courier New" w:hAnsi="Courier New" w:cs="Courier New"/>
@@ -5893,6 +6197,7 @@
               </w:rPr>
               <w:t>@vocab</w:t>
             </w:r>
+            <w:proofErr w:type="gramEnd"/>
           </w:p>
           <w:p>
             <w:pPr>
@@ -5906,7 +6211,27 @@
                 <w:szCs w:val="20"/>
               </w:rPr>
               <w:lastRenderedPageBreak/>
-              <w:t xml:space="preserve">  depends_on     | subject cannot function effectively without target present</w:t>
+              <w:t xml:space="preserve">  </w:t>
+            </w:r>
+            <w:proofErr w:type="spellStart"/>
+            <w:r>
+              <w:rPr>
+                <w:rFonts w:ascii="Courier New" w:eastAsia="Courier New" w:hAnsi="Courier New" w:cs="Courier New"/>
+                <w:color w:val="003040"/>
+                <w:sz w:val="20"/>
+                <w:szCs w:val="20"/>
+              </w:rPr>
+              <w:t>depends_on</w:t>
+            </w:r>
+            <w:proofErr w:type="spellEnd"/>
+            <w:r>
+              <w:rPr>
+                <w:rFonts w:ascii="Courier New" w:eastAsia="Courier New" w:hAnsi="Courier New" w:cs="Courier New"/>
+                <w:color w:val="003040"/>
+                <w:sz w:val="20"/>
+                <w:szCs w:val="20"/>
+              </w:rPr>
+              <w:t xml:space="preserve">     | subject cannot function effectively without target present</w:t>
             </w:r>
           </w:p>
           <w:p>
@@ -5920,7 +6245,27 @@
                 <w:sz w:val="20"/>
                 <w:szCs w:val="20"/>
               </w:rPr>
-              <w:t xml:space="preserve">  adjacent_to    | subjects frequently co-occur and complement; symmetric</w:t>
+              <w:t xml:space="preserve">  </w:t>
+            </w:r>
+            <w:proofErr w:type="spellStart"/>
+            <w:r>
+              <w:rPr>
+                <w:rFonts w:ascii="Courier New" w:eastAsia="Courier New" w:hAnsi="Courier New" w:cs="Courier New"/>
+                <w:color w:val="003040"/>
+                <w:sz w:val="20"/>
+                <w:szCs w:val="20"/>
+              </w:rPr>
+              <w:t>adjacent_to</w:t>
+            </w:r>
+            <w:proofErr w:type="spellEnd"/>
+            <w:r>
+              <w:rPr>
+                <w:rFonts w:ascii="Courier New" w:eastAsia="Courier New" w:hAnsi="Courier New" w:cs="Courier New"/>
+                <w:color w:val="003040"/>
+                <w:sz w:val="20"/>
+                <w:szCs w:val="20"/>
+              </w:rPr>
+              <w:t xml:space="preserve">    | subjects frequently co-occur and complement; symmetric</w:t>
             </w:r>
           </w:p>
           <w:p>
@@ -5934,7 +6279,27 @@
                 <w:sz w:val="20"/>
                 <w:szCs w:val="20"/>
               </w:rPr>
-              <w:t xml:space="preserve">  progression_to | target represents natural advancement from source; not symmetric</w:t>
+              <w:t xml:space="preserve">  </w:t>
+            </w:r>
+            <w:proofErr w:type="spellStart"/>
+            <w:r>
+              <w:rPr>
+                <w:rFonts w:ascii="Courier New" w:eastAsia="Courier New" w:hAnsi="Courier New" w:cs="Courier New"/>
+                <w:color w:val="003040"/>
+                <w:sz w:val="20"/>
+                <w:szCs w:val="20"/>
+              </w:rPr>
+              <w:t>progression_to</w:t>
+            </w:r>
+            <w:proofErr w:type="spellEnd"/>
+            <w:r>
+              <w:rPr>
+                <w:rFonts w:ascii="Courier New" w:eastAsia="Courier New" w:hAnsi="Courier New" w:cs="Courier New"/>
+                <w:color w:val="003040"/>
+                <w:sz w:val="20"/>
+                <w:szCs w:val="20"/>
+              </w:rPr>
+              <w:t xml:space="preserve"> | target represents natural advancement from source; not symmetric</w:t>
             </w:r>
           </w:p>
           <w:p>
@@ -5946,14 +6311,25 @@
             <w:pPr>
               <w:spacing w:before="36" w:after="36"/>
             </w:pPr>
-            <w:r>
-              <w:rPr>
-                <w:rFonts w:ascii="Courier New" w:eastAsia="Courier New" w:hAnsi="Courier New" w:cs="Courier New"/>
-                <w:color w:val="003040"/>
-                <w:sz w:val="20"/>
-                <w:szCs w:val="20"/>
-              </w:rPr>
-              <w:t>@def core-concept</w:t>
+            <w:proofErr w:type="gramStart"/>
+            <w:r>
+              <w:rPr>
+                <w:rFonts w:ascii="Courier New" w:eastAsia="Courier New" w:hAnsi="Courier New" w:cs="Courier New"/>
+                <w:color w:val="003040"/>
+                <w:sz w:val="20"/>
+                <w:szCs w:val="20"/>
+              </w:rPr>
+              <w:t>@def</w:t>
+            </w:r>
+            <w:proofErr w:type="gramEnd"/>
+            <w:r>
+              <w:rPr>
+                <w:rFonts w:ascii="Courier New" w:eastAsia="Courier New" w:hAnsi="Courier New" w:cs="Courier New"/>
+                <w:color w:val="003040"/>
+                <w:sz w:val="20"/>
+                <w:szCs w:val="20"/>
+              </w:rPr>
+              <w:t xml:space="preserve"> core-concept</w:t>
             </w:r>
           </w:p>
           <w:p>
@@ -5967,7 +6343,27 @@
                 <w:sz w:val="20"/>
                 <w:szCs w:val="20"/>
               </w:rPr>
-              <w:t xml:space="preserve">  Atomic, distinct, demonstrable unit of knowledge or capability with stable identity.</w:t>
+              <w:t xml:space="preserve">  Atomic, distinct, demonstrable </w:t>
+            </w:r>
+            <w:proofErr w:type="gramStart"/>
+            <w:r>
+              <w:rPr>
+                <w:rFonts w:ascii="Courier New" w:eastAsia="Courier New" w:hAnsi="Courier New" w:cs="Courier New"/>
+                <w:color w:val="003040"/>
+                <w:sz w:val="20"/>
+                <w:szCs w:val="20"/>
+              </w:rPr>
+              <w:t>unit</w:t>
+            </w:r>
+            <w:proofErr w:type="gramEnd"/>
+            <w:r>
+              <w:rPr>
+                <w:rFonts w:ascii="Courier New" w:eastAsia="Courier New" w:hAnsi="Courier New" w:cs="Courier New"/>
+                <w:color w:val="003040"/>
+                <w:sz w:val="20"/>
+                <w:szCs w:val="20"/>
+              </w:rPr>
+              <w:t xml:space="preserve"> of knowledge or capability with stable identity.</w:t>
             </w:r>
           </w:p>
           <w:p>
@@ -5995,7 +6391,27 @@
                 <w:sz w:val="20"/>
                 <w:szCs w:val="20"/>
               </w:rPr>
-              <w:t xml:space="preserve">  Identity stable across organizational contexts.</w:t>
+              <w:t xml:space="preserve">  Identity </w:t>
+            </w:r>
+            <w:proofErr w:type="gramStart"/>
+            <w:r>
+              <w:rPr>
+                <w:rFonts w:ascii="Courier New" w:eastAsia="Courier New" w:hAnsi="Courier New" w:cs="Courier New"/>
+                <w:color w:val="003040"/>
+                <w:sz w:val="20"/>
+                <w:szCs w:val="20"/>
+              </w:rPr>
+              <w:t>stable</w:t>
+            </w:r>
+            <w:proofErr w:type="gramEnd"/>
+            <w:r>
+              <w:rPr>
+                <w:rFonts w:ascii="Courier New" w:eastAsia="Courier New" w:hAnsi="Courier New" w:cs="Courier New"/>
+                <w:color w:val="003040"/>
+                <w:sz w:val="20"/>
+                <w:szCs w:val="20"/>
+              </w:rPr>
+              <w:t xml:space="preserve"> across organizational contexts.</w:t>
             </w:r>
           </w:p>
           <w:p>
@@ -6007,6 +6423,7 @@
             <w:pPr>
               <w:spacing w:before="36" w:after="36"/>
             </w:pPr>
+            <w:proofErr w:type="gramStart"/>
             <w:r>
               <w:rPr>
                 <w:rFonts w:ascii="Courier New" w:eastAsia="Courier New" w:hAnsi="Courier New" w:cs="Courier New"/>
@@ -6016,6 +6433,7 @@
               </w:rPr>
               <w:t>@include</w:t>
             </w:r>
+            <w:proofErr w:type="gramEnd"/>
           </w:p>
           <w:p>
             <w:pPr>
@@ -6082,6 +6500,7 @@
             <w:pPr>
               <w:spacing w:before="36" w:after="36"/>
             </w:pPr>
+            <w:proofErr w:type="gramStart"/>
             <w:r>
               <w:rPr>
                 <w:rFonts w:ascii="Courier New" w:eastAsia="Courier New" w:hAnsi="Courier New" w:cs="Courier New"/>
@@ -6091,6 +6510,7 @@
               </w:rPr>
               <w:t>@exclude</w:t>
             </w:r>
+            <w:proofErr w:type="gramEnd"/>
           </w:p>
           <w:p>
             <w:pPr>
@@ -6157,6 +6577,7 @@
             <w:pPr>
               <w:spacing w:before="36" w:after="36"/>
             </w:pPr>
+            <w:proofErr w:type="gramStart"/>
             <w:r>
               <w:rPr>
                 <w:rFonts w:ascii="Courier New" w:eastAsia="Courier New" w:hAnsi="Courier New" w:cs="Courier New"/>
@@ -6166,6 +6587,7 @@
               </w:rPr>
               <w:t>@constraints</w:t>
             </w:r>
+            <w:proofErr w:type="gramEnd"/>
           </w:p>
           <w:p>
             <w:pPr>
@@ -6192,7 +6614,29 @@
                 <w:sz w:val="20"/>
                 <w:szCs w:val="20"/>
               </w:rPr>
-              <w:t xml:space="preserve">  mutex:   concept.type = bundled AND atomicity-validation = passed</w:t>
+              <w:t xml:space="preserve">  mutex:   </w:t>
+            </w:r>
+            <w:proofErr w:type="spellStart"/>
+            <w:proofErr w:type="gramStart"/>
+            <w:r>
+              <w:rPr>
+                <w:rFonts w:ascii="Courier New" w:eastAsia="Courier New" w:hAnsi="Courier New" w:cs="Courier New"/>
+                <w:color w:val="003040"/>
+                <w:sz w:val="20"/>
+                <w:szCs w:val="20"/>
+              </w:rPr>
+              <w:t>concept.type</w:t>
+            </w:r>
+            <w:proofErr w:type="spellEnd"/>
+            <w:proofErr w:type="gramEnd"/>
+            <w:r>
+              <w:rPr>
+                <w:rFonts w:ascii="Courier New" w:eastAsia="Courier New" w:hAnsi="Courier New" w:cs="Courier New"/>
+                <w:color w:val="003040"/>
+                <w:sz w:val="20"/>
+                <w:szCs w:val="20"/>
+              </w:rPr>
+              <w:t xml:space="preserve"> = bundled AND atomicity-validation = passed</w:t>
             </w:r>
           </w:p>
           <w:p>
@@ -6234,7 +6678,27 @@
                 <w:sz w:val="20"/>
                 <w:szCs w:val="20"/>
               </w:rPr>
-              <w:t xml:space="preserve">  enforced-by: ontology-governance-layer</w:t>
+              <w:t xml:space="preserve">  enforced-</w:t>
+            </w:r>
+            <w:proofErr w:type="gramStart"/>
+            <w:r>
+              <w:rPr>
+                <w:rFonts w:ascii="Courier New" w:eastAsia="Courier New" w:hAnsi="Courier New" w:cs="Courier New"/>
+                <w:color w:val="003040"/>
+                <w:sz w:val="20"/>
+                <w:szCs w:val="20"/>
+              </w:rPr>
+              <w:t>by:</w:t>
+            </w:r>
+            <w:proofErr w:type="gramEnd"/>
+            <w:r>
+              <w:rPr>
+                <w:rFonts w:ascii="Courier New" w:eastAsia="Courier New" w:hAnsi="Courier New" w:cs="Courier New"/>
+                <w:color w:val="003040"/>
+                <w:sz w:val="20"/>
+                <w:szCs w:val="20"/>
+              </w:rPr>
+              <w:t xml:space="preserve"> ontology-governance-layer</w:t>
             </w:r>
           </w:p>
           <w:p>
@@ -6267,7 +6731,27 @@
                 <w:sz w:val="20"/>
                 <w:szCs w:val="20"/>
               </w:rPr>
-              <w:t xml:space="preserve">  applies-to: concept</w:t>
+              <w:t xml:space="preserve">  applies-</w:t>
+            </w:r>
+            <w:proofErr w:type="gramStart"/>
+            <w:r>
+              <w:rPr>
+                <w:rFonts w:ascii="Courier New" w:eastAsia="Courier New" w:hAnsi="Courier New" w:cs="Courier New"/>
+                <w:color w:val="003040"/>
+                <w:sz w:val="20"/>
+                <w:szCs w:val="20"/>
+              </w:rPr>
+              <w:t>to:</w:t>
+            </w:r>
+            <w:proofErr w:type="gramEnd"/>
+            <w:r>
+              <w:rPr>
+                <w:rFonts w:ascii="Courier New" w:eastAsia="Courier New" w:hAnsi="Courier New" w:cs="Courier New"/>
+                <w:color w:val="003040"/>
+                <w:sz w:val="20"/>
+                <w:szCs w:val="20"/>
+              </w:rPr>
+              <w:t xml:space="preserve"> concept</w:t>
             </w:r>
           </w:p>
           <w:p>
@@ -6281,7 +6765,29 @@
                 <w:sz w:val="20"/>
                 <w:szCs w:val="20"/>
               </w:rPr>
-              <w:t xml:space="preserve">  when:  concept.lifecycleStatus = Declining</w:t>
+              <w:t xml:space="preserve">  when:  </w:t>
+            </w:r>
+            <w:proofErr w:type="spellStart"/>
+            <w:proofErr w:type="gramStart"/>
+            <w:r>
+              <w:rPr>
+                <w:rFonts w:ascii="Courier New" w:eastAsia="Courier New" w:hAnsi="Courier New" w:cs="Courier New"/>
+                <w:color w:val="003040"/>
+                <w:sz w:val="20"/>
+                <w:szCs w:val="20"/>
+              </w:rPr>
+              <w:t>concept.lifecycleStatus</w:t>
+            </w:r>
+            <w:proofErr w:type="spellEnd"/>
+            <w:proofErr w:type="gramEnd"/>
+            <w:r>
+              <w:rPr>
+                <w:rFonts w:ascii="Courier New" w:eastAsia="Courier New" w:hAnsi="Courier New" w:cs="Courier New"/>
+                <w:color w:val="003040"/>
+                <w:sz w:val="20"/>
+                <w:szCs w:val="20"/>
+              </w:rPr>
+              <w:t xml:space="preserve"> = Declining</w:t>
             </w:r>
           </w:p>
           <w:p>
@@ -6295,7 +6801,29 @@
                 <w:sz w:val="20"/>
                 <w:szCs w:val="20"/>
               </w:rPr>
-              <w:t xml:space="preserve">  and:   concept.substitutionRisk = High</w:t>
+              <w:t xml:space="preserve">  and:   </w:t>
+            </w:r>
+            <w:proofErr w:type="spellStart"/>
+            <w:proofErr w:type="gramStart"/>
+            <w:r>
+              <w:rPr>
+                <w:rFonts w:ascii="Courier New" w:eastAsia="Courier New" w:hAnsi="Courier New" w:cs="Courier New"/>
+                <w:color w:val="003040"/>
+                <w:sz w:val="20"/>
+                <w:szCs w:val="20"/>
+              </w:rPr>
+              <w:t>concept.substitutionRisk</w:t>
+            </w:r>
+            <w:proofErr w:type="spellEnd"/>
+            <w:proofErr w:type="gramEnd"/>
+            <w:r>
+              <w:rPr>
+                <w:rFonts w:ascii="Courier New" w:eastAsia="Courier New" w:hAnsi="Courier New" w:cs="Courier New"/>
+                <w:color w:val="003040"/>
+                <w:sz w:val="20"/>
+                <w:szCs w:val="20"/>
+              </w:rPr>
+              <w:t xml:space="preserve"> = High</w:t>
             </w:r>
           </w:p>
           <w:p>
@@ -6309,7 +6837,29 @@
                 <w:sz w:val="20"/>
                 <w:szCs w:val="20"/>
               </w:rPr>
-              <w:t xml:space="preserve">  then:  concept.trajectorySignal = Eroding</w:t>
+              <w:t xml:space="preserve">  then:  </w:t>
+            </w:r>
+            <w:proofErr w:type="spellStart"/>
+            <w:proofErr w:type="gramStart"/>
+            <w:r>
+              <w:rPr>
+                <w:rFonts w:ascii="Courier New" w:eastAsia="Courier New" w:hAnsi="Courier New" w:cs="Courier New"/>
+                <w:color w:val="003040"/>
+                <w:sz w:val="20"/>
+                <w:szCs w:val="20"/>
+              </w:rPr>
+              <w:t>concept.trajectorySignal</w:t>
+            </w:r>
+            <w:proofErr w:type="spellEnd"/>
+            <w:proofErr w:type="gramEnd"/>
+            <w:r>
+              <w:rPr>
+                <w:rFonts w:ascii="Courier New" w:eastAsia="Courier New" w:hAnsi="Courier New" w:cs="Courier New"/>
+                <w:color w:val="003040"/>
+                <w:sz w:val="20"/>
+                <w:szCs w:val="20"/>
+              </w:rPr>
+              <w:t xml:space="preserve"> = Eroding</w:t>
             </w:r>
           </w:p>
           <w:p>
@@ -6337,7 +6887,27 @@
                 <w:sz w:val="20"/>
                 <w:szCs w:val="20"/>
               </w:rPr>
-              <w:t xml:space="preserve">  src:   lifecycle-rule-003</w:t>
+              <w:t xml:space="preserve">  </w:t>
+            </w:r>
+            <w:proofErr w:type="spellStart"/>
+            <w:r>
+              <w:rPr>
+                <w:rFonts w:ascii="Courier New" w:eastAsia="Courier New" w:hAnsi="Courier New" w:cs="Courier New"/>
+                <w:color w:val="003040"/>
+                <w:sz w:val="20"/>
+                <w:szCs w:val="20"/>
+              </w:rPr>
+              <w:t>src</w:t>
+            </w:r>
+            <w:proofErr w:type="spellEnd"/>
+            <w:r>
+              <w:rPr>
+                <w:rFonts w:ascii="Courier New" w:eastAsia="Courier New" w:hAnsi="Courier New" w:cs="Courier New"/>
+                <w:color w:val="003040"/>
+                <w:sz w:val="20"/>
+                <w:szCs w:val="20"/>
+              </w:rPr>
+              <w:t>:   lifecycle-rule-003</w:t>
             </w:r>
           </w:p>
           <w:p>
@@ -6349,6 +6919,7 @@
             <w:pPr>
               <w:spacing w:before="36" w:after="36"/>
             </w:pPr>
+            <w:proofErr w:type="gramStart"/>
             <w:r>
               <w:rPr>
                 <w:rFonts w:ascii="Courier New" w:eastAsia="Courier New" w:hAnsi="Courier New" w:cs="Courier New"/>
@@ -6358,6 +6929,7 @@
               </w:rPr>
               <w:t>@rel</w:t>
             </w:r>
+            <w:proofErr w:type="gramEnd"/>
           </w:p>
           <w:p>
             <w:pPr>
@@ -6370,7 +6942,27 @@
                 <w:sz w:val="20"/>
                 <w:szCs w:val="20"/>
               </w:rPr>
-              <w:t xml:space="preserve">  depends_on     -&gt; Concept</w:t>
+              <w:t xml:space="preserve">  </w:t>
+            </w:r>
+            <w:proofErr w:type="spellStart"/>
+            <w:r>
+              <w:rPr>
+                <w:rFonts w:ascii="Courier New" w:eastAsia="Courier New" w:hAnsi="Courier New" w:cs="Courier New"/>
+                <w:color w:val="003040"/>
+                <w:sz w:val="20"/>
+                <w:szCs w:val="20"/>
+              </w:rPr>
+              <w:t>depends_on</w:t>
+            </w:r>
+            <w:proofErr w:type="spellEnd"/>
+            <w:r>
+              <w:rPr>
+                <w:rFonts w:ascii="Courier New" w:eastAsia="Courier New" w:hAnsi="Courier New" w:cs="Courier New"/>
+                <w:color w:val="003040"/>
+                <w:sz w:val="20"/>
+                <w:szCs w:val="20"/>
+              </w:rPr>
+              <w:t xml:space="preserve">     -&gt; Concept</w:t>
             </w:r>
           </w:p>
           <w:p>
@@ -6384,7 +6976,27 @@
                 <w:sz w:val="20"/>
                 <w:szCs w:val="20"/>
               </w:rPr>
-              <w:t xml:space="preserve">  adjacent_to    &lt;=&gt; Concept</w:t>
+              <w:t xml:space="preserve">  </w:t>
+            </w:r>
+            <w:proofErr w:type="spellStart"/>
+            <w:r>
+              <w:rPr>
+                <w:rFonts w:ascii="Courier New" w:eastAsia="Courier New" w:hAnsi="Courier New" w:cs="Courier New"/>
+                <w:color w:val="003040"/>
+                <w:sz w:val="20"/>
+                <w:szCs w:val="20"/>
+              </w:rPr>
+              <w:t>adjacent_to</w:t>
+            </w:r>
+            <w:proofErr w:type="spellEnd"/>
+            <w:r>
+              <w:rPr>
+                <w:rFonts w:ascii="Courier New" w:eastAsia="Courier New" w:hAnsi="Courier New" w:cs="Courier New"/>
+                <w:color w:val="003040"/>
+                <w:sz w:val="20"/>
+                <w:szCs w:val="20"/>
+              </w:rPr>
+              <w:t xml:space="preserve">    &lt;=&gt; Concept</w:t>
             </w:r>
           </w:p>
           <w:p>
@@ -6398,7 +7010,27 @@
                 <w:sz w:val="20"/>
                 <w:szCs w:val="20"/>
               </w:rPr>
-              <w:t xml:space="preserve">  progression_to -&gt; Concept</w:t>
+              <w:t xml:space="preserve">  </w:t>
+            </w:r>
+            <w:proofErr w:type="spellStart"/>
+            <w:r>
+              <w:rPr>
+                <w:rFonts w:ascii="Courier New" w:eastAsia="Courier New" w:hAnsi="Courier New" w:cs="Courier New"/>
+                <w:color w:val="003040"/>
+                <w:sz w:val="20"/>
+                <w:szCs w:val="20"/>
+              </w:rPr>
+              <w:t>progression_to</w:t>
+            </w:r>
+            <w:proofErr w:type="spellEnd"/>
+            <w:r>
+              <w:rPr>
+                <w:rFonts w:ascii="Courier New" w:eastAsia="Courier New" w:hAnsi="Courier New" w:cs="Courier New"/>
+                <w:color w:val="003040"/>
+                <w:sz w:val="20"/>
+                <w:szCs w:val="20"/>
+              </w:rPr>
+              <w:t xml:space="preserve"> -&gt; Concept</w:t>
             </w:r>
           </w:p>
         </w:tc>
@@ -6428,9 +7060,14 @@
       <w:pPr>
         <w:pStyle w:val="Heading2"/>
       </w:pPr>
+      <w:proofErr w:type="gramStart"/>
       <w:r>
         <w:lastRenderedPageBreak/>
-        <w:t>3.3  What the Agent Can Now Do</w:t>
+        <w:t>3.3  What</w:t>
+      </w:r>
+      <w:proofErr w:type="gramEnd"/>
+      <w:r>
+        <w:t xml:space="preserve"> the Agent Can Now Do</w:t>
       </w:r>
     </w:p>
     <w:p>
@@ -6463,7 +7100,23 @@
         <w:t xml:space="preserve">Apply governed classification: </w:t>
       </w:r>
       <w:r>
-        <w:t>Determine whether a candidate concept qualifies using @include and @exclude criteria — traceable rule application, not ad hoc judgment.</w:t>
+        <w:t xml:space="preserve">Determine whether a candidate concept qualifies </w:t>
+      </w:r>
+      <w:proofErr w:type="gramStart"/>
+      <w:r>
+        <w:t>using @</w:t>
+      </w:r>
+      <w:proofErr w:type="gramEnd"/>
+      <w:r>
+        <w:t xml:space="preserve">include </w:t>
+      </w:r>
+      <w:proofErr w:type="gramStart"/>
+      <w:r>
+        <w:t>and @</w:t>
+      </w:r>
+      <w:proofErr w:type="gramEnd"/>
+      <w:r>
+        <w:t>exclude criteria — traceable rule application, not ad hoc judgment.</w:t>
       </w:r>
     </w:p>
     <w:p>
@@ -6483,7 +7136,15 @@
         <w:t xml:space="preserve">Enforce structural constraints: </w:t>
       </w:r>
       <w:r>
-        <w:t>Reject proposals that violate @constraints, with an audit record citing the specific constraint and its version.</w:t>
+        <w:t xml:space="preserve">Reject proposals that </w:t>
+      </w:r>
+      <w:proofErr w:type="gramStart"/>
+      <w:r>
+        <w:t>violate @</w:t>
+      </w:r>
+      <w:proofErr w:type="gramEnd"/>
+      <w:r>
+        <w:t>constraints, with an audit record citing the specific constraint and its version.</w:t>
       </w:r>
     </w:p>
     <w:p>
@@ -6503,7 +7164,17 @@
         <w:t xml:space="preserve">Execute governed inference: </w:t>
       </w:r>
       <w:r>
-        <w:t>Apply the concept-trajectory rule automatically when conditions are met, producing a derived fact tagged confidence:derived with its source rule recorded.</w:t>
+        <w:t xml:space="preserve">Apply the concept-trajectory rule automatically when conditions are met, producing a derived fact tagged </w:t>
+      </w:r>
+      <w:proofErr w:type="spellStart"/>
+      <w:proofErr w:type="gramStart"/>
+      <w:r>
+        <w:t>confidence:derived</w:t>
+      </w:r>
+      <w:proofErr w:type="spellEnd"/>
+      <w:proofErr w:type="gramEnd"/>
+      <w:r>
+        <w:t xml:space="preserve"> with its source rule recorded.</w:t>
       </w:r>
     </w:p>
     <w:p>
@@ -6599,7 +7270,23 @@
         <w:spacing w:before="80" w:after="130"/>
       </w:pPr>
       <w:r>
-        <w:t>SIGN was originated at Career Highways in the context of a large-scale enterprise workforce intelligence platform. That domain is not detailed here in order to protect proprietary ontology design. It is referenced in the introduction and conclusion as the proof of concept from which the specification was derived.</w:t>
+        <w:t xml:space="preserve">SIGN </w:t>
+      </w:r>
+      <w:proofErr w:type="gramStart"/>
+      <w:r>
+        <w:t>was originated</w:t>
+      </w:r>
+      <w:proofErr w:type="gramEnd"/>
+      <w:r>
+        <w:t xml:space="preserve"> at Career Highways in the context of a large-scale enterprise workforce intelligence platform. That domain is not detailed here </w:t>
+      </w:r>
+      <w:proofErr w:type="gramStart"/>
+      <w:r>
+        <w:t>in order to</w:t>
+      </w:r>
+      <w:proofErr w:type="gramEnd"/>
+      <w:r>
+        <w:t xml:space="preserve"> protect proprietary ontology design. It is referenced in the introduction and conclusion as the proof of concept from which the specification was derived.</w:t>
       </w:r>
     </w:p>
     <w:p>
@@ -6611,8 +7298,13 @@
       <w:pPr>
         <w:pStyle w:val="Heading2"/>
       </w:pPr>
-      <w:r>
-        <w:t>4.1  Case Study: Healthcare Compliance</w:t>
+      <w:proofErr w:type="gramStart"/>
+      <w:r>
+        <w:t>4.1  Case</w:t>
+      </w:r>
+      <w:proofErr w:type="gramEnd"/>
+      <w:r>
+        <w:t xml:space="preserve"> Study: Healthcare Compliance</w:t>
       </w:r>
     </w:p>
     <w:p>
@@ -6620,7 +7312,15 @@
         <w:spacing w:before="80" w:after="130"/>
       </w:pPr>
       <w:r>
-        <w:t>Healthcare organizations operate under a dense and frequently updated regulatory environment — HIPAA, CMS conditions of participation, state licensure requirements, accreditation standards, and payer-specific contract obligations. Compliance teams spend significant resources ensuring operational decisions respect these overlapping constraints. AI agents operating in clinical or operational workflows must apply this same logic — but it currently exists only in documents, not in any form an agent can reason over.</w:t>
+        <w:t xml:space="preserve">Healthcare organizations operate under a dense and frequently updated regulatory environment — HIPAA, CMS conditions of participation, state licensure requirements, accreditation standards, and payer-specific contract obligations. Compliance teams spend significant resources ensuring operational decisions </w:t>
+      </w:r>
+      <w:proofErr w:type="gramStart"/>
+      <w:r>
+        <w:t>respect</w:t>
+      </w:r>
+      <w:proofErr w:type="gramEnd"/>
+      <w:r>
+        <w:t xml:space="preserve"> these overlapping constraints. AI agents operating in clinical or operational workflows must apply this same logic — but it currently exists only in documents, not in any form an agent can reason over.</w:t>
       </w:r>
     </w:p>
     <w:p>
@@ -6657,12 +7357,6 @@
         <w:gridCol w:w="9360"/>
       </w:tblGrid>
       <w:tr>
-        <w:tblPrEx>
-          <w:tblCellMar>
-            <w:top w:w="0" w:type="dxa"/>
-            <w:bottom w:w="0" w:type="dxa"/>
-          </w:tblCellMar>
-        </w:tblPrEx>
         <w:tc>
           <w:tcPr>
             <w:tcW w:w="9360" w:type="dxa"/>
@@ -6684,6 +7378,7 @@
             <w:pPr>
               <w:spacing w:before="36" w:after="36"/>
             </w:pPr>
+            <w:proofErr w:type="gramStart"/>
             <w:r>
               <w:rPr>
                 <w:rFonts w:ascii="Courier New" w:eastAsia="Courier New" w:hAnsi="Courier New" w:cs="Courier New"/>
@@ -6692,35 +7387,167 @@
                 <w:szCs w:val="20"/>
               </w:rPr>
               <w:lastRenderedPageBreak/>
-              <w:t>@doc HIPAA-003 [pol, active, agents+employees] v1 sha:9f2c44</w:t>
+              <w:t>@doc</w:t>
+            </w:r>
+            <w:proofErr w:type="gramEnd"/>
+            <w:r>
+              <w:rPr>
+                <w:rFonts w:ascii="Courier New" w:eastAsia="Courier New" w:hAnsi="Courier New" w:cs="Courier New"/>
+                <w:color w:val="003040"/>
+                <w:sz w:val="20"/>
+                <w:szCs w:val="20"/>
+              </w:rPr>
+              <w:t xml:space="preserve"> HIPAA-003 [</w:t>
+            </w:r>
+            <w:proofErr w:type="gramStart"/>
+            <w:r>
+              <w:rPr>
+                <w:rFonts w:ascii="Courier New" w:eastAsia="Courier New" w:hAnsi="Courier New" w:cs="Courier New"/>
+                <w:color w:val="003040"/>
+                <w:sz w:val="20"/>
+                <w:szCs w:val="20"/>
+              </w:rPr>
+              <w:t>pol</w:t>
+            </w:r>
+            <w:proofErr w:type="gramEnd"/>
+            <w:r>
+              <w:rPr>
+                <w:rFonts w:ascii="Courier New" w:eastAsia="Courier New" w:hAnsi="Courier New" w:cs="Courier New"/>
+                <w:color w:val="003040"/>
+                <w:sz w:val="20"/>
+                <w:szCs w:val="20"/>
+              </w:rPr>
+              <w:t xml:space="preserve">, active, </w:t>
+            </w:r>
+            <w:proofErr w:type="spellStart"/>
+            <w:r>
+              <w:rPr>
+                <w:rFonts w:ascii="Courier New" w:eastAsia="Courier New" w:hAnsi="Courier New" w:cs="Courier New"/>
+                <w:color w:val="003040"/>
+                <w:sz w:val="20"/>
+                <w:szCs w:val="20"/>
+              </w:rPr>
+              <w:t>agents+employees</w:t>
+            </w:r>
+            <w:proofErr w:type="spellEnd"/>
+            <w:r>
+              <w:rPr>
+                <w:rFonts w:ascii="Courier New" w:eastAsia="Courier New" w:hAnsi="Courier New" w:cs="Courier New"/>
+                <w:color w:val="003040"/>
+                <w:sz w:val="20"/>
+                <w:szCs w:val="20"/>
+              </w:rPr>
+              <w:t>] v1 sha:9f2c44</w:t>
             </w:r>
           </w:p>
           <w:p>
             <w:pPr>
               <w:spacing w:before="36" w:after="36"/>
             </w:pPr>
-            <w:r>
-              <w:rPr>
-                <w:rFonts w:ascii="Courier New" w:eastAsia="Courier New" w:hAnsi="Courier New" w:cs="Courier New"/>
-                <w:color w:val="003040"/>
-                <w:sz w:val="20"/>
-                <w:szCs w:val="20"/>
-              </w:rPr>
-              <w:t>@links HIPAA-001,HIPAA-002,CMS-001</w:t>
+            <w:proofErr w:type="gramStart"/>
+            <w:r>
+              <w:rPr>
+                <w:rFonts w:ascii="Courier New" w:eastAsia="Courier New" w:hAnsi="Courier New" w:cs="Courier New"/>
+                <w:color w:val="003040"/>
+                <w:sz w:val="20"/>
+                <w:szCs w:val="20"/>
+              </w:rPr>
+              <w:t>@links</w:t>
+            </w:r>
+            <w:proofErr w:type="gramEnd"/>
+            <w:r>
+              <w:rPr>
+                <w:rFonts w:ascii="Courier New" w:eastAsia="Courier New" w:hAnsi="Courier New" w:cs="Courier New"/>
+                <w:color w:val="003040"/>
+                <w:sz w:val="20"/>
+                <w:szCs w:val="20"/>
+              </w:rPr>
+              <w:t xml:space="preserve"> HIPAA-</w:t>
+            </w:r>
+            <w:proofErr w:type="gramStart"/>
+            <w:r>
+              <w:rPr>
+                <w:rFonts w:ascii="Courier New" w:eastAsia="Courier New" w:hAnsi="Courier New" w:cs="Courier New"/>
+                <w:color w:val="003040"/>
+                <w:sz w:val="20"/>
+                <w:szCs w:val="20"/>
+              </w:rPr>
+              <w:t>001,HIPAA</w:t>
+            </w:r>
+            <w:proofErr w:type="gramEnd"/>
+            <w:r>
+              <w:rPr>
+                <w:rFonts w:ascii="Courier New" w:eastAsia="Courier New" w:hAnsi="Courier New" w:cs="Courier New"/>
+                <w:color w:val="003040"/>
+                <w:sz w:val="20"/>
+                <w:szCs w:val="20"/>
+              </w:rPr>
+              <w:t>-</w:t>
+            </w:r>
+            <w:proofErr w:type="gramStart"/>
+            <w:r>
+              <w:rPr>
+                <w:rFonts w:ascii="Courier New" w:eastAsia="Courier New" w:hAnsi="Courier New" w:cs="Courier New"/>
+                <w:color w:val="003040"/>
+                <w:sz w:val="20"/>
+                <w:szCs w:val="20"/>
+              </w:rPr>
+              <w:t>002,CMS</w:t>
+            </w:r>
+            <w:proofErr w:type="gramEnd"/>
+            <w:r>
+              <w:rPr>
+                <w:rFonts w:ascii="Courier New" w:eastAsia="Courier New" w:hAnsi="Courier New" w:cs="Courier New"/>
+                <w:color w:val="003040"/>
+                <w:sz w:val="20"/>
+                <w:szCs w:val="20"/>
+              </w:rPr>
+              <w:t>-001</w:t>
             </w:r>
           </w:p>
           <w:p>
             <w:pPr>
               <w:spacing w:before="36" w:after="36"/>
             </w:pPr>
-            <w:r>
-              <w:rPr>
-                <w:rFonts w:ascii="Courier New" w:eastAsia="Courier New" w:hAnsi="Courier New" w:cs="Courier New"/>
-                <w:color w:val="003040"/>
-                <w:sz w:val="20"/>
-                <w:szCs w:val="20"/>
-              </w:rPr>
-              <w:t>@cycle 60d  @reviewed 2026-03-01</w:t>
+            <w:proofErr w:type="gramStart"/>
+            <w:r>
+              <w:rPr>
+                <w:rFonts w:ascii="Courier New" w:eastAsia="Courier New" w:hAnsi="Courier New" w:cs="Courier New"/>
+                <w:color w:val="003040"/>
+                <w:sz w:val="20"/>
+                <w:szCs w:val="20"/>
+              </w:rPr>
+              <w:t>@cycle</w:t>
+            </w:r>
+            <w:proofErr w:type="gramEnd"/>
+            <w:r>
+              <w:rPr>
+                <w:rFonts w:ascii="Courier New" w:eastAsia="Courier New" w:hAnsi="Courier New" w:cs="Courier New"/>
+                <w:color w:val="003040"/>
+                <w:sz w:val="20"/>
+                <w:szCs w:val="20"/>
+              </w:rPr>
+              <w:t xml:space="preserve"> 60</w:t>
+            </w:r>
+            <w:proofErr w:type="gramStart"/>
+            <w:r>
+              <w:rPr>
+                <w:rFonts w:ascii="Courier New" w:eastAsia="Courier New" w:hAnsi="Courier New" w:cs="Courier New"/>
+                <w:color w:val="003040"/>
+                <w:sz w:val="20"/>
+                <w:szCs w:val="20"/>
+              </w:rPr>
+              <w:t>d  @reviewed</w:t>
+            </w:r>
+            <w:proofErr w:type="gramEnd"/>
+            <w:r>
+              <w:rPr>
+                <w:rFonts w:ascii="Courier New" w:eastAsia="Courier New" w:hAnsi="Courier New" w:cs="Courier New"/>
+                <w:color w:val="003040"/>
+                <w:sz w:val="20"/>
+                <w:szCs w:val="20"/>
+              </w:rPr>
+              <w:t xml:space="preserve"> 2026-03-01</w:t>
             </w:r>
           </w:p>
           <w:p>
@@ -6732,14 +7559,25 @@
             <w:pPr>
               <w:spacing w:before="36" w:after="36"/>
             </w:pPr>
-            <w:r>
-              <w:rPr>
-                <w:rFonts w:ascii="Courier New" w:eastAsia="Courier New" w:hAnsi="Courier New" w:cs="Courier New"/>
-                <w:color w:val="003040"/>
-                <w:sz w:val="20"/>
-                <w:szCs w:val="20"/>
-              </w:rPr>
-              <w:t>@def minimum-necessary-standard</w:t>
+            <w:proofErr w:type="gramStart"/>
+            <w:r>
+              <w:rPr>
+                <w:rFonts w:ascii="Courier New" w:eastAsia="Courier New" w:hAnsi="Courier New" w:cs="Courier New"/>
+                <w:color w:val="003040"/>
+                <w:sz w:val="20"/>
+                <w:szCs w:val="20"/>
+              </w:rPr>
+              <w:t>@def</w:t>
+            </w:r>
+            <w:proofErr w:type="gramEnd"/>
+            <w:r>
+              <w:rPr>
+                <w:rFonts w:ascii="Courier New" w:eastAsia="Courier New" w:hAnsi="Courier New" w:cs="Courier New"/>
+                <w:color w:val="003040"/>
+                <w:sz w:val="20"/>
+                <w:szCs w:val="20"/>
+              </w:rPr>
+              <w:t xml:space="preserve"> minimum-necessary-standard</w:t>
             </w:r>
           </w:p>
           <w:p>
@@ -6779,6 +7617,7 @@
             <w:pPr>
               <w:spacing w:before="36" w:after="36"/>
             </w:pPr>
+            <w:proofErr w:type="gramStart"/>
             <w:r>
               <w:rPr>
                 <w:rFonts w:ascii="Courier New" w:eastAsia="Courier New" w:hAnsi="Courier New" w:cs="Courier New"/>
@@ -6788,6 +7627,7 @@
               </w:rPr>
               <w:t>@rules</w:t>
             </w:r>
+            <w:proofErr w:type="gramEnd"/>
           </w:p>
           <w:p>
             <w:pPr>
@@ -6854,6 +7694,7 @@
             <w:pPr>
               <w:spacing w:before="36" w:after="36"/>
             </w:pPr>
+            <w:proofErr w:type="gramStart"/>
             <w:r>
               <w:rPr>
                 <w:rFonts w:ascii="Courier New" w:eastAsia="Courier New" w:hAnsi="Courier New" w:cs="Courier New"/>
@@ -6863,6 +7704,7 @@
               </w:rPr>
               <w:t>@constraints</w:t>
             </w:r>
+            <w:proofErr w:type="gramEnd"/>
           </w:p>
           <w:p>
             <w:pPr>
@@ -6917,7 +7759,27 @@
                 <w:sz w:val="20"/>
                 <w:szCs w:val="20"/>
               </w:rPr>
-              <w:t xml:space="preserve">  forbids: phi-transmission to non-covered-entity without executed BAA</w:t>
+              <w:t xml:space="preserve">  forbids: </w:t>
+            </w:r>
+            <w:proofErr w:type="gramStart"/>
+            <w:r>
+              <w:rPr>
+                <w:rFonts w:ascii="Courier New" w:eastAsia="Courier New" w:hAnsi="Courier New" w:cs="Courier New"/>
+                <w:color w:val="003040"/>
+                <w:sz w:val="20"/>
+                <w:szCs w:val="20"/>
+              </w:rPr>
+              <w:t>phi</w:t>
+            </w:r>
+            <w:proofErr w:type="gramEnd"/>
+            <w:r>
+              <w:rPr>
+                <w:rFonts w:ascii="Courier New" w:eastAsia="Courier New" w:hAnsi="Courier New" w:cs="Courier New"/>
+                <w:color w:val="003040"/>
+                <w:sz w:val="20"/>
+                <w:szCs w:val="20"/>
+              </w:rPr>
+              <w:t>-transmission to non-covered-entity without executed BAA</w:t>
             </w:r>
           </w:p>
           <w:p>
@@ -6931,7 +7793,27 @@
                 <w:sz w:val="20"/>
                 <w:szCs w:val="20"/>
               </w:rPr>
-              <w:t xml:space="preserve">  enforced-by: privacy-compliance-layer</w:t>
+              <w:t xml:space="preserve">  enforced-</w:t>
+            </w:r>
+            <w:proofErr w:type="gramStart"/>
+            <w:r>
+              <w:rPr>
+                <w:rFonts w:ascii="Courier New" w:eastAsia="Courier New" w:hAnsi="Courier New" w:cs="Courier New"/>
+                <w:color w:val="003040"/>
+                <w:sz w:val="20"/>
+                <w:szCs w:val="20"/>
+              </w:rPr>
+              <w:t>by:</w:t>
+            </w:r>
+            <w:proofErr w:type="gramEnd"/>
+            <w:r>
+              <w:rPr>
+                <w:rFonts w:ascii="Courier New" w:eastAsia="Courier New" w:hAnsi="Courier New" w:cs="Courier New"/>
+                <w:color w:val="003040"/>
+                <w:sz w:val="20"/>
+                <w:szCs w:val="20"/>
+              </w:rPr>
+              <w:t xml:space="preserve"> privacy-compliance-layer</w:t>
             </w:r>
           </w:p>
           <w:p>
@@ -6943,14 +7825,25 @@
             <w:pPr>
               <w:spacing w:before="36" w:after="36"/>
             </w:pPr>
-            <w:r>
-              <w:rPr>
-                <w:rFonts w:ascii="Courier New" w:eastAsia="Courier New" w:hAnsi="Courier New" w:cs="Courier New"/>
-                <w:color w:val="003040"/>
-                <w:sz w:val="20"/>
-                <w:szCs w:val="20"/>
-              </w:rPr>
-              <w:t>@infer phi-violation-risk</w:t>
+            <w:proofErr w:type="gramStart"/>
+            <w:r>
+              <w:rPr>
+                <w:rFonts w:ascii="Courier New" w:eastAsia="Courier New" w:hAnsi="Courier New" w:cs="Courier New"/>
+                <w:color w:val="003040"/>
+                <w:sz w:val="20"/>
+                <w:szCs w:val="20"/>
+              </w:rPr>
+              <w:t>@infer</w:t>
+            </w:r>
+            <w:proofErr w:type="gramEnd"/>
+            <w:r>
+              <w:rPr>
+                <w:rFonts w:ascii="Courier New" w:eastAsia="Courier New" w:hAnsi="Courier New" w:cs="Courier New"/>
+                <w:color w:val="003040"/>
+                <w:sz w:val="20"/>
+                <w:szCs w:val="20"/>
+              </w:rPr>
+              <w:t xml:space="preserve"> phi-violation-risk</w:t>
             </w:r>
           </w:p>
           <w:p>
@@ -6964,7 +7857,27 @@
                 <w:sz w:val="20"/>
                 <w:szCs w:val="20"/>
               </w:rPr>
-              <w:t xml:space="preserve">  applies-to: agent-action</w:t>
+              <w:t xml:space="preserve">  applies-</w:t>
+            </w:r>
+            <w:proofErr w:type="gramStart"/>
+            <w:r>
+              <w:rPr>
+                <w:rFonts w:ascii="Courier New" w:eastAsia="Courier New" w:hAnsi="Courier New" w:cs="Courier New"/>
+                <w:color w:val="003040"/>
+                <w:sz w:val="20"/>
+                <w:szCs w:val="20"/>
+              </w:rPr>
+              <w:t>to:</w:t>
+            </w:r>
+            <w:proofErr w:type="gramEnd"/>
+            <w:r>
+              <w:rPr>
+                <w:rFonts w:ascii="Courier New" w:eastAsia="Courier New" w:hAnsi="Courier New" w:cs="Courier New"/>
+                <w:color w:val="003040"/>
+                <w:sz w:val="20"/>
+                <w:szCs w:val="20"/>
+              </w:rPr>
+              <w:t xml:space="preserve"> agent-action</w:t>
             </w:r>
           </w:p>
           <w:p>
@@ -6978,7 +7891,29 @@
                 <w:sz w:val="20"/>
                 <w:szCs w:val="20"/>
               </w:rPr>
-              <w:t xml:space="preserve">  when:  action.type = data-export</w:t>
+              <w:t xml:space="preserve">  when:  </w:t>
+            </w:r>
+            <w:proofErr w:type="spellStart"/>
+            <w:proofErr w:type="gramStart"/>
+            <w:r>
+              <w:rPr>
+                <w:rFonts w:ascii="Courier New" w:eastAsia="Courier New" w:hAnsi="Courier New" w:cs="Courier New"/>
+                <w:color w:val="003040"/>
+                <w:sz w:val="20"/>
+                <w:szCs w:val="20"/>
+              </w:rPr>
+              <w:t>action.type</w:t>
+            </w:r>
+            <w:proofErr w:type="spellEnd"/>
+            <w:proofErr w:type="gramEnd"/>
+            <w:r>
+              <w:rPr>
+                <w:rFonts w:ascii="Courier New" w:eastAsia="Courier New" w:hAnsi="Courier New" w:cs="Courier New"/>
+                <w:color w:val="003040"/>
+                <w:sz w:val="20"/>
+                <w:szCs w:val="20"/>
+              </w:rPr>
+              <w:t xml:space="preserve"> = data-export</w:t>
             </w:r>
           </w:p>
           <w:p>
@@ -6992,7 +7927,29 @@
                 <w:sz w:val="20"/>
                 <w:szCs w:val="20"/>
               </w:rPr>
-              <w:t xml:space="preserve">  and:   data.contains = PHI</w:t>
+              <w:t xml:space="preserve">  and:   </w:t>
+            </w:r>
+            <w:proofErr w:type="spellStart"/>
+            <w:proofErr w:type="gramStart"/>
+            <w:r>
+              <w:rPr>
+                <w:rFonts w:ascii="Courier New" w:eastAsia="Courier New" w:hAnsi="Courier New" w:cs="Courier New"/>
+                <w:color w:val="003040"/>
+                <w:sz w:val="20"/>
+                <w:szCs w:val="20"/>
+              </w:rPr>
+              <w:t>data.contains</w:t>
+            </w:r>
+            <w:proofErr w:type="spellEnd"/>
+            <w:proofErr w:type="gramEnd"/>
+            <w:r>
+              <w:rPr>
+                <w:rFonts w:ascii="Courier New" w:eastAsia="Courier New" w:hAnsi="Courier New" w:cs="Courier New"/>
+                <w:color w:val="003040"/>
+                <w:sz w:val="20"/>
+                <w:szCs w:val="20"/>
+              </w:rPr>
+              <w:t xml:space="preserve"> = PHI</w:t>
             </w:r>
           </w:p>
           <w:p>
@@ -7020,7 +7977,27 @@
                 <w:sz w:val="20"/>
                 <w:szCs w:val="20"/>
               </w:rPr>
-              <w:t xml:space="preserve">  then:  violation-risk = high</w:t>
+              <w:t xml:space="preserve">  then</w:t>
+            </w:r>
+            <w:proofErr w:type="gramStart"/>
+            <w:r>
+              <w:rPr>
+                <w:rFonts w:ascii="Courier New" w:eastAsia="Courier New" w:hAnsi="Courier New" w:cs="Courier New"/>
+                <w:color w:val="003040"/>
+                <w:sz w:val="20"/>
+                <w:szCs w:val="20"/>
+              </w:rPr>
+              <w:t>:  violation</w:t>
+            </w:r>
+            <w:proofErr w:type="gramEnd"/>
+            <w:r>
+              <w:rPr>
+                <w:rFonts w:ascii="Courier New" w:eastAsia="Courier New" w:hAnsi="Courier New" w:cs="Courier New"/>
+                <w:color w:val="003040"/>
+                <w:sz w:val="20"/>
+                <w:szCs w:val="20"/>
+              </w:rPr>
+              <w:t>-risk = high</w:t>
             </w:r>
           </w:p>
           <w:p>
@@ -7062,7 +8039,27 @@
                 <w:sz w:val="20"/>
                 <w:szCs w:val="20"/>
               </w:rPr>
-              <w:t xml:space="preserve">  src:   hipaa-rule-engine-v2</w:t>
+              <w:t xml:space="preserve">  </w:t>
+            </w:r>
+            <w:proofErr w:type="spellStart"/>
+            <w:r>
+              <w:rPr>
+                <w:rFonts w:ascii="Courier New" w:eastAsia="Courier New" w:hAnsi="Courier New" w:cs="Courier New"/>
+                <w:color w:val="003040"/>
+                <w:sz w:val="20"/>
+                <w:szCs w:val="20"/>
+              </w:rPr>
+              <w:t>src</w:t>
+            </w:r>
+            <w:proofErr w:type="spellEnd"/>
+            <w:r>
+              <w:rPr>
+                <w:rFonts w:ascii="Courier New" w:eastAsia="Courier New" w:hAnsi="Courier New" w:cs="Courier New"/>
+                <w:color w:val="003040"/>
+                <w:sz w:val="20"/>
+                <w:szCs w:val="20"/>
+              </w:rPr>
+              <w:t>:   hipaa-rule-engine-v2</w:t>
             </w:r>
           </w:p>
         </w:tc>
@@ -7079,7 +8076,43 @@
           <w:sz w:val="20"/>
           <w:szCs w:val="20"/>
         </w:rPr>
-        <w:t>Healthcare compliance SIGN document. The @constraints block enforces structural rules agents cannot override. The @infer block triggers automatic escalation on violation risk.</w:t>
+        <w:t xml:space="preserve">Healthcare compliance SIGN document. </w:t>
+      </w:r>
+      <w:proofErr w:type="gramStart"/>
+      <w:r>
+        <w:rPr>
+          <w:color w:val="6B7280"/>
+          <w:sz w:val="20"/>
+          <w:szCs w:val="20"/>
+        </w:rPr>
+        <w:t>The @</w:t>
+      </w:r>
+      <w:proofErr w:type="gramEnd"/>
+      <w:r>
+        <w:rPr>
+          <w:color w:val="6B7280"/>
+          <w:sz w:val="20"/>
+          <w:szCs w:val="20"/>
+        </w:rPr>
+        <w:t xml:space="preserve">constraints block enforces structural rules agents cannot override. </w:t>
+      </w:r>
+      <w:proofErr w:type="gramStart"/>
+      <w:r>
+        <w:rPr>
+          <w:color w:val="6B7280"/>
+          <w:sz w:val="20"/>
+          <w:szCs w:val="20"/>
+        </w:rPr>
+        <w:t>The @</w:t>
+      </w:r>
+      <w:proofErr w:type="gramEnd"/>
+      <w:r>
+        <w:rPr>
+          <w:color w:val="6B7280"/>
+          <w:sz w:val="20"/>
+          <w:szCs w:val="20"/>
+        </w:rPr>
+        <w:t>infer block triggers automatic escalation on violation risk.</w:t>
       </w:r>
     </w:p>
     <w:p>
@@ -7104,8 +8137,13 @@
       <w:pPr>
         <w:pStyle w:val="Heading2"/>
       </w:pPr>
-      <w:r>
-        <w:t>4.2  Case Study: Financial Services Risk Policy</w:t>
+      <w:proofErr w:type="gramStart"/>
+      <w:r>
+        <w:t>4.2  Case</w:t>
+      </w:r>
+      <w:proofErr w:type="gramEnd"/>
+      <w:r>
+        <w:t xml:space="preserve"> Study: Financial Services Risk Policy</w:t>
       </w:r>
     </w:p>
     <w:p>
@@ -7151,12 +8189,6 @@
         <w:gridCol w:w="9360"/>
       </w:tblGrid>
       <w:tr>
-        <w:tblPrEx>
-          <w:tblCellMar>
-            <w:top w:w="0" w:type="dxa"/>
-            <w:bottom w:w="0" w:type="dxa"/>
-          </w:tblCellMar>
-        </w:tblPrEx>
         <w:tc>
           <w:tcPr>
             <w:tcW w:w="9360" w:type="dxa"/>
@@ -7178,42 +8210,155 @@
             <w:pPr>
               <w:spacing w:before="36" w:after="36"/>
             </w:pPr>
-            <w:r>
-              <w:rPr>
-                <w:rFonts w:ascii="Courier New" w:eastAsia="Courier New" w:hAnsi="Courier New" w:cs="Courier New"/>
-                <w:color w:val="003040"/>
-                <w:sz w:val="20"/>
-                <w:szCs w:val="20"/>
-              </w:rPr>
-              <w:t>@doc RISKPOL-001 [pol, active, agents] v1 sha:3c8f21</w:t>
+            <w:proofErr w:type="gramStart"/>
+            <w:r>
+              <w:rPr>
+                <w:rFonts w:ascii="Courier New" w:eastAsia="Courier New" w:hAnsi="Courier New" w:cs="Courier New"/>
+                <w:color w:val="003040"/>
+                <w:sz w:val="20"/>
+                <w:szCs w:val="20"/>
+              </w:rPr>
+              <w:t>@doc</w:t>
+            </w:r>
+            <w:proofErr w:type="gramEnd"/>
+            <w:r>
+              <w:rPr>
+                <w:rFonts w:ascii="Courier New" w:eastAsia="Courier New" w:hAnsi="Courier New" w:cs="Courier New"/>
+                <w:color w:val="003040"/>
+                <w:sz w:val="20"/>
+                <w:szCs w:val="20"/>
+              </w:rPr>
+              <w:t xml:space="preserve"> RISKPOL-001 [</w:t>
+            </w:r>
+            <w:proofErr w:type="gramStart"/>
+            <w:r>
+              <w:rPr>
+                <w:rFonts w:ascii="Courier New" w:eastAsia="Courier New" w:hAnsi="Courier New" w:cs="Courier New"/>
+                <w:color w:val="003040"/>
+                <w:sz w:val="20"/>
+                <w:szCs w:val="20"/>
+              </w:rPr>
+              <w:t>pol</w:t>
+            </w:r>
+            <w:proofErr w:type="gramEnd"/>
+            <w:r>
+              <w:rPr>
+                <w:rFonts w:ascii="Courier New" w:eastAsia="Courier New" w:hAnsi="Courier New" w:cs="Courier New"/>
+                <w:color w:val="003040"/>
+                <w:sz w:val="20"/>
+                <w:szCs w:val="20"/>
+              </w:rPr>
+              <w:t>, active, agents] v1 sha:3c8f21</w:t>
             </w:r>
           </w:p>
           <w:p>
             <w:pPr>
               <w:spacing w:before="36" w:after="36"/>
             </w:pPr>
-            <w:r>
-              <w:rPr>
-                <w:rFonts w:ascii="Courier New" w:eastAsia="Courier New" w:hAnsi="Courier New" w:cs="Courier New"/>
-                <w:color w:val="003040"/>
-                <w:sz w:val="20"/>
-                <w:szCs w:val="20"/>
-              </w:rPr>
-              <w:t>@links RISKPOL-002,RISKPOL-003,REGCAP-001</w:t>
+            <w:proofErr w:type="gramStart"/>
+            <w:r>
+              <w:rPr>
+                <w:rFonts w:ascii="Courier New" w:eastAsia="Courier New" w:hAnsi="Courier New" w:cs="Courier New"/>
+                <w:color w:val="003040"/>
+                <w:sz w:val="20"/>
+                <w:szCs w:val="20"/>
+              </w:rPr>
+              <w:t>@links</w:t>
+            </w:r>
+            <w:proofErr w:type="gramEnd"/>
+            <w:r>
+              <w:rPr>
+                <w:rFonts w:ascii="Courier New" w:eastAsia="Courier New" w:hAnsi="Courier New" w:cs="Courier New"/>
+                <w:color w:val="003040"/>
+                <w:sz w:val="20"/>
+                <w:szCs w:val="20"/>
+              </w:rPr>
+              <w:t xml:space="preserve"> RISKPOL-</w:t>
+            </w:r>
+            <w:proofErr w:type="gramStart"/>
+            <w:r>
+              <w:rPr>
+                <w:rFonts w:ascii="Courier New" w:eastAsia="Courier New" w:hAnsi="Courier New" w:cs="Courier New"/>
+                <w:color w:val="003040"/>
+                <w:sz w:val="20"/>
+                <w:szCs w:val="20"/>
+              </w:rPr>
+              <w:t>002,RISKPOL</w:t>
+            </w:r>
+            <w:proofErr w:type="gramEnd"/>
+            <w:r>
+              <w:rPr>
+                <w:rFonts w:ascii="Courier New" w:eastAsia="Courier New" w:hAnsi="Courier New" w:cs="Courier New"/>
+                <w:color w:val="003040"/>
+                <w:sz w:val="20"/>
+                <w:szCs w:val="20"/>
+              </w:rPr>
+              <w:t>-</w:t>
+            </w:r>
+            <w:proofErr w:type="gramStart"/>
+            <w:r>
+              <w:rPr>
+                <w:rFonts w:ascii="Courier New" w:eastAsia="Courier New" w:hAnsi="Courier New" w:cs="Courier New"/>
+                <w:color w:val="003040"/>
+                <w:sz w:val="20"/>
+                <w:szCs w:val="20"/>
+              </w:rPr>
+              <w:t>003,REGCAP</w:t>
+            </w:r>
+            <w:proofErr w:type="gramEnd"/>
+            <w:r>
+              <w:rPr>
+                <w:rFonts w:ascii="Courier New" w:eastAsia="Courier New" w:hAnsi="Courier New" w:cs="Courier New"/>
+                <w:color w:val="003040"/>
+                <w:sz w:val="20"/>
+                <w:szCs w:val="20"/>
+              </w:rPr>
+              <w:t>-001</w:t>
             </w:r>
           </w:p>
           <w:p>
             <w:pPr>
               <w:spacing w:before="36" w:after="36"/>
             </w:pPr>
-            <w:r>
-              <w:rPr>
-                <w:rFonts w:ascii="Courier New" w:eastAsia="Courier New" w:hAnsi="Courier New" w:cs="Courier New"/>
-                <w:color w:val="003040"/>
-                <w:sz w:val="20"/>
-                <w:szCs w:val="20"/>
-              </w:rPr>
-              <w:t>@cycle 30d  @reviewed 2026-04-01</w:t>
+            <w:proofErr w:type="gramStart"/>
+            <w:r>
+              <w:rPr>
+                <w:rFonts w:ascii="Courier New" w:eastAsia="Courier New" w:hAnsi="Courier New" w:cs="Courier New"/>
+                <w:color w:val="003040"/>
+                <w:sz w:val="20"/>
+                <w:szCs w:val="20"/>
+              </w:rPr>
+              <w:t>@cycle</w:t>
+            </w:r>
+            <w:proofErr w:type="gramEnd"/>
+            <w:r>
+              <w:rPr>
+                <w:rFonts w:ascii="Courier New" w:eastAsia="Courier New" w:hAnsi="Courier New" w:cs="Courier New"/>
+                <w:color w:val="003040"/>
+                <w:sz w:val="20"/>
+                <w:szCs w:val="20"/>
+              </w:rPr>
+              <w:t xml:space="preserve"> 30</w:t>
+            </w:r>
+            <w:proofErr w:type="gramStart"/>
+            <w:r>
+              <w:rPr>
+                <w:rFonts w:ascii="Courier New" w:eastAsia="Courier New" w:hAnsi="Courier New" w:cs="Courier New"/>
+                <w:color w:val="003040"/>
+                <w:sz w:val="20"/>
+                <w:szCs w:val="20"/>
+              </w:rPr>
+              <w:t>d  @</w:t>
+            </w:r>
+            <w:proofErr w:type="gramEnd"/>
+            <w:r>
+              <w:rPr>
+                <w:rFonts w:ascii="Courier New" w:eastAsia="Courier New" w:hAnsi="Courier New" w:cs="Courier New"/>
+                <w:color w:val="003040"/>
+                <w:sz w:val="20"/>
+                <w:szCs w:val="20"/>
+              </w:rPr>
+              <w:t>reviewed 2026-04-01</w:t>
             </w:r>
           </w:p>
           <w:p>
@@ -7225,14 +8370,25 @@
             <w:pPr>
               <w:spacing w:before="36" w:after="36"/>
             </w:pPr>
-            <w:r>
-              <w:rPr>
-                <w:rFonts w:ascii="Courier New" w:eastAsia="Courier New" w:hAnsi="Courier New" w:cs="Courier New"/>
-                <w:color w:val="003040"/>
-                <w:sz w:val="20"/>
-                <w:szCs w:val="20"/>
-              </w:rPr>
-              <w:t>@def concentration-risk</w:t>
+            <w:proofErr w:type="gramStart"/>
+            <w:r>
+              <w:rPr>
+                <w:rFonts w:ascii="Courier New" w:eastAsia="Courier New" w:hAnsi="Courier New" w:cs="Courier New"/>
+                <w:color w:val="003040"/>
+                <w:sz w:val="20"/>
+                <w:szCs w:val="20"/>
+              </w:rPr>
+              <w:t>@def</w:t>
+            </w:r>
+            <w:proofErr w:type="gramEnd"/>
+            <w:r>
+              <w:rPr>
+                <w:rFonts w:ascii="Courier New" w:eastAsia="Courier New" w:hAnsi="Courier New" w:cs="Courier New"/>
+                <w:color w:val="003040"/>
+                <w:sz w:val="20"/>
+                <w:szCs w:val="20"/>
+              </w:rPr>
+              <w:t xml:space="preserve"> concentration-risk</w:t>
             </w:r>
           </w:p>
           <w:p>
@@ -7272,6 +8428,7 @@
             <w:pPr>
               <w:spacing w:before="36" w:after="36"/>
             </w:pPr>
+            <w:proofErr w:type="gramStart"/>
             <w:r>
               <w:rPr>
                 <w:rFonts w:ascii="Courier New" w:eastAsia="Courier New" w:hAnsi="Courier New" w:cs="Courier New"/>
@@ -7281,6 +8438,7 @@
               </w:rPr>
               <w:t>@rules</w:t>
             </w:r>
+            <w:proofErr w:type="gramEnd"/>
           </w:p>
           <w:p>
             <w:pPr>
@@ -7335,7 +8493,27 @@
                 <w:sz w:val="20"/>
                 <w:szCs w:val="20"/>
               </w:rPr>
-              <w:t xml:space="preserve">  4. ESG-screened mandates must exclude all issuers in @cluster:excluded-sectors</w:t>
+              <w:t xml:space="preserve">  4. ESG-screened mandates must exclude all issuers </w:t>
+            </w:r>
+            <w:proofErr w:type="gramStart"/>
+            <w:r>
+              <w:rPr>
+                <w:rFonts w:ascii="Courier New" w:eastAsia="Courier New" w:hAnsi="Courier New" w:cs="Courier New"/>
+                <w:color w:val="003040"/>
+                <w:sz w:val="20"/>
+                <w:szCs w:val="20"/>
+              </w:rPr>
+              <w:t>in @cluster:excluded</w:t>
+            </w:r>
+            <w:proofErr w:type="gramEnd"/>
+            <w:r>
+              <w:rPr>
+                <w:rFonts w:ascii="Courier New" w:eastAsia="Courier New" w:hAnsi="Courier New" w:cs="Courier New"/>
+                <w:color w:val="003040"/>
+                <w:sz w:val="20"/>
+                <w:szCs w:val="20"/>
+              </w:rPr>
+              <w:t>-sectors</w:t>
             </w:r>
           </w:p>
           <w:p>
@@ -7347,6 +8525,7 @@
             <w:pPr>
               <w:spacing w:before="36" w:after="36"/>
             </w:pPr>
+            <w:proofErr w:type="gramStart"/>
             <w:r>
               <w:rPr>
                 <w:rFonts w:ascii="Courier New" w:eastAsia="Courier New" w:hAnsi="Courier New" w:cs="Courier New"/>
@@ -7356,6 +8535,7 @@
               </w:rPr>
               <w:t>@constraints</w:t>
             </w:r>
+            <w:proofErr w:type="gramEnd"/>
           </w:p>
           <w:p>
             <w:pPr>
@@ -7368,8 +8548,19 @@
                 <w:sz w:val="20"/>
                 <w:szCs w:val="20"/>
               </w:rPr>
-              <w:t xml:space="preserve">  portfolio-limits</w:t>
-            </w:r>
+              <w:t xml:space="preserve">  </w:t>
+            </w:r>
+            <w:proofErr w:type="gramStart"/>
+            <w:r>
+              <w:rPr>
+                <w:rFonts w:ascii="Courier New" w:eastAsia="Courier New" w:hAnsi="Courier New" w:cs="Courier New"/>
+                <w:color w:val="003040"/>
+                <w:sz w:val="20"/>
+                <w:szCs w:val="20"/>
+              </w:rPr>
+              <w:t>portfolio-limits</w:t>
+            </w:r>
+            <w:proofErr w:type="gramEnd"/>
           </w:p>
           <w:p>
             <w:pPr>
@@ -7438,7 +8629,27 @@
                 <w:sz w:val="20"/>
                 <w:szCs w:val="20"/>
               </w:rPr>
-              <w:t xml:space="preserve">  enforced-by: risk-management-layer</w:t>
+              <w:t xml:space="preserve">  enforced-</w:t>
+            </w:r>
+            <w:proofErr w:type="gramStart"/>
+            <w:r>
+              <w:rPr>
+                <w:rFonts w:ascii="Courier New" w:eastAsia="Courier New" w:hAnsi="Courier New" w:cs="Courier New"/>
+                <w:color w:val="003040"/>
+                <w:sz w:val="20"/>
+                <w:szCs w:val="20"/>
+              </w:rPr>
+              <w:t>by:</w:t>
+            </w:r>
+            <w:proofErr w:type="gramEnd"/>
+            <w:r>
+              <w:rPr>
+                <w:rFonts w:ascii="Courier New" w:eastAsia="Courier New" w:hAnsi="Courier New" w:cs="Courier New"/>
+                <w:color w:val="003040"/>
+                <w:sz w:val="20"/>
+                <w:szCs w:val="20"/>
+              </w:rPr>
+              <w:t xml:space="preserve"> risk-management-layer</w:t>
             </w:r>
           </w:p>
           <w:p>
@@ -7450,14 +8661,25 @@
             <w:pPr>
               <w:spacing w:before="36" w:after="36"/>
             </w:pPr>
-            <w:r>
-              <w:rPr>
-                <w:rFonts w:ascii="Courier New" w:eastAsia="Courier New" w:hAnsi="Courier New" w:cs="Courier New"/>
-                <w:color w:val="003040"/>
-                <w:sz w:val="20"/>
-                <w:szCs w:val="20"/>
-              </w:rPr>
-              <w:t>@cluster excluded-sectors [policy-exclusion]</w:t>
+            <w:proofErr w:type="gramStart"/>
+            <w:r>
+              <w:rPr>
+                <w:rFonts w:ascii="Courier New" w:eastAsia="Courier New" w:hAnsi="Courier New" w:cs="Courier New"/>
+                <w:color w:val="003040"/>
+                <w:sz w:val="20"/>
+                <w:szCs w:val="20"/>
+              </w:rPr>
+              <w:t>@cluster</w:t>
+            </w:r>
+            <w:proofErr w:type="gramEnd"/>
+            <w:r>
+              <w:rPr>
+                <w:rFonts w:ascii="Courier New" w:eastAsia="Courier New" w:hAnsi="Courier New" w:cs="Courier New"/>
+                <w:color w:val="003040"/>
+                <w:sz w:val="20"/>
+                <w:szCs w:val="20"/>
+              </w:rPr>
+              <w:t xml:space="preserve"> excluded-sectors [policy-exclusion]</w:t>
             </w:r>
           </w:p>
           <w:p>
@@ -7471,8 +8693,30 @@
                 <w:sz w:val="20"/>
                 <w:szCs w:val="20"/>
               </w:rPr>
-              <w:t xml:space="preserve">  + sector:weapons-manufacturing</w:t>
-            </w:r>
+              <w:t xml:space="preserve">  + </w:t>
+            </w:r>
+            <w:proofErr w:type="spellStart"/>
+            <w:proofErr w:type="gramStart"/>
+            <w:r>
+              <w:rPr>
+                <w:rFonts w:ascii="Courier New" w:eastAsia="Courier New" w:hAnsi="Courier New" w:cs="Courier New"/>
+                <w:color w:val="003040"/>
+                <w:sz w:val="20"/>
+                <w:szCs w:val="20"/>
+              </w:rPr>
+              <w:t>sector:weapons</w:t>
+            </w:r>
+            <w:proofErr w:type="gramEnd"/>
+            <w:r>
+              <w:rPr>
+                <w:rFonts w:ascii="Courier New" w:eastAsia="Courier New" w:hAnsi="Courier New" w:cs="Courier New"/>
+                <w:color w:val="003040"/>
+                <w:sz w:val="20"/>
+                <w:szCs w:val="20"/>
+              </w:rPr>
+              <w:t>-manufacturing</w:t>
+            </w:r>
+            <w:proofErr w:type="spellEnd"/>
           </w:p>
           <w:p>
             <w:pPr>
@@ -7485,8 +8729,21 @@
                 <w:sz w:val="20"/>
                 <w:szCs w:val="20"/>
               </w:rPr>
-              <w:t xml:space="preserve">  + sector:tobacco</w:t>
-            </w:r>
+              <w:t xml:space="preserve">  + </w:t>
+            </w:r>
+            <w:proofErr w:type="spellStart"/>
+            <w:proofErr w:type="gramStart"/>
+            <w:r>
+              <w:rPr>
+                <w:rFonts w:ascii="Courier New" w:eastAsia="Courier New" w:hAnsi="Courier New" w:cs="Courier New"/>
+                <w:color w:val="003040"/>
+                <w:sz w:val="20"/>
+                <w:szCs w:val="20"/>
+              </w:rPr>
+              <w:t>sector:tobacco</w:t>
+            </w:r>
+            <w:proofErr w:type="spellEnd"/>
+            <w:proofErr w:type="gramEnd"/>
           </w:p>
           <w:p>
             <w:pPr>
@@ -7499,8 +8756,30 @@
                 <w:sz w:val="20"/>
                 <w:szCs w:val="20"/>
               </w:rPr>
-              <w:t xml:space="preserve">  + sector:thermal-coal</w:t>
-            </w:r>
+              <w:t xml:space="preserve">  + </w:t>
+            </w:r>
+            <w:proofErr w:type="spellStart"/>
+            <w:proofErr w:type="gramStart"/>
+            <w:r>
+              <w:rPr>
+                <w:rFonts w:ascii="Courier New" w:eastAsia="Courier New" w:hAnsi="Courier New" w:cs="Courier New"/>
+                <w:color w:val="003040"/>
+                <w:sz w:val="20"/>
+                <w:szCs w:val="20"/>
+              </w:rPr>
+              <w:t>sector:thermal</w:t>
+            </w:r>
+            <w:proofErr w:type="gramEnd"/>
+            <w:r>
+              <w:rPr>
+                <w:rFonts w:ascii="Courier New" w:eastAsia="Courier New" w:hAnsi="Courier New" w:cs="Courier New"/>
+                <w:color w:val="003040"/>
+                <w:sz w:val="20"/>
+                <w:szCs w:val="20"/>
+              </w:rPr>
+              <w:t>-coal</w:t>
+            </w:r>
+            <w:proofErr w:type="spellEnd"/>
           </w:p>
           <w:p>
             <w:pPr>
@@ -7513,7 +8792,69 @@
                 <w:sz w:val="20"/>
                 <w:szCs w:val="20"/>
               </w:rPr>
-              <w:t xml:space="preserve">  [review-cycle:annual, authority:investment-committee]</w:t>
+              <w:t xml:space="preserve">  [</w:t>
+            </w:r>
+            <w:proofErr w:type="spellStart"/>
+            <w:r>
+              <w:rPr>
+                <w:rFonts w:ascii="Courier New" w:eastAsia="Courier New" w:hAnsi="Courier New" w:cs="Courier New"/>
+                <w:color w:val="003040"/>
+                <w:sz w:val="20"/>
+                <w:szCs w:val="20"/>
+              </w:rPr>
+              <w:t>review-</w:t>
+            </w:r>
+            <w:proofErr w:type="gramStart"/>
+            <w:r>
+              <w:rPr>
+                <w:rFonts w:ascii="Courier New" w:eastAsia="Courier New" w:hAnsi="Courier New" w:cs="Courier New"/>
+                <w:color w:val="003040"/>
+                <w:sz w:val="20"/>
+                <w:szCs w:val="20"/>
+              </w:rPr>
+              <w:t>cycle:annual</w:t>
+            </w:r>
+            <w:proofErr w:type="spellEnd"/>
+            <w:proofErr w:type="gramEnd"/>
+            <w:r>
+              <w:rPr>
+                <w:rFonts w:ascii="Courier New" w:eastAsia="Courier New" w:hAnsi="Courier New" w:cs="Courier New"/>
+                <w:color w:val="003040"/>
+                <w:sz w:val="20"/>
+                <w:szCs w:val="20"/>
+              </w:rPr>
+              <w:t xml:space="preserve">, </w:t>
+            </w:r>
+            <w:proofErr w:type="spellStart"/>
+            <w:proofErr w:type="gramStart"/>
+            <w:r>
+              <w:rPr>
+                <w:rFonts w:ascii="Courier New" w:eastAsia="Courier New" w:hAnsi="Courier New" w:cs="Courier New"/>
+                <w:color w:val="003040"/>
+                <w:sz w:val="20"/>
+                <w:szCs w:val="20"/>
+              </w:rPr>
+              <w:t>authority:investment</w:t>
+            </w:r>
+            <w:proofErr w:type="gramEnd"/>
+            <w:r>
+              <w:rPr>
+                <w:rFonts w:ascii="Courier New" w:eastAsia="Courier New" w:hAnsi="Courier New" w:cs="Courier New"/>
+                <w:color w:val="003040"/>
+                <w:sz w:val="20"/>
+                <w:szCs w:val="20"/>
+              </w:rPr>
+              <w:t>-committee</w:t>
+            </w:r>
+            <w:proofErr w:type="spellEnd"/>
+            <w:r>
+              <w:rPr>
+                <w:rFonts w:ascii="Courier New" w:eastAsia="Courier New" w:hAnsi="Courier New" w:cs="Courier New"/>
+                <w:color w:val="003040"/>
+                <w:sz w:val="20"/>
+                <w:szCs w:val="20"/>
+              </w:rPr>
+              <w:t>]</w:t>
             </w:r>
           </w:p>
           <w:p>
@@ -7525,14 +8866,25 @@
             <w:pPr>
               <w:spacing w:before="36" w:after="36"/>
             </w:pPr>
-            <w:r>
-              <w:rPr>
-                <w:rFonts w:ascii="Courier New" w:eastAsia="Courier New" w:hAnsi="Courier New" w:cs="Courier New"/>
-                <w:color w:val="003040"/>
-                <w:sz w:val="20"/>
-                <w:szCs w:val="20"/>
-              </w:rPr>
-              <w:t>@infer breach-approaching</w:t>
+            <w:proofErr w:type="gramStart"/>
+            <w:r>
+              <w:rPr>
+                <w:rFonts w:ascii="Courier New" w:eastAsia="Courier New" w:hAnsi="Courier New" w:cs="Courier New"/>
+                <w:color w:val="003040"/>
+                <w:sz w:val="20"/>
+                <w:szCs w:val="20"/>
+              </w:rPr>
+              <w:t>@infer</w:t>
+            </w:r>
+            <w:proofErr w:type="gramEnd"/>
+            <w:r>
+              <w:rPr>
+                <w:rFonts w:ascii="Courier New" w:eastAsia="Courier New" w:hAnsi="Courier New" w:cs="Courier New"/>
+                <w:color w:val="003040"/>
+                <w:sz w:val="20"/>
+                <w:szCs w:val="20"/>
+              </w:rPr>
+              <w:t xml:space="preserve"> breach-approaching</w:t>
             </w:r>
           </w:p>
           <w:p>
@@ -7546,7 +8898,27 @@
                 <w:sz w:val="20"/>
                 <w:szCs w:val="20"/>
               </w:rPr>
-              <w:t xml:space="preserve">  applies-to: portfolio-position</w:t>
+              <w:t xml:space="preserve">  applies-</w:t>
+            </w:r>
+            <w:proofErr w:type="gramStart"/>
+            <w:r>
+              <w:rPr>
+                <w:rFonts w:ascii="Courier New" w:eastAsia="Courier New" w:hAnsi="Courier New" w:cs="Courier New"/>
+                <w:color w:val="003040"/>
+                <w:sz w:val="20"/>
+                <w:szCs w:val="20"/>
+              </w:rPr>
+              <w:t>to:</w:t>
+            </w:r>
+            <w:proofErr w:type="gramEnd"/>
+            <w:r>
+              <w:rPr>
+                <w:rFonts w:ascii="Courier New" w:eastAsia="Courier New" w:hAnsi="Courier New" w:cs="Courier New"/>
+                <w:color w:val="003040"/>
+                <w:sz w:val="20"/>
+                <w:szCs w:val="20"/>
+              </w:rPr>
+              <w:t xml:space="preserve"> portfolio-position</w:t>
             </w:r>
           </w:p>
           <w:p>
@@ -7560,7 +8932,29 @@
                 <w:sz w:val="20"/>
                 <w:szCs w:val="20"/>
               </w:rPr>
-              <w:t xml:space="preserve">  when:  issuer.concentration &gt; 4.5%</w:t>
+              <w:t xml:space="preserve">  when:  </w:t>
+            </w:r>
+            <w:proofErr w:type="spellStart"/>
+            <w:proofErr w:type="gramStart"/>
+            <w:r>
+              <w:rPr>
+                <w:rFonts w:ascii="Courier New" w:eastAsia="Courier New" w:hAnsi="Courier New" w:cs="Courier New"/>
+                <w:color w:val="003040"/>
+                <w:sz w:val="20"/>
+                <w:szCs w:val="20"/>
+              </w:rPr>
+              <w:t>issuer.concentration</w:t>
+            </w:r>
+            <w:proofErr w:type="spellEnd"/>
+            <w:proofErr w:type="gramEnd"/>
+            <w:r>
+              <w:rPr>
+                <w:rFonts w:ascii="Courier New" w:eastAsia="Courier New" w:hAnsi="Courier New" w:cs="Courier New"/>
+                <w:color w:val="003040"/>
+                <w:sz w:val="20"/>
+                <w:szCs w:val="20"/>
+              </w:rPr>
+              <w:t xml:space="preserve"> &gt; 4.5%</w:t>
             </w:r>
           </w:p>
           <w:p>
@@ -7574,7 +8968,29 @@
                 <w:sz w:val="20"/>
                 <w:szCs w:val="20"/>
               </w:rPr>
-              <w:t xml:space="preserve">  and:   market.direction = adverse</w:t>
+              <w:t xml:space="preserve">  and:   </w:t>
+            </w:r>
+            <w:proofErr w:type="spellStart"/>
+            <w:proofErr w:type="gramStart"/>
+            <w:r>
+              <w:rPr>
+                <w:rFonts w:ascii="Courier New" w:eastAsia="Courier New" w:hAnsi="Courier New" w:cs="Courier New"/>
+                <w:color w:val="003040"/>
+                <w:sz w:val="20"/>
+                <w:szCs w:val="20"/>
+              </w:rPr>
+              <w:t>market.direction</w:t>
+            </w:r>
+            <w:proofErr w:type="spellEnd"/>
+            <w:proofErr w:type="gramEnd"/>
+            <w:r>
+              <w:rPr>
+                <w:rFonts w:ascii="Courier New" w:eastAsia="Courier New" w:hAnsi="Courier New" w:cs="Courier New"/>
+                <w:color w:val="003040"/>
+                <w:sz w:val="20"/>
+                <w:szCs w:val="20"/>
+              </w:rPr>
+              <w:t xml:space="preserve"> = adverse</w:t>
             </w:r>
           </w:p>
           <w:p>
@@ -7589,7 +9005,27 @@
                 <w:szCs w:val="20"/>
               </w:rPr>
               <w:lastRenderedPageBreak/>
-              <w:t xml:space="preserve">  then:  breach-risk = elevated</w:t>
+              <w:t xml:space="preserve">  then</w:t>
+            </w:r>
+            <w:proofErr w:type="gramStart"/>
+            <w:r>
+              <w:rPr>
+                <w:rFonts w:ascii="Courier New" w:eastAsia="Courier New" w:hAnsi="Courier New" w:cs="Courier New"/>
+                <w:color w:val="003040"/>
+                <w:sz w:val="20"/>
+                <w:szCs w:val="20"/>
+              </w:rPr>
+              <w:t>:  breach</w:t>
+            </w:r>
+            <w:proofErr w:type="gramEnd"/>
+            <w:r>
+              <w:rPr>
+                <w:rFonts w:ascii="Courier New" w:eastAsia="Courier New" w:hAnsi="Courier New" w:cs="Courier New"/>
+                <w:color w:val="003040"/>
+                <w:sz w:val="20"/>
+                <w:szCs w:val="20"/>
+              </w:rPr>
+              <w:t>-risk = elevated</w:t>
             </w:r>
           </w:p>
           <w:p>
@@ -7631,7 +9067,27 @@
                 <w:sz w:val="20"/>
                 <w:szCs w:val="20"/>
               </w:rPr>
-              <w:t xml:space="preserve">  src:   concentration-risk-model-v3</w:t>
+              <w:t xml:space="preserve">  </w:t>
+            </w:r>
+            <w:proofErr w:type="spellStart"/>
+            <w:r>
+              <w:rPr>
+                <w:rFonts w:ascii="Courier New" w:eastAsia="Courier New" w:hAnsi="Courier New" w:cs="Courier New"/>
+                <w:color w:val="003040"/>
+                <w:sz w:val="20"/>
+                <w:szCs w:val="20"/>
+              </w:rPr>
+              <w:t>src</w:t>
+            </w:r>
+            <w:proofErr w:type="spellEnd"/>
+            <w:r>
+              <w:rPr>
+                <w:rFonts w:ascii="Courier New" w:eastAsia="Courier New" w:hAnsi="Courier New" w:cs="Courier New"/>
+                <w:color w:val="003040"/>
+                <w:sz w:val="20"/>
+                <w:szCs w:val="20"/>
+              </w:rPr>
+              <w:t>:   concentration-risk-model-v3</w:t>
             </w:r>
           </w:p>
           <w:p>
@@ -7643,6 +9099,7 @@
             <w:pPr>
               <w:spacing w:before="36" w:after="36"/>
             </w:pPr>
+            <w:proofErr w:type="gramStart"/>
             <w:r>
               <w:rPr>
                 <w:rFonts w:ascii="Courier New" w:eastAsia="Courier New" w:hAnsi="Courier New" w:cs="Courier New"/>
@@ -7652,6 +9109,7 @@
               </w:rPr>
               <w:t>@xwalk</w:t>
             </w:r>
+            <w:proofErr w:type="gramEnd"/>
           </w:p>
           <w:p>
             <w:pPr>
@@ -7664,7 +9122,131 @@
                 <w:sz w:val="20"/>
                 <w:szCs w:val="20"/>
               </w:rPr>
-              <w:t xml:space="preserve">  legacy:CONC-RISK-01  =&gt; risk:concentration-risk  [method:exact, type:asserted]</w:t>
+              <w:t xml:space="preserve">  </w:t>
+            </w:r>
+            <w:proofErr w:type="gramStart"/>
+            <w:r>
+              <w:rPr>
+                <w:rFonts w:ascii="Courier New" w:eastAsia="Courier New" w:hAnsi="Courier New" w:cs="Courier New"/>
+                <w:color w:val="003040"/>
+                <w:sz w:val="20"/>
+                <w:szCs w:val="20"/>
+              </w:rPr>
+              <w:t>legacy:CONC</w:t>
+            </w:r>
+            <w:proofErr w:type="gramEnd"/>
+            <w:r>
+              <w:rPr>
+                <w:rFonts w:ascii="Courier New" w:eastAsia="Courier New" w:hAnsi="Courier New" w:cs="Courier New"/>
+                <w:color w:val="003040"/>
+                <w:sz w:val="20"/>
+                <w:szCs w:val="20"/>
+              </w:rPr>
+              <w:t>-RISK-</w:t>
+            </w:r>
+            <w:proofErr w:type="gramStart"/>
+            <w:r>
+              <w:rPr>
+                <w:rFonts w:ascii="Courier New" w:eastAsia="Courier New" w:hAnsi="Courier New" w:cs="Courier New"/>
+                <w:color w:val="003040"/>
+                <w:sz w:val="20"/>
+                <w:szCs w:val="20"/>
+              </w:rPr>
+              <w:t>01  =</w:t>
+            </w:r>
+            <w:proofErr w:type="gramEnd"/>
+            <w:r>
+              <w:rPr>
+                <w:rFonts w:ascii="Courier New" w:eastAsia="Courier New" w:hAnsi="Courier New" w:cs="Courier New"/>
+                <w:color w:val="003040"/>
+                <w:sz w:val="20"/>
+                <w:szCs w:val="20"/>
+              </w:rPr>
+              <w:t xml:space="preserve">&gt; </w:t>
+            </w:r>
+            <w:proofErr w:type="spellStart"/>
+            <w:proofErr w:type="gramStart"/>
+            <w:r>
+              <w:rPr>
+                <w:rFonts w:ascii="Courier New" w:eastAsia="Courier New" w:hAnsi="Courier New" w:cs="Courier New"/>
+                <w:color w:val="003040"/>
+                <w:sz w:val="20"/>
+                <w:szCs w:val="20"/>
+              </w:rPr>
+              <w:t>risk:concentration</w:t>
+            </w:r>
+            <w:proofErr w:type="gramEnd"/>
+            <w:r>
+              <w:rPr>
+                <w:rFonts w:ascii="Courier New" w:eastAsia="Courier New" w:hAnsi="Courier New" w:cs="Courier New"/>
+                <w:color w:val="003040"/>
+                <w:sz w:val="20"/>
+                <w:szCs w:val="20"/>
+              </w:rPr>
+              <w:t>-</w:t>
+            </w:r>
+            <w:proofErr w:type="gramStart"/>
+            <w:r>
+              <w:rPr>
+                <w:rFonts w:ascii="Courier New" w:eastAsia="Courier New" w:hAnsi="Courier New" w:cs="Courier New"/>
+                <w:color w:val="003040"/>
+                <w:sz w:val="20"/>
+                <w:szCs w:val="20"/>
+              </w:rPr>
+              <w:t>risk</w:t>
+            </w:r>
+            <w:proofErr w:type="spellEnd"/>
+            <w:r>
+              <w:rPr>
+                <w:rFonts w:ascii="Courier New" w:eastAsia="Courier New" w:hAnsi="Courier New" w:cs="Courier New"/>
+                <w:color w:val="003040"/>
+                <w:sz w:val="20"/>
+                <w:szCs w:val="20"/>
+              </w:rPr>
+              <w:t xml:space="preserve">  [</w:t>
+            </w:r>
+            <w:proofErr w:type="spellStart"/>
+            <w:r>
+              <w:rPr>
+                <w:rFonts w:ascii="Courier New" w:eastAsia="Courier New" w:hAnsi="Courier New" w:cs="Courier New"/>
+                <w:color w:val="003040"/>
+                <w:sz w:val="20"/>
+                <w:szCs w:val="20"/>
+              </w:rPr>
+              <w:t>method:exact</w:t>
+            </w:r>
+            <w:proofErr w:type="spellEnd"/>
+            <w:proofErr w:type="gramEnd"/>
+            <w:r>
+              <w:rPr>
+                <w:rFonts w:ascii="Courier New" w:eastAsia="Courier New" w:hAnsi="Courier New" w:cs="Courier New"/>
+                <w:color w:val="003040"/>
+                <w:sz w:val="20"/>
+                <w:szCs w:val="20"/>
+              </w:rPr>
+              <w:t xml:space="preserve">, </w:t>
+            </w:r>
+            <w:proofErr w:type="spellStart"/>
+            <w:proofErr w:type="gramStart"/>
+            <w:r>
+              <w:rPr>
+                <w:rFonts w:ascii="Courier New" w:eastAsia="Courier New" w:hAnsi="Courier New" w:cs="Courier New"/>
+                <w:color w:val="003040"/>
+                <w:sz w:val="20"/>
+                <w:szCs w:val="20"/>
+              </w:rPr>
+              <w:t>type:asserted</w:t>
+            </w:r>
+            <w:proofErr w:type="spellEnd"/>
+            <w:proofErr w:type="gramEnd"/>
+            <w:r>
+              <w:rPr>
+                <w:rFonts w:ascii="Courier New" w:eastAsia="Courier New" w:hAnsi="Courier New" w:cs="Courier New"/>
+                <w:color w:val="003040"/>
+                <w:sz w:val="20"/>
+                <w:szCs w:val="20"/>
+              </w:rPr>
+              <w:t>]</w:t>
             </w:r>
           </w:p>
           <w:p>
@@ -7678,7 +9260,111 @@
                 <w:sz w:val="20"/>
                 <w:szCs w:val="20"/>
               </w:rPr>
-              <w:t xml:space="preserve">  external:BCBS-268    =&gt; risk:concentration-risk  [method:mapped, conf:0.92, type:asserted]</w:t>
+              <w:t xml:space="preserve">  </w:t>
+            </w:r>
+            <w:proofErr w:type="gramStart"/>
+            <w:r>
+              <w:rPr>
+                <w:rFonts w:ascii="Courier New" w:eastAsia="Courier New" w:hAnsi="Courier New" w:cs="Courier New"/>
+                <w:color w:val="003040"/>
+                <w:sz w:val="20"/>
+                <w:szCs w:val="20"/>
+              </w:rPr>
+              <w:t>external:BCBS</w:t>
+            </w:r>
+            <w:proofErr w:type="gramEnd"/>
+            <w:r>
+              <w:rPr>
+                <w:rFonts w:ascii="Courier New" w:eastAsia="Courier New" w:hAnsi="Courier New" w:cs="Courier New"/>
+                <w:color w:val="003040"/>
+                <w:sz w:val="20"/>
+                <w:szCs w:val="20"/>
+              </w:rPr>
+              <w:t xml:space="preserve">-268    =&gt; </w:t>
+            </w:r>
+            <w:proofErr w:type="spellStart"/>
+            <w:proofErr w:type="gramStart"/>
+            <w:r>
+              <w:rPr>
+                <w:rFonts w:ascii="Courier New" w:eastAsia="Courier New" w:hAnsi="Courier New" w:cs="Courier New"/>
+                <w:color w:val="003040"/>
+                <w:sz w:val="20"/>
+                <w:szCs w:val="20"/>
+              </w:rPr>
+              <w:t>risk:concentration</w:t>
+            </w:r>
+            <w:proofErr w:type="gramEnd"/>
+            <w:r>
+              <w:rPr>
+                <w:rFonts w:ascii="Courier New" w:eastAsia="Courier New" w:hAnsi="Courier New" w:cs="Courier New"/>
+                <w:color w:val="003040"/>
+                <w:sz w:val="20"/>
+                <w:szCs w:val="20"/>
+              </w:rPr>
+              <w:t>-</w:t>
+            </w:r>
+            <w:proofErr w:type="gramStart"/>
+            <w:r>
+              <w:rPr>
+                <w:rFonts w:ascii="Courier New" w:eastAsia="Courier New" w:hAnsi="Courier New" w:cs="Courier New"/>
+                <w:color w:val="003040"/>
+                <w:sz w:val="20"/>
+                <w:szCs w:val="20"/>
+              </w:rPr>
+              <w:t>risk</w:t>
+            </w:r>
+            <w:proofErr w:type="spellEnd"/>
+            <w:r>
+              <w:rPr>
+                <w:rFonts w:ascii="Courier New" w:eastAsia="Courier New" w:hAnsi="Courier New" w:cs="Courier New"/>
+                <w:color w:val="003040"/>
+                <w:sz w:val="20"/>
+                <w:szCs w:val="20"/>
+              </w:rPr>
+              <w:t xml:space="preserve">  [</w:t>
+            </w:r>
+            <w:proofErr w:type="spellStart"/>
+            <w:r>
+              <w:rPr>
+                <w:rFonts w:ascii="Courier New" w:eastAsia="Courier New" w:hAnsi="Courier New" w:cs="Courier New"/>
+                <w:color w:val="003040"/>
+                <w:sz w:val="20"/>
+                <w:szCs w:val="20"/>
+              </w:rPr>
+              <w:t>method:mapped</w:t>
+            </w:r>
+            <w:proofErr w:type="spellEnd"/>
+            <w:proofErr w:type="gramEnd"/>
+            <w:r>
+              <w:rPr>
+                <w:rFonts w:ascii="Courier New" w:eastAsia="Courier New" w:hAnsi="Courier New" w:cs="Courier New"/>
+                <w:color w:val="003040"/>
+                <w:sz w:val="20"/>
+                <w:szCs w:val="20"/>
+              </w:rPr>
+              <w:t xml:space="preserve">, conf:0.92, </w:t>
+            </w:r>
+            <w:proofErr w:type="spellStart"/>
+            <w:proofErr w:type="gramStart"/>
+            <w:r>
+              <w:rPr>
+                <w:rFonts w:ascii="Courier New" w:eastAsia="Courier New" w:hAnsi="Courier New" w:cs="Courier New"/>
+                <w:color w:val="003040"/>
+                <w:sz w:val="20"/>
+                <w:szCs w:val="20"/>
+              </w:rPr>
+              <w:t>type:asserted</w:t>
+            </w:r>
+            <w:proofErr w:type="spellEnd"/>
+            <w:proofErr w:type="gramEnd"/>
+            <w:r>
+              <w:rPr>
+                <w:rFonts w:ascii="Courier New" w:eastAsia="Courier New" w:hAnsi="Courier New" w:cs="Courier New"/>
+                <w:color w:val="003040"/>
+                <w:sz w:val="20"/>
+                <w:szCs w:val="20"/>
+              </w:rPr>
+              <w:t>]</w:t>
             </w:r>
           </w:p>
         </w:tc>
@@ -7709,15 +9395,36 @@
         <w:spacing w:before="80" w:after="130"/>
       </w:pPr>
       <w:r>
-        <w:t>The financial services domain is arguably the purest expression of the SIGN design target. Auditability requirements are stronger here than in almost any other domain — regulators can demand a full decision trail for any trade or recommendation. The combination of @constraints (hard limits), @infer (early warning escalation), @cluster (exclusion and approved-instrument sets), and @xwalk (regulatory framework alignment) covers the full risk governance vocabulary in a form that is both agent-enforceable and human-auditable.</w:t>
+        <w:t xml:space="preserve">The financial services domain is arguably the purest expression of the SIGN design target. Auditability requirements are stronger here than in almost any other domain — regulators can demand a full decision </w:t>
+      </w:r>
+      <w:proofErr w:type="gramStart"/>
+      <w:r>
+        <w:t>trail</w:t>
+      </w:r>
+      <w:proofErr w:type="gramEnd"/>
+      <w:r>
+        <w:t xml:space="preserve"> for any trade or recommendation. The combination of @constraints (hard limits), @infer (early warning escalation), @cluster (exclusion and approved-instrument sets), and @xwalk (regulatory framework alignment) covers the full risk governance vocabulary in a form that is both agent-enforceable and human-auditable.</w:t>
       </w:r>
     </w:p>
     <w:p>
       <w:pPr>
         <w:spacing w:before="80" w:after="130"/>
       </w:pPr>
-      <w:r>
-        <w:t>The @cycle and @reviewed governance blocks also earn their value here. Risk policy thresholds change on regulatory schedules that no agent should track ad hoc. A 30-day review cycle on RISKPOL-001 means the governing document is validated monthly, and any agent operating on a stale version is flagged automatically.</w:t>
+      <w:proofErr w:type="gramStart"/>
+      <w:r>
+        <w:t>The @</w:t>
+      </w:r>
+      <w:proofErr w:type="gramEnd"/>
+      <w:r>
+        <w:t xml:space="preserve">cycle </w:t>
+      </w:r>
+      <w:proofErr w:type="gramStart"/>
+      <w:r>
+        <w:t>and @</w:t>
+      </w:r>
+      <w:proofErr w:type="gramEnd"/>
+      <w:r>
+        <w:t>reviewed governance blocks also earn their value here. Risk policy thresholds change on regulatory schedules that no agent should track ad hoc. A 30-day review cycle on RISKPOL-001 means the governing document is validated monthly, and any agent operating on a stale version is flagged automatically.</w:t>
       </w:r>
     </w:p>
     <w:p>
@@ -7729,8 +9436,13 @@
       <w:pPr>
         <w:pStyle w:val="Heading2"/>
       </w:pPr>
-      <w:r>
-        <w:t>4.3  Case Study: Brand and Marketing Governance</w:t>
+      <w:proofErr w:type="gramStart"/>
+      <w:r>
+        <w:t>4.3  Case</w:t>
+      </w:r>
+      <w:proofErr w:type="gramEnd"/>
+      <w:r>
+        <w:t xml:space="preserve"> Study: Brand and Marketing Governance</w:t>
       </w:r>
     </w:p>
     <w:p>
@@ -7775,12 +9487,6 @@
         <w:gridCol w:w="9360"/>
       </w:tblGrid>
       <w:tr>
-        <w:tblPrEx>
-          <w:tblCellMar>
-            <w:top w:w="0" w:type="dxa"/>
-            <w:bottom w:w="0" w:type="dxa"/>
-          </w:tblCellMar>
-        </w:tblPrEx>
         <w:tc>
           <w:tcPr>
             <w:tcW w:w="9360" w:type="dxa"/>
@@ -7802,42 +9508,175 @@
             <w:pPr>
               <w:spacing w:before="36" w:after="36"/>
             </w:pPr>
-            <w:r>
-              <w:rPr>
-                <w:rFonts w:ascii="Courier New" w:eastAsia="Courier New" w:hAnsi="Courier New" w:cs="Courier New"/>
-                <w:color w:val="003040"/>
-                <w:sz w:val="20"/>
-                <w:szCs w:val="20"/>
-              </w:rPr>
-              <w:t>@doc GTM-009 [ref, active, agents+employees] v1 sha:2b066b</w:t>
+            <w:proofErr w:type="gramStart"/>
+            <w:r>
+              <w:rPr>
+                <w:rFonts w:ascii="Courier New" w:eastAsia="Courier New" w:hAnsi="Courier New" w:cs="Courier New"/>
+                <w:color w:val="003040"/>
+                <w:sz w:val="20"/>
+                <w:szCs w:val="20"/>
+              </w:rPr>
+              <w:t>@doc</w:t>
+            </w:r>
+            <w:proofErr w:type="gramEnd"/>
+            <w:r>
+              <w:rPr>
+                <w:rFonts w:ascii="Courier New" w:eastAsia="Courier New" w:hAnsi="Courier New" w:cs="Courier New"/>
+                <w:color w:val="003040"/>
+                <w:sz w:val="20"/>
+                <w:szCs w:val="20"/>
+              </w:rPr>
+              <w:t xml:space="preserve"> GTM-009 [ref, active, </w:t>
+            </w:r>
+            <w:proofErr w:type="spellStart"/>
+            <w:r>
+              <w:rPr>
+                <w:rFonts w:ascii="Courier New" w:eastAsia="Courier New" w:hAnsi="Courier New" w:cs="Courier New"/>
+                <w:color w:val="003040"/>
+                <w:sz w:val="20"/>
+                <w:szCs w:val="20"/>
+              </w:rPr>
+              <w:t>agents+employees</w:t>
+            </w:r>
+            <w:proofErr w:type="spellEnd"/>
+            <w:r>
+              <w:rPr>
+                <w:rFonts w:ascii="Courier New" w:eastAsia="Courier New" w:hAnsi="Courier New" w:cs="Courier New"/>
+                <w:color w:val="003040"/>
+                <w:sz w:val="20"/>
+                <w:szCs w:val="20"/>
+              </w:rPr>
+              <w:t>] v1 sha:2b066b</w:t>
             </w:r>
           </w:p>
           <w:p>
             <w:pPr>
               <w:spacing w:before="36" w:after="36"/>
             </w:pPr>
-            <w:r>
-              <w:rPr>
-                <w:rFonts w:ascii="Courier New" w:eastAsia="Courier New" w:hAnsi="Courier New" w:cs="Courier New"/>
-                <w:color w:val="003040"/>
-                <w:sz w:val="20"/>
-                <w:szCs w:val="20"/>
-              </w:rPr>
-              <w:t>@links GTM-001,GTM-002,GTM-010,REF-006</w:t>
+            <w:proofErr w:type="gramStart"/>
+            <w:r>
+              <w:rPr>
+                <w:rFonts w:ascii="Courier New" w:eastAsia="Courier New" w:hAnsi="Courier New" w:cs="Courier New"/>
+                <w:color w:val="003040"/>
+                <w:sz w:val="20"/>
+                <w:szCs w:val="20"/>
+              </w:rPr>
+              <w:t>@links</w:t>
+            </w:r>
+            <w:proofErr w:type="gramEnd"/>
+            <w:r>
+              <w:rPr>
+                <w:rFonts w:ascii="Courier New" w:eastAsia="Courier New" w:hAnsi="Courier New" w:cs="Courier New"/>
+                <w:color w:val="003040"/>
+                <w:sz w:val="20"/>
+                <w:szCs w:val="20"/>
+              </w:rPr>
+              <w:t xml:space="preserve"> GTM-</w:t>
+            </w:r>
+            <w:proofErr w:type="gramStart"/>
+            <w:r>
+              <w:rPr>
+                <w:rFonts w:ascii="Courier New" w:eastAsia="Courier New" w:hAnsi="Courier New" w:cs="Courier New"/>
+                <w:color w:val="003040"/>
+                <w:sz w:val="20"/>
+                <w:szCs w:val="20"/>
+              </w:rPr>
+              <w:t>001,GTM</w:t>
+            </w:r>
+            <w:proofErr w:type="gramEnd"/>
+            <w:r>
+              <w:rPr>
+                <w:rFonts w:ascii="Courier New" w:eastAsia="Courier New" w:hAnsi="Courier New" w:cs="Courier New"/>
+                <w:color w:val="003040"/>
+                <w:sz w:val="20"/>
+                <w:szCs w:val="20"/>
+              </w:rPr>
+              <w:t>-</w:t>
+            </w:r>
+            <w:proofErr w:type="gramStart"/>
+            <w:r>
+              <w:rPr>
+                <w:rFonts w:ascii="Courier New" w:eastAsia="Courier New" w:hAnsi="Courier New" w:cs="Courier New"/>
+                <w:color w:val="003040"/>
+                <w:sz w:val="20"/>
+                <w:szCs w:val="20"/>
+              </w:rPr>
+              <w:t>002,GTM</w:t>
+            </w:r>
+            <w:proofErr w:type="gramEnd"/>
+            <w:r>
+              <w:rPr>
+                <w:rFonts w:ascii="Courier New" w:eastAsia="Courier New" w:hAnsi="Courier New" w:cs="Courier New"/>
+                <w:color w:val="003040"/>
+                <w:sz w:val="20"/>
+                <w:szCs w:val="20"/>
+              </w:rPr>
+              <w:t>-</w:t>
+            </w:r>
+            <w:proofErr w:type="gramStart"/>
+            <w:r>
+              <w:rPr>
+                <w:rFonts w:ascii="Courier New" w:eastAsia="Courier New" w:hAnsi="Courier New" w:cs="Courier New"/>
+                <w:color w:val="003040"/>
+                <w:sz w:val="20"/>
+                <w:szCs w:val="20"/>
+              </w:rPr>
+              <w:t>010,REF</w:t>
+            </w:r>
+            <w:proofErr w:type="gramEnd"/>
+            <w:r>
+              <w:rPr>
+                <w:rFonts w:ascii="Courier New" w:eastAsia="Courier New" w:hAnsi="Courier New" w:cs="Courier New"/>
+                <w:color w:val="003040"/>
+                <w:sz w:val="20"/>
+                <w:szCs w:val="20"/>
+              </w:rPr>
+              <w:t>-006</w:t>
             </w:r>
           </w:p>
           <w:p>
             <w:pPr>
               <w:spacing w:before="36" w:after="36"/>
             </w:pPr>
-            <w:r>
-              <w:rPr>
-                <w:rFonts w:ascii="Courier New" w:eastAsia="Courier New" w:hAnsi="Courier New" w:cs="Courier New"/>
-                <w:color w:val="003040"/>
-                <w:sz w:val="20"/>
-                <w:szCs w:val="20"/>
-              </w:rPr>
-              <w:t>@cycle 180d  @reviewed 2026-04-28</w:t>
+            <w:proofErr w:type="gramStart"/>
+            <w:r>
+              <w:rPr>
+                <w:rFonts w:ascii="Courier New" w:eastAsia="Courier New" w:hAnsi="Courier New" w:cs="Courier New"/>
+                <w:color w:val="003040"/>
+                <w:sz w:val="20"/>
+                <w:szCs w:val="20"/>
+              </w:rPr>
+              <w:t>@cycle</w:t>
+            </w:r>
+            <w:proofErr w:type="gramEnd"/>
+            <w:r>
+              <w:rPr>
+                <w:rFonts w:ascii="Courier New" w:eastAsia="Courier New" w:hAnsi="Courier New" w:cs="Courier New"/>
+                <w:color w:val="003040"/>
+                <w:sz w:val="20"/>
+                <w:szCs w:val="20"/>
+              </w:rPr>
+              <w:t xml:space="preserve"> 180</w:t>
+            </w:r>
+            <w:proofErr w:type="gramStart"/>
+            <w:r>
+              <w:rPr>
+                <w:rFonts w:ascii="Courier New" w:eastAsia="Courier New" w:hAnsi="Courier New" w:cs="Courier New"/>
+                <w:color w:val="003040"/>
+                <w:sz w:val="20"/>
+                <w:szCs w:val="20"/>
+              </w:rPr>
+              <w:t>d  @</w:t>
+            </w:r>
+            <w:proofErr w:type="gramEnd"/>
+            <w:r>
+              <w:rPr>
+                <w:rFonts w:ascii="Courier New" w:eastAsia="Courier New" w:hAnsi="Courier New" w:cs="Courier New"/>
+                <w:color w:val="003040"/>
+                <w:sz w:val="20"/>
+                <w:szCs w:val="20"/>
+              </w:rPr>
+              <w:t>reviewed 2026-04-28</w:t>
             </w:r>
           </w:p>
           <w:p>
@@ -7849,15 +9688,37 @@
             <w:pPr>
               <w:spacing w:before="36" w:after="36"/>
             </w:pPr>
-            <w:r>
-              <w:rPr>
-                <w:rFonts w:ascii="Courier New" w:eastAsia="Courier New" w:hAnsi="Courier New" w:cs="Courier New"/>
-                <w:color w:val="003040"/>
-                <w:sz w:val="20"/>
-                <w:szCs w:val="20"/>
-              </w:rPr>
-              <w:t>@def visual-identity</w:t>
-            </w:r>
+            <w:proofErr w:type="gramStart"/>
+            <w:r>
+              <w:rPr>
+                <w:rFonts w:ascii="Courier New" w:eastAsia="Courier New" w:hAnsi="Courier New" w:cs="Courier New"/>
+                <w:color w:val="003040"/>
+                <w:sz w:val="20"/>
+                <w:szCs w:val="20"/>
+              </w:rPr>
+              <w:t>@def</w:t>
+            </w:r>
+            <w:proofErr w:type="gramEnd"/>
+            <w:r>
+              <w:rPr>
+                <w:rFonts w:ascii="Courier New" w:eastAsia="Courier New" w:hAnsi="Courier New" w:cs="Courier New"/>
+                <w:color w:val="003040"/>
+                <w:sz w:val="20"/>
+                <w:szCs w:val="20"/>
+              </w:rPr>
+              <w:t xml:space="preserve"> </w:t>
+            </w:r>
+            <w:proofErr w:type="gramStart"/>
+            <w:r>
+              <w:rPr>
+                <w:rFonts w:ascii="Courier New" w:eastAsia="Courier New" w:hAnsi="Courier New" w:cs="Courier New"/>
+                <w:color w:val="003040"/>
+                <w:sz w:val="20"/>
+                <w:szCs w:val="20"/>
+              </w:rPr>
+              <w:t>visual-identity</w:t>
+            </w:r>
+            <w:proofErr w:type="gramEnd"/>
           </w:p>
           <w:p>
             <w:pPr>
@@ -7911,6 +9772,7 @@
             <w:pPr>
               <w:spacing w:before="36" w:after="36"/>
             </w:pPr>
+            <w:proofErr w:type="gramStart"/>
             <w:r>
               <w:rPr>
                 <w:rFonts w:ascii="Courier New" w:eastAsia="Courier New" w:hAnsi="Courier New" w:cs="Courier New"/>
@@ -7920,6 +9782,7 @@
               </w:rPr>
               <w:t>@props</w:t>
             </w:r>
+            <w:proofErr w:type="gramEnd"/>
           </w:p>
           <w:p>
             <w:pPr>
@@ -7932,7 +9795,27 @@
                 <w:sz w:val="20"/>
                 <w:szCs w:val="20"/>
               </w:rPr>
-              <w:t xml:space="preserve">  + brand-midnight  | #004150 — primary brand color; headlines and main blocks</w:t>
+              <w:t xml:space="preserve">  + brand-</w:t>
+            </w:r>
+            <w:proofErr w:type="gramStart"/>
+            <w:r>
+              <w:rPr>
+                <w:rFonts w:ascii="Courier New" w:eastAsia="Courier New" w:hAnsi="Courier New" w:cs="Courier New"/>
+                <w:color w:val="003040"/>
+                <w:sz w:val="20"/>
+                <w:szCs w:val="20"/>
+              </w:rPr>
+              <w:t>midnight  |</w:t>
+            </w:r>
+            <w:proofErr w:type="gramEnd"/>
+            <w:r>
+              <w:rPr>
+                <w:rFonts w:ascii="Courier New" w:eastAsia="Courier New" w:hAnsi="Courier New" w:cs="Courier New"/>
+                <w:color w:val="003040"/>
+                <w:sz w:val="20"/>
+                <w:szCs w:val="20"/>
+              </w:rPr>
+              <w:t xml:space="preserve"> #004150 — primary brand color; headlines and main blocks</w:t>
             </w:r>
           </w:p>
           <w:p>
@@ -7972,6 +9855,7 @@
             <w:pPr>
               <w:spacing w:before="36" w:after="36"/>
             </w:pPr>
+            <w:proofErr w:type="gramStart"/>
             <w:r>
               <w:rPr>
                 <w:rFonts w:ascii="Courier New" w:eastAsia="Courier New" w:hAnsi="Courier New" w:cs="Courier New"/>
@@ -7981,6 +9865,7 @@
               </w:rPr>
               <w:t>@rules</w:t>
             </w:r>
+            <w:proofErr w:type="gramEnd"/>
           </w:p>
           <w:p>
             <w:pPr>
@@ -8007,7 +9892,27 @@
                 <w:sz w:val="20"/>
                 <w:szCs w:val="20"/>
               </w:rPr>
-              <w:t xml:space="preserve">  2. CMYK and HEX values in @props are authoritative for all digital surfaces</w:t>
+              <w:t xml:space="preserve">  2. CMYK and HEX values </w:t>
+            </w:r>
+            <w:proofErr w:type="gramStart"/>
+            <w:r>
+              <w:rPr>
+                <w:rFonts w:ascii="Courier New" w:eastAsia="Courier New" w:hAnsi="Courier New" w:cs="Courier New"/>
+                <w:color w:val="003040"/>
+                <w:sz w:val="20"/>
+                <w:szCs w:val="20"/>
+              </w:rPr>
+              <w:t>in @</w:t>
+            </w:r>
+            <w:proofErr w:type="gramEnd"/>
+            <w:r>
+              <w:rPr>
+                <w:rFonts w:ascii="Courier New" w:eastAsia="Courier New" w:hAnsi="Courier New" w:cs="Courier New"/>
+                <w:color w:val="003040"/>
+                <w:sz w:val="20"/>
+                <w:szCs w:val="20"/>
+              </w:rPr>
+              <w:t>props are authoritative for all digital surfaces</w:t>
             </w:r>
           </w:p>
           <w:p>
@@ -8047,6 +9952,7 @@
             <w:pPr>
               <w:spacing w:before="36" w:after="36"/>
             </w:pPr>
+            <w:proofErr w:type="gramStart"/>
             <w:r>
               <w:rPr>
                 <w:rFonts w:ascii="Courier New" w:eastAsia="Courier New" w:hAnsi="Courier New" w:cs="Courier New"/>
@@ -8056,6 +9962,7 @@
               </w:rPr>
               <w:t>@constraints</w:t>
             </w:r>
+            <w:proofErr w:type="gramEnd"/>
           </w:p>
           <w:p>
             <w:pPr>
@@ -8082,7 +9989,27 @@
                 <w:sz w:val="20"/>
                 <w:szCs w:val="20"/>
               </w:rPr>
-              <w:t xml:space="preserve">  requires: brand color hex values from @props for all primary surfaces</w:t>
+              <w:t xml:space="preserve">  requires: brand color hex values </w:t>
+            </w:r>
+            <w:proofErr w:type="gramStart"/>
+            <w:r>
+              <w:rPr>
+                <w:rFonts w:ascii="Courier New" w:eastAsia="Courier New" w:hAnsi="Courier New" w:cs="Courier New"/>
+                <w:color w:val="003040"/>
+                <w:sz w:val="20"/>
+                <w:szCs w:val="20"/>
+              </w:rPr>
+              <w:t>from @</w:t>
+            </w:r>
+            <w:proofErr w:type="gramEnd"/>
+            <w:r>
+              <w:rPr>
+                <w:rFonts w:ascii="Courier New" w:eastAsia="Courier New" w:hAnsi="Courier New" w:cs="Courier New"/>
+                <w:color w:val="003040"/>
+                <w:sz w:val="20"/>
+                <w:szCs w:val="20"/>
+              </w:rPr>
+              <w:t>props for all primary surfaces</w:t>
             </w:r>
           </w:p>
           <w:p>
@@ -8138,7 +10065,27 @@
                 <w:sz w:val="20"/>
                 <w:szCs w:val="20"/>
               </w:rPr>
-              <w:t xml:space="preserve">  enforced-by: brand-governance-policy</w:t>
+              <w:t xml:space="preserve">  enforced-</w:t>
+            </w:r>
+            <w:proofErr w:type="gramStart"/>
+            <w:r>
+              <w:rPr>
+                <w:rFonts w:ascii="Courier New" w:eastAsia="Courier New" w:hAnsi="Courier New" w:cs="Courier New"/>
+                <w:color w:val="003040"/>
+                <w:sz w:val="20"/>
+                <w:szCs w:val="20"/>
+              </w:rPr>
+              <w:t>by:</w:t>
+            </w:r>
+            <w:proofErr w:type="gramEnd"/>
+            <w:r>
+              <w:rPr>
+                <w:rFonts w:ascii="Courier New" w:eastAsia="Courier New" w:hAnsi="Courier New" w:cs="Courier New"/>
+                <w:color w:val="003040"/>
+                <w:sz w:val="20"/>
+                <w:szCs w:val="20"/>
+              </w:rPr>
+              <w:t xml:space="preserve"> brand-governance-policy</w:t>
             </w:r>
           </w:p>
         </w:tc>
@@ -8185,12 +10132,6 @@
         <w:gridCol w:w="9360"/>
       </w:tblGrid>
       <w:tr>
-        <w:tblPrEx>
-          <w:tblCellMar>
-            <w:top w:w="0" w:type="dxa"/>
-            <w:bottom w:w="0" w:type="dxa"/>
-          </w:tblCellMar>
-        </w:tblPrEx>
         <w:tc>
           <w:tcPr>
             <w:tcW w:w="9360" w:type="dxa"/>
@@ -8212,42 +10153,175 @@
             <w:pPr>
               <w:spacing w:before="36" w:after="36"/>
             </w:pPr>
-            <w:r>
-              <w:rPr>
-                <w:rFonts w:ascii="Courier New" w:eastAsia="Courier New" w:hAnsi="Courier New" w:cs="Courier New"/>
-                <w:color w:val="003040"/>
-                <w:sz w:val="20"/>
-                <w:szCs w:val="20"/>
-              </w:rPr>
-              <w:t>@doc GTM-010 [ref, active, agents+employees] v1 sha:bdbc18</w:t>
+            <w:proofErr w:type="gramStart"/>
+            <w:r>
+              <w:rPr>
+                <w:rFonts w:ascii="Courier New" w:eastAsia="Courier New" w:hAnsi="Courier New" w:cs="Courier New"/>
+                <w:color w:val="003040"/>
+                <w:sz w:val="20"/>
+                <w:szCs w:val="20"/>
+              </w:rPr>
+              <w:t>@doc</w:t>
+            </w:r>
+            <w:proofErr w:type="gramEnd"/>
+            <w:r>
+              <w:rPr>
+                <w:rFonts w:ascii="Courier New" w:eastAsia="Courier New" w:hAnsi="Courier New" w:cs="Courier New"/>
+                <w:color w:val="003040"/>
+                <w:sz w:val="20"/>
+                <w:szCs w:val="20"/>
+              </w:rPr>
+              <w:t xml:space="preserve"> GTM-010 [ref, active, </w:t>
+            </w:r>
+            <w:proofErr w:type="spellStart"/>
+            <w:r>
+              <w:rPr>
+                <w:rFonts w:ascii="Courier New" w:eastAsia="Courier New" w:hAnsi="Courier New" w:cs="Courier New"/>
+                <w:color w:val="003040"/>
+                <w:sz w:val="20"/>
+                <w:szCs w:val="20"/>
+              </w:rPr>
+              <w:t>agents+employees</w:t>
+            </w:r>
+            <w:proofErr w:type="spellEnd"/>
+            <w:r>
+              <w:rPr>
+                <w:rFonts w:ascii="Courier New" w:eastAsia="Courier New" w:hAnsi="Courier New" w:cs="Courier New"/>
+                <w:color w:val="003040"/>
+                <w:sz w:val="20"/>
+                <w:szCs w:val="20"/>
+              </w:rPr>
+              <w:t xml:space="preserve">] v1 </w:t>
+            </w:r>
+            <w:proofErr w:type="gramStart"/>
+            <w:r>
+              <w:rPr>
+                <w:rFonts w:ascii="Courier New" w:eastAsia="Courier New" w:hAnsi="Courier New" w:cs="Courier New"/>
+                <w:color w:val="003040"/>
+                <w:sz w:val="20"/>
+                <w:szCs w:val="20"/>
+              </w:rPr>
+              <w:t>sha:bdbc</w:t>
+            </w:r>
+            <w:proofErr w:type="gramEnd"/>
+            <w:r>
+              <w:rPr>
+                <w:rFonts w:ascii="Courier New" w:eastAsia="Courier New" w:hAnsi="Courier New" w:cs="Courier New"/>
+                <w:color w:val="003040"/>
+                <w:sz w:val="20"/>
+                <w:szCs w:val="20"/>
+              </w:rPr>
+              <w:t>18</w:t>
             </w:r>
           </w:p>
           <w:p>
             <w:pPr>
               <w:spacing w:before="36" w:after="36"/>
             </w:pPr>
-            <w:r>
-              <w:rPr>
-                <w:rFonts w:ascii="Courier New" w:eastAsia="Courier New" w:hAnsi="Courier New" w:cs="Courier New"/>
-                <w:color w:val="003040"/>
-                <w:sz w:val="20"/>
-                <w:szCs w:val="20"/>
-              </w:rPr>
-              <w:t>@links GTM-001,GTM-002,GTM-009</w:t>
+            <w:proofErr w:type="gramStart"/>
+            <w:r>
+              <w:rPr>
+                <w:rFonts w:ascii="Courier New" w:eastAsia="Courier New" w:hAnsi="Courier New" w:cs="Courier New"/>
+                <w:color w:val="003040"/>
+                <w:sz w:val="20"/>
+                <w:szCs w:val="20"/>
+              </w:rPr>
+              <w:t>@links</w:t>
+            </w:r>
+            <w:proofErr w:type="gramEnd"/>
+            <w:r>
+              <w:rPr>
+                <w:rFonts w:ascii="Courier New" w:eastAsia="Courier New" w:hAnsi="Courier New" w:cs="Courier New"/>
+                <w:color w:val="003040"/>
+                <w:sz w:val="20"/>
+                <w:szCs w:val="20"/>
+              </w:rPr>
+              <w:t xml:space="preserve"> GTM-</w:t>
+            </w:r>
+            <w:proofErr w:type="gramStart"/>
+            <w:r>
+              <w:rPr>
+                <w:rFonts w:ascii="Courier New" w:eastAsia="Courier New" w:hAnsi="Courier New" w:cs="Courier New"/>
+                <w:color w:val="003040"/>
+                <w:sz w:val="20"/>
+                <w:szCs w:val="20"/>
+              </w:rPr>
+              <w:t>001,GTM</w:t>
+            </w:r>
+            <w:proofErr w:type="gramEnd"/>
+            <w:r>
+              <w:rPr>
+                <w:rFonts w:ascii="Courier New" w:eastAsia="Courier New" w:hAnsi="Courier New" w:cs="Courier New"/>
+                <w:color w:val="003040"/>
+                <w:sz w:val="20"/>
+                <w:szCs w:val="20"/>
+              </w:rPr>
+              <w:t>-</w:t>
+            </w:r>
+            <w:proofErr w:type="gramStart"/>
+            <w:r>
+              <w:rPr>
+                <w:rFonts w:ascii="Courier New" w:eastAsia="Courier New" w:hAnsi="Courier New" w:cs="Courier New"/>
+                <w:color w:val="003040"/>
+                <w:sz w:val="20"/>
+                <w:szCs w:val="20"/>
+              </w:rPr>
+              <w:t>002,GTM</w:t>
+            </w:r>
+            <w:proofErr w:type="gramEnd"/>
+            <w:r>
+              <w:rPr>
+                <w:rFonts w:ascii="Courier New" w:eastAsia="Courier New" w:hAnsi="Courier New" w:cs="Courier New"/>
+                <w:color w:val="003040"/>
+                <w:sz w:val="20"/>
+                <w:szCs w:val="20"/>
+              </w:rPr>
+              <w:t>-009</w:t>
             </w:r>
           </w:p>
           <w:p>
             <w:pPr>
               <w:spacing w:before="36" w:after="36"/>
             </w:pPr>
-            <w:r>
-              <w:rPr>
-                <w:rFonts w:ascii="Courier New" w:eastAsia="Courier New" w:hAnsi="Courier New" w:cs="Courier New"/>
-                <w:color w:val="003040"/>
-                <w:sz w:val="20"/>
-                <w:szCs w:val="20"/>
-              </w:rPr>
-              <w:t>@cycle 180d  @reviewed 2026-04-28</w:t>
+            <w:proofErr w:type="gramStart"/>
+            <w:r>
+              <w:rPr>
+                <w:rFonts w:ascii="Courier New" w:eastAsia="Courier New" w:hAnsi="Courier New" w:cs="Courier New"/>
+                <w:color w:val="003040"/>
+                <w:sz w:val="20"/>
+                <w:szCs w:val="20"/>
+              </w:rPr>
+              <w:t>@cycle</w:t>
+            </w:r>
+            <w:proofErr w:type="gramEnd"/>
+            <w:r>
+              <w:rPr>
+                <w:rFonts w:ascii="Courier New" w:eastAsia="Courier New" w:hAnsi="Courier New" w:cs="Courier New"/>
+                <w:color w:val="003040"/>
+                <w:sz w:val="20"/>
+                <w:szCs w:val="20"/>
+              </w:rPr>
+              <w:t xml:space="preserve"> 180</w:t>
+            </w:r>
+            <w:proofErr w:type="gramStart"/>
+            <w:r>
+              <w:rPr>
+                <w:rFonts w:ascii="Courier New" w:eastAsia="Courier New" w:hAnsi="Courier New" w:cs="Courier New"/>
+                <w:color w:val="003040"/>
+                <w:sz w:val="20"/>
+                <w:szCs w:val="20"/>
+              </w:rPr>
+              <w:t>d  @</w:t>
+            </w:r>
+            <w:proofErr w:type="gramEnd"/>
+            <w:r>
+              <w:rPr>
+                <w:rFonts w:ascii="Courier New" w:eastAsia="Courier New" w:hAnsi="Courier New" w:cs="Courier New"/>
+                <w:color w:val="003040"/>
+                <w:sz w:val="20"/>
+                <w:szCs w:val="20"/>
+              </w:rPr>
+              <w:t>reviewed 2026-04-28</w:t>
             </w:r>
           </w:p>
           <w:p>
@@ -8259,14 +10333,25 @@
             <w:pPr>
               <w:spacing w:before="36" w:after="36"/>
             </w:pPr>
-            <w:r>
-              <w:rPr>
-                <w:rFonts w:ascii="Courier New" w:eastAsia="Courier New" w:hAnsi="Courier New" w:cs="Courier New"/>
-                <w:color w:val="003040"/>
-                <w:sz w:val="20"/>
-                <w:szCs w:val="20"/>
-              </w:rPr>
-              <w:t>@def power-statement</w:t>
+            <w:proofErr w:type="gramStart"/>
+            <w:r>
+              <w:rPr>
+                <w:rFonts w:ascii="Courier New" w:eastAsia="Courier New" w:hAnsi="Courier New" w:cs="Courier New"/>
+                <w:color w:val="003040"/>
+                <w:sz w:val="20"/>
+                <w:szCs w:val="20"/>
+              </w:rPr>
+              <w:t>@def</w:t>
+            </w:r>
+            <w:proofErr w:type="gramEnd"/>
+            <w:r>
+              <w:rPr>
+                <w:rFonts w:ascii="Courier New" w:eastAsia="Courier New" w:hAnsi="Courier New" w:cs="Courier New"/>
+                <w:color w:val="003040"/>
+                <w:sz w:val="20"/>
+                <w:szCs w:val="20"/>
+              </w:rPr>
+              <w:t xml:space="preserve"> power-statement</w:t>
             </w:r>
           </w:p>
           <w:p>
@@ -8306,14 +10391,25 @@
             <w:pPr>
               <w:spacing w:before="36" w:after="36"/>
             </w:pPr>
-            <w:r>
-              <w:rPr>
-                <w:rFonts w:ascii="Courier New" w:eastAsia="Courier New" w:hAnsi="Courier New" w:cs="Courier New"/>
-                <w:color w:val="003040"/>
-                <w:sz w:val="20"/>
-                <w:szCs w:val="20"/>
-              </w:rPr>
-              <w:t>@cluster tier-a [approved-enterprise]</w:t>
+            <w:proofErr w:type="gramStart"/>
+            <w:r>
+              <w:rPr>
+                <w:rFonts w:ascii="Courier New" w:eastAsia="Courier New" w:hAnsi="Courier New" w:cs="Courier New"/>
+                <w:color w:val="003040"/>
+                <w:sz w:val="20"/>
+                <w:szCs w:val="20"/>
+              </w:rPr>
+              <w:t>@cluster</w:t>
+            </w:r>
+            <w:proofErr w:type="gramEnd"/>
+            <w:r>
+              <w:rPr>
+                <w:rFonts w:ascii="Courier New" w:eastAsia="Courier New" w:hAnsi="Courier New" w:cs="Courier New"/>
+                <w:color w:val="003040"/>
+                <w:sz w:val="20"/>
+                <w:szCs w:val="20"/>
+              </w:rPr>
+              <w:t xml:space="preserve"> tier-a [approved-enterprise]</w:t>
             </w:r>
           </w:p>
           <w:p>
@@ -8367,6 +10463,7 @@
             <w:pPr>
               <w:spacing w:before="36" w:after="36"/>
             </w:pPr>
+            <w:proofErr w:type="gramStart"/>
             <w:r>
               <w:rPr>
                 <w:rFonts w:ascii="Courier New" w:eastAsia="Courier New" w:hAnsi="Courier New" w:cs="Courier New"/>
@@ -8375,7 +10472,17 @@
                 <w:szCs w:val="20"/>
               </w:rPr>
               <w:lastRenderedPageBreak/>
-              <w:t>@cluster tier-c [approved-learner]</w:t>
+              <w:t>@cluster</w:t>
+            </w:r>
+            <w:proofErr w:type="gramEnd"/>
+            <w:r>
+              <w:rPr>
+                <w:rFonts w:ascii="Courier New" w:eastAsia="Courier New" w:hAnsi="Courier New" w:cs="Courier New"/>
+                <w:color w:val="003040"/>
+                <w:sz w:val="20"/>
+                <w:szCs w:val="20"/>
+              </w:rPr>
+              <w:t xml:space="preserve"> tier-c [approved-learner]</w:t>
             </w:r>
           </w:p>
           <w:p>
@@ -8429,6 +10536,7 @@
             <w:pPr>
               <w:spacing w:before="36" w:after="36"/>
             </w:pPr>
+            <w:proofErr w:type="gramStart"/>
             <w:r>
               <w:rPr>
                 <w:rFonts w:ascii="Courier New" w:eastAsia="Courier New" w:hAnsi="Courier New" w:cs="Courier New"/>
@@ -8438,6 +10546,7 @@
               </w:rPr>
               <w:t>@constraints</w:t>
             </w:r>
+            <w:proofErr w:type="gramEnd"/>
           </w:p>
           <w:p>
             <w:pPr>
@@ -8520,7 +10629,27 @@
                 <w:sz w:val="20"/>
                 <w:szCs w:val="20"/>
               </w:rPr>
-              <w:t xml:space="preserve">  enforced-by: brand-governance-policy</w:t>
+              <w:t xml:space="preserve">  enforced-</w:t>
+            </w:r>
+            <w:proofErr w:type="gramStart"/>
+            <w:r>
+              <w:rPr>
+                <w:rFonts w:ascii="Courier New" w:eastAsia="Courier New" w:hAnsi="Courier New" w:cs="Courier New"/>
+                <w:color w:val="003040"/>
+                <w:sz w:val="20"/>
+                <w:szCs w:val="20"/>
+              </w:rPr>
+              <w:t>by:</w:t>
+            </w:r>
+            <w:proofErr w:type="gramEnd"/>
+            <w:r>
+              <w:rPr>
+                <w:rFonts w:ascii="Courier New" w:eastAsia="Courier New" w:hAnsi="Courier New" w:cs="Courier New"/>
+                <w:color w:val="003040"/>
+                <w:sz w:val="20"/>
+                <w:szCs w:val="20"/>
+              </w:rPr>
+              <w:t xml:space="preserve"> brand-governance-policy</w:t>
             </w:r>
           </w:p>
         </w:tc>
@@ -8538,7 +10667,25 @@
           <w:szCs w:val="20"/>
         </w:rPr>
         <w:lastRenderedPageBreak/>
-        <w:t>Power statement governance (GTM-010). Approved statements as @cluster members. Constraints enforce tier-channel matching at runtime — no manual review required.</w:t>
+        <w:t xml:space="preserve">Power statement governance (GTM-010). Approved statements </w:t>
+      </w:r>
+      <w:proofErr w:type="gramStart"/>
+      <w:r>
+        <w:rPr>
+          <w:color w:val="6B7280"/>
+          <w:sz w:val="20"/>
+          <w:szCs w:val="20"/>
+        </w:rPr>
+        <w:t>as @</w:t>
+      </w:r>
+      <w:proofErr w:type="gramEnd"/>
+      <w:r>
+        <w:rPr>
+          <w:color w:val="6B7280"/>
+          <w:sz w:val="20"/>
+          <w:szCs w:val="20"/>
+        </w:rPr>
+        <w:t>cluster members. Constraints enforce tier-channel matching at runtime — no manual review required.</w:t>
       </w:r>
     </w:p>
     <w:p>
@@ -8551,7 +10698,15 @@
         <w:spacing w:before="80" w:after="130"/>
       </w:pPr>
       <w:r>
-        <w:t>With these documents in the governed corpus, an agent generating brand content does not rely on a prompt that says 'follow our brand guidelines.' It operates within a runtime that enforces specific hex values, prohibits specific language patterns, constrains power statement selection to approved tier-matched options, and produces an audit record of every brand governance decision made. The difference between suggestion and enforcement is the difference between a prompt and a constraint.</w:t>
+        <w:t xml:space="preserve">With these documents in the governed corpus, an agent generating brand content does not rely on a prompt that </w:t>
+      </w:r>
+      <w:proofErr w:type="gramStart"/>
+      <w:r>
+        <w:t>says</w:t>
+      </w:r>
+      <w:proofErr w:type="gramEnd"/>
+      <w:r>
+        <w:t xml:space="preserve"> 'follow our brand guidelines.' It operates within a runtime that enforces specific hex values, prohibits specific language patterns, constrains power statement selection to approved tier-matched options, and produces an audit record of every brand governance decision made. The difference between suggestion and enforcement is the difference between a prompt and a constraint.</w:t>
       </w:r>
     </w:p>
     <w:p>
@@ -8564,7 +10719,47 @@
         <w:spacing w:before="80" w:after="130"/>
       </w:pPr>
       <w:r>
-        <w:t>The three case studies together demonstrate the key architectural property: the sigil primitives carry the same semantic weight across radically different knowledge domains. @constraints in healthcare compliance enforces HIPAA minimum-necessary requirements. @constraints in financial services enforces hard portfolio limits. @constraints in brand governance enforces logo and language standards. The format is identical. The domain is different. The governance guarantee is the same.</w:t>
+        <w:t xml:space="preserve">The three case studies together demonstrate the key architectural property: the sigil primitives carry the same semantic weight across radically different knowledge domains. </w:t>
+      </w:r>
+      <w:proofErr w:type="gramStart"/>
+      <w:r>
+        <w:t>@constraints</w:t>
+      </w:r>
+      <w:proofErr w:type="gramEnd"/>
+      <w:r>
+        <w:t xml:space="preserve"> in healthcare compliance </w:t>
+      </w:r>
+      <w:proofErr w:type="gramStart"/>
+      <w:r>
+        <w:t>enforces</w:t>
+      </w:r>
+      <w:proofErr w:type="gramEnd"/>
+      <w:r>
+        <w:t xml:space="preserve"> HIPAA minimum-necessary requirements. </w:t>
+      </w:r>
+      <w:proofErr w:type="gramStart"/>
+      <w:r>
+        <w:t>@constraints</w:t>
+      </w:r>
+      <w:proofErr w:type="gramEnd"/>
+      <w:r>
+        <w:t xml:space="preserve"> in financial services </w:t>
+      </w:r>
+      <w:proofErr w:type="gramStart"/>
+      <w:r>
+        <w:t>enforces</w:t>
+      </w:r>
+      <w:proofErr w:type="gramEnd"/>
+      <w:r>
+        <w:t xml:space="preserve"> hard portfolio limits. </w:t>
+      </w:r>
+      <w:proofErr w:type="gramStart"/>
+      <w:r>
+        <w:t>@constraints</w:t>
+      </w:r>
+      <w:proofErr w:type="gramEnd"/>
+      <w:r>
+        <w:t xml:space="preserve"> in brand governance enforces logo and language standards. The format is identical. The domain is different. The governance guarantee is the same.</w:t>
       </w:r>
     </w:p>
     <w:p>
@@ -8604,7 +10799,15 @@
         </w:pBdr>
       </w:pPr>
       <w:r>
-        <w:t>5.  The Governed Knowledge Stack</w:t>
+        <w:t>5</w:t>
+      </w:r>
+      <w:proofErr w:type="gramStart"/>
+      <w:r>
+        <w:t>.  The</w:t>
+      </w:r>
+      <w:proofErr w:type="gramEnd"/>
+      <w:r>
+        <w:t xml:space="preserve"> Governed Knowledge Stack</w:t>
       </w:r>
     </w:p>
     <w:p>
@@ -8612,7 +10815,15 @@
         <w:spacing w:before="80" w:after="130"/>
       </w:pPr>
       <w:r>
-        <w:t>SIGN does not operate in isolation. It is a layer in a complete governed knowledge architecture for enterprise AI. Understanding where SIGN sits in that architecture clarifies both its scope and its relationship to other components.</w:t>
+        <w:t xml:space="preserve">SIGN does not operate in isolation. It is a layer in a complete governed knowledge architecture for enterprise AI. Understanding where SIGN </w:t>
+      </w:r>
+      <w:proofErr w:type="gramStart"/>
+      <w:r>
+        <w:t>sits in that architecture</w:t>
+      </w:r>
+      <w:proofErr w:type="gramEnd"/>
+      <w:r>
+        <w:t xml:space="preserve"> clarifies both its scope and its relationship to other components.</w:t>
       </w:r>
     </w:p>
     <w:p>
@@ -8624,8 +10835,13 @@
       <w:pPr>
         <w:pStyle w:val="Heading2"/>
       </w:pPr>
-      <w:r>
-        <w:t>5.1  Architecture Overview</w:t>
+      <w:proofErr w:type="gramStart"/>
+      <w:r>
+        <w:t>5.1  Architecture</w:t>
+      </w:r>
+      <w:proofErr w:type="gramEnd"/>
+      <w:r>
+        <w:t xml:space="preserve"> Overview</w:t>
       </w:r>
     </w:p>
     <w:p>
@@ -8655,12 +10871,6 @@
         <w:gridCol w:w="6960"/>
       </w:tblGrid>
       <w:tr>
-        <w:tblPrEx>
-          <w:tblCellMar>
-            <w:top w:w="0" w:type="dxa"/>
-            <w:bottom w:w="0" w:type="dxa"/>
-          </w:tblCellMar>
-        </w:tblPrEx>
         <w:trPr>
           <w:tblHeader/>
         </w:trPr>
@@ -8732,12 +10942,6 @@
         </w:tc>
       </w:tr>
       <w:tr>
-        <w:tblPrEx>
-          <w:tblCellMar>
-            <w:top w:w="0" w:type="dxa"/>
-            <w:bottom w:w="0" w:type="dxa"/>
-          </w:tblCellMar>
-        </w:tblPrEx>
         <w:tc>
           <w:tcPr>
             <w:tcW w:w="2400" w:type="dxa"/>
@@ -8803,12 +11007,6 @@
         </w:tc>
       </w:tr>
       <w:tr>
-        <w:tblPrEx>
-          <w:tblCellMar>
-            <w:top w:w="0" w:type="dxa"/>
-            <w:bottom w:w="0" w:type="dxa"/>
-          </w:tblCellMar>
-        </w:tblPrEx>
         <w:tc>
           <w:tcPr>
             <w:tcW w:w="2400" w:type="dxa"/>
@@ -8868,18 +11066,28 @@
                 <w:sz w:val="20"/>
                 <w:szCs w:val="20"/>
               </w:rPr>
-              <w:t>Knowledge compiled into governed SIGN documents. Versioned, hashed, governed. The contract layer. This is what this paper specifies.</w:t>
+              <w:t xml:space="preserve">Knowledge </w:t>
+            </w:r>
+            <w:proofErr w:type="gramStart"/>
+            <w:r>
+              <w:rPr>
+                <w:sz w:val="20"/>
+                <w:szCs w:val="20"/>
+              </w:rPr>
+              <w:t>compiled</w:t>
+            </w:r>
+            <w:proofErr w:type="gramEnd"/>
+            <w:r>
+              <w:rPr>
+                <w:sz w:val="20"/>
+                <w:szCs w:val="20"/>
+              </w:rPr>
+              <w:t xml:space="preserve"> into governed SIGN documents. Versioned, hashed, governed. The contract layer. This is what this paper specifies.</w:t>
             </w:r>
           </w:p>
         </w:tc>
       </w:tr>
       <w:tr>
-        <w:tblPrEx>
-          <w:tblCellMar>
-            <w:top w:w="0" w:type="dxa"/>
-            <w:bottom w:w="0" w:type="dxa"/>
-          </w:tblCellMar>
-        </w:tblPrEx>
         <w:tc>
           <w:tcPr>
             <w:tcW w:w="2400" w:type="dxa"/>
@@ -8945,12 +11153,6 @@
         </w:tc>
       </w:tr>
       <w:tr>
-        <w:tblPrEx>
-          <w:tblCellMar>
-            <w:top w:w="0" w:type="dxa"/>
-            <w:bottom w:w="0" w:type="dxa"/>
-          </w:tblCellMar>
-        </w:tblPrEx>
         <w:tc>
           <w:tcPr>
             <w:tcW w:w="2400" w:type="dxa"/>
@@ -9016,12 +11218,6 @@
         </w:tc>
       </w:tr>
       <w:tr>
-        <w:tblPrEx>
-          <w:tblCellMar>
-            <w:top w:w="0" w:type="dxa"/>
-            <w:bottom w:w="0" w:type="dxa"/>
-          </w:tblCellMar>
-        </w:tblPrEx>
         <w:tc>
           <w:tcPr>
             <w:tcW w:w="2400" w:type="dxa"/>
@@ -9096,8 +11292,13 @@
       <w:pPr>
         <w:pStyle w:val="Heading2"/>
       </w:pPr>
-      <w:r>
-        <w:t>5.2  The Underlying Data Model as Black Box</w:t>
+      <w:proofErr w:type="gramStart"/>
+      <w:r>
+        <w:t>5.2  The</w:t>
+      </w:r>
+      <w:proofErr w:type="gramEnd"/>
+      <w:r>
+        <w:t xml:space="preserve"> Underlying Data Model as Black Box</w:t>
       </w:r>
     </w:p>
     <w:p>
@@ -9117,8 +11318,13 @@
       <w:pPr>
         <w:pStyle w:val="Heading2"/>
       </w:pPr>
-      <w:r>
-        <w:t>5.3  What SIGN Deliberately Does Not Do</w:t>
+      <w:proofErr w:type="gramStart"/>
+      <w:r>
+        <w:t>5.3  What</w:t>
+      </w:r>
+      <w:proofErr w:type="gramEnd"/>
+      <w:r>
+        <w:t xml:space="preserve"> SIGN Deliberately Does Not Do</w:t>
       </w:r>
     </w:p>
     <w:p>
@@ -9167,7 +11373,15 @@
       </w:pPr>
       <w:r>
         <w:lastRenderedPageBreak/>
-        <w:t>6.  The Case for an Open Standard</w:t>
+        <w:t>6</w:t>
+      </w:r>
+      <w:proofErr w:type="gramStart"/>
+      <w:r>
+        <w:t>.  The</w:t>
+      </w:r>
+      <w:proofErr w:type="gramEnd"/>
+      <w:r>
+        <w:t xml:space="preserve"> Case for an Open Standard</w:t>
       </w:r>
     </w:p>
     <w:p>
@@ -9187,8 +11401,13 @@
       <w:pPr>
         <w:pStyle w:val="Heading2"/>
       </w:pPr>
-      <w:r>
-        <w:t>6.1  Why Proprietary Formats Fail at the Infrastructure Layer</w:t>
+      <w:proofErr w:type="gramStart"/>
+      <w:r>
+        <w:t>6.1  Why</w:t>
+      </w:r>
+      <w:proofErr w:type="gramEnd"/>
+      <w:r>
+        <w:t xml:space="preserve"> Proprietary Formats Fail at the Infrastructure Layer</w:t>
       </w:r>
     </w:p>
     <w:p>
@@ -9196,7 +11415,15 @@
         <w:spacing w:before="80" w:after="130"/>
       </w:pPr>
       <w:r>
-        <w:t>Every enterprise infrastructure category that has succeeded at scale has done so through open standards. SQL became the standard for relational data access. HTTP became the standard for web communication. OpenAPI became the standard for API specification. In every case, standardization of the interface layer enabled the commercial infrastructure layer to scale — because adopters could build against the standard without committing to a specific vendor.</w:t>
+        <w:t xml:space="preserve">Every enterprise infrastructure category that has succeeded at scale has done so through open standards. SQL became the standard for relational data access. HTTP became the standard for web communication. </w:t>
+      </w:r>
+      <w:proofErr w:type="spellStart"/>
+      <w:r>
+        <w:t>OpenAPI</w:t>
+      </w:r>
+      <w:proofErr w:type="spellEnd"/>
+      <w:r>
+        <w:t xml:space="preserve"> became the standard for API specification. In every case, standardization of the interface layer enabled the commercial infrastructure layer to scale — because adopters could build against the standard without committing to a specific vendor.</w:t>
       </w:r>
     </w:p>
     <w:p>
@@ -9204,7 +11431,15 @@
         <w:spacing w:before="80" w:after="130"/>
       </w:pPr>
       <w:r>
-        <w:t>A proprietary knowledge contract format faces a fundamental adoption barrier: every organization that encodes its knowledge in a proprietary format is betting on the survival and alignment of the format's owner. For regulated industries with long institutional memories of vendor lock-in, this bet is not acceptable. An open standard removes it.</w:t>
+        <w:t xml:space="preserve">A proprietary knowledge contract format faces a fundamental adoption barrier: every organization that encodes its knowledge in a proprietary format is betting on the survival and alignment of the format's owner. For regulated industries with long institutional memories of </w:t>
+      </w:r>
+      <w:proofErr w:type="gramStart"/>
+      <w:r>
+        <w:t>vendor</w:t>
+      </w:r>
+      <w:proofErr w:type="gramEnd"/>
+      <w:r>
+        <w:t xml:space="preserve"> lock-in, this bet is not acceptable. An open standard removes it.</w:t>
       </w:r>
     </w:p>
     <w:p>
@@ -9216,8 +11451,13 @@
       <w:pPr>
         <w:pStyle w:val="Heading2"/>
       </w:pPr>
-      <w:r>
-        <w:t>6.2  What Open Source Includes — and Does Not Include</w:t>
+      <w:proofErr w:type="gramStart"/>
+      <w:r>
+        <w:t>6.2  What</w:t>
+      </w:r>
+      <w:proofErr w:type="gramEnd"/>
+      <w:r>
+        <w:t xml:space="preserve"> Open Source Includes — and Does Not Include</w:t>
       </w:r>
     </w:p>
     <w:p>
@@ -9247,12 +11487,6 @@
         <w:gridCol w:w="6160"/>
       </w:tblGrid>
       <w:tr>
-        <w:tblPrEx>
-          <w:tblCellMar>
-            <w:top w:w="0" w:type="dxa"/>
-            <w:bottom w:w="0" w:type="dxa"/>
-          </w:tblCellMar>
-        </w:tblPrEx>
         <w:trPr>
           <w:tblHeader/>
         </w:trPr>
@@ -9324,12 +11558,6 @@
         </w:tc>
       </w:tr>
       <w:tr>
-        <w:tblPrEx>
-          <w:tblCellMar>
-            <w:top w:w="0" w:type="dxa"/>
-            <w:bottom w:w="0" w:type="dxa"/>
-          </w:tblCellMar>
-        </w:tblPrEx>
         <w:tc>
           <w:tcPr>
             <w:tcW w:w="3200" w:type="dxa"/>
@@ -9395,12 +11623,6 @@
         </w:tc>
       </w:tr>
       <w:tr>
-        <w:tblPrEx>
-          <w:tblCellMar>
-            <w:top w:w="0" w:type="dxa"/>
-            <w:bottom w:w="0" w:type="dxa"/>
-          </w:tblCellMar>
-        </w:tblPrEx>
         <w:tc>
           <w:tcPr>
             <w:tcW w:w="3200" w:type="dxa"/>
@@ -9430,69 +11652,9 @@
                 <w:sz w:val="20"/>
                 <w:szCs w:val="20"/>
               </w:rPr>
-              <w:t>Reference parser (@sign-lang/parser)</w:t>
-            </w:r>
-          </w:p>
-        </w:tc>
-        <w:tc>
-          <w:tcPr>
-            <w:tcW w:w="6160" w:type="dxa"/>
-            <w:tcBorders>
-              <w:top w:val="single" w:sz="1" w:space="0" w:color="D9E8E4"/>
-              <w:left w:val="single" w:sz="1" w:space="0" w:color="D9E8E4"/>
-              <w:bottom w:val="single" w:sz="1" w:space="0" w:color="D9E8E4"/>
-              <w:right w:val="single" w:sz="1" w:space="0" w:color="D9E8E4"/>
-            </w:tcBorders>
-            <w:shd w:val="clear" w:color="auto" w:fill="FFFFFF"/>
-            <w:tcMar>
-              <w:top w:w="100" w:type="dxa"/>
-              <w:left w:w="160" w:type="dxa"/>
-              <w:bottom w:w="100" w:type="dxa"/>
-              <w:right w:w="160" w:type="dxa"/>
-            </w:tcMar>
-          </w:tcPr>
-          <w:p>
-            <w:pPr>
-              <w:spacing w:before="60" w:after="100"/>
-            </w:pPr>
-            <w:r>
-              <w:rPr>
-                <w:sz w:val="20"/>
-                <w:szCs w:val="20"/>
-              </w:rPr>
-              <w:t>Governed canon registry — the authoritative namespace adopters crosswalk against</w:t>
-            </w:r>
-          </w:p>
-        </w:tc>
-      </w:tr>
-      <w:tr>
-        <w:tblPrEx>
-          <w:tblCellMar>
-            <w:top w:w="0" w:type="dxa"/>
-            <w:bottom w:w="0" w:type="dxa"/>
-          </w:tblCellMar>
-        </w:tblPrEx>
-        <w:tc>
-          <w:tcPr>
-            <w:tcW w:w="3200" w:type="dxa"/>
-            <w:tcBorders>
-              <w:top w:val="single" w:sz="1" w:space="0" w:color="D9E8E4"/>
-              <w:left w:val="single" w:sz="1" w:space="0" w:color="D9E8E4"/>
-              <w:bottom w:val="single" w:sz="1" w:space="0" w:color="D9E8E4"/>
-              <w:right w:val="single" w:sz="1" w:space="0" w:color="D9E8E4"/>
-            </w:tcBorders>
-            <w:shd w:val="clear" w:color="auto" w:fill="F2F2F2"/>
-            <w:tcMar>
-              <w:top w:w="100" w:type="dxa"/>
-              <w:left w:w="160" w:type="dxa"/>
-              <w:bottom w:w="100" w:type="dxa"/>
-              <w:right w:w="160" w:type="dxa"/>
-            </w:tcMar>
-          </w:tcPr>
-          <w:p>
-            <w:pPr>
-              <w:spacing w:before="60" w:after="100"/>
-            </w:pPr>
+              <w:t xml:space="preserve">Reference </w:t>
+            </w:r>
+            <w:proofErr w:type="gramStart"/>
             <w:r>
               <w:rPr>
                 <w:b/>
@@ -9501,69 +11663,9 @@
                 <w:sz w:val="20"/>
                 <w:szCs w:val="20"/>
               </w:rPr>
-              <w:t>Compiler CLI (@sign-lang/compiler)</w:t>
-            </w:r>
-          </w:p>
-        </w:tc>
-        <w:tc>
-          <w:tcPr>
-            <w:tcW w:w="6160" w:type="dxa"/>
-            <w:tcBorders>
-              <w:top w:val="single" w:sz="1" w:space="0" w:color="D9E8E4"/>
-              <w:left w:val="single" w:sz="1" w:space="0" w:color="D9E8E4"/>
-              <w:bottom w:val="single" w:sz="1" w:space="0" w:color="D9E8E4"/>
-              <w:right w:val="single" w:sz="1" w:space="0" w:color="D9E8E4"/>
-            </w:tcBorders>
-            <w:shd w:val="clear" w:color="auto" w:fill="F2F2F2"/>
-            <w:tcMar>
-              <w:top w:w="100" w:type="dxa"/>
-              <w:left w:w="160" w:type="dxa"/>
-              <w:bottom w:w="100" w:type="dxa"/>
-              <w:right w:w="160" w:type="dxa"/>
-            </w:tcMar>
-          </w:tcPr>
-          <w:p>
-            <w:pPr>
-              <w:spacing w:before="60" w:after="100"/>
-            </w:pPr>
-            <w:r>
-              <w:rPr>
-                <w:sz w:val="20"/>
-                <w:szCs w:val="20"/>
-              </w:rPr>
-              <w:t>Canon delivery infrastructure — control plane, policy engine, audit and replay systems</w:t>
-            </w:r>
-          </w:p>
-        </w:tc>
-      </w:tr>
-      <w:tr>
-        <w:tblPrEx>
-          <w:tblCellMar>
-            <w:top w:w="0" w:type="dxa"/>
-            <w:bottom w:w="0" w:type="dxa"/>
-          </w:tblCellMar>
-        </w:tblPrEx>
-        <w:tc>
-          <w:tcPr>
-            <w:tcW w:w="3200" w:type="dxa"/>
-            <w:tcBorders>
-              <w:top w:val="single" w:sz="1" w:space="0" w:color="D9E8E4"/>
-              <w:left w:val="single" w:sz="1" w:space="0" w:color="D9E8E4"/>
-              <w:bottom w:val="single" w:sz="1" w:space="0" w:color="D9E8E4"/>
-              <w:right w:val="single" w:sz="1" w:space="0" w:color="D9E8E4"/>
-            </w:tcBorders>
-            <w:shd w:val="clear" w:color="auto" w:fill="FFFFFF"/>
-            <w:tcMar>
-              <w:top w:w="100" w:type="dxa"/>
-              <w:left w:w="160" w:type="dxa"/>
-              <w:bottom w:w="100" w:type="dxa"/>
-              <w:right w:w="160" w:type="dxa"/>
-            </w:tcMar>
-          </w:tcPr>
-          <w:p>
-            <w:pPr>
-              <w:spacing w:before="60" w:after="100"/>
-            </w:pPr>
+              <w:t>parser (@</w:t>
+            </w:r>
+            <w:proofErr w:type="gramEnd"/>
             <w:r>
               <w:rPr>
                 <w:b/>
@@ -9572,7 +11674,7 @@
                 <w:sz w:val="20"/>
                 <w:szCs w:val="20"/>
               </w:rPr>
-              <w:t>Linter and diff tools (@sign-lang/lint, @sign-lang/diff)</w:t>
+              <w:t>sign-lang/parser)</w:t>
             </w:r>
           </w:p>
         </w:tc>
@@ -9602,18 +11704,28 @@
                 <w:sz w:val="20"/>
                 <w:szCs w:val="20"/>
               </w:rPr>
-              <w:t>Client-specific corpora — all client knowledge expressed in SIGN</w:t>
+              <w:t xml:space="preserve">Governed canon registry — the authoritative namespace </w:t>
+            </w:r>
+            <w:proofErr w:type="gramStart"/>
+            <w:r>
+              <w:rPr>
+                <w:sz w:val="20"/>
+                <w:szCs w:val="20"/>
+              </w:rPr>
+              <w:t>adopters</w:t>
+            </w:r>
+            <w:proofErr w:type="gramEnd"/>
+            <w:r>
+              <w:rPr>
+                <w:sz w:val="20"/>
+                <w:szCs w:val="20"/>
+              </w:rPr>
+              <w:t xml:space="preserve"> crosswalk against</w:t>
             </w:r>
           </w:p>
         </w:tc>
       </w:tr>
       <w:tr>
-        <w:tblPrEx>
-          <w:tblCellMar>
-            <w:top w:w="0" w:type="dxa"/>
-            <w:bottom w:w="0" w:type="dxa"/>
-          </w:tblCellMar>
-        </w:tblPrEx>
         <w:tc>
           <w:tcPr>
             <w:tcW w:w="3200" w:type="dxa"/>
@@ -9643,6 +11755,218 @@
                 <w:sz w:val="20"/>
                 <w:szCs w:val="20"/>
               </w:rPr>
+              <w:t xml:space="preserve">Compiler </w:t>
+            </w:r>
+            <w:proofErr w:type="gramStart"/>
+            <w:r>
+              <w:rPr>
+                <w:b/>
+                <w:bCs/>
+                <w:color w:val="004150"/>
+                <w:sz w:val="20"/>
+                <w:szCs w:val="20"/>
+              </w:rPr>
+              <w:t>CLI (@</w:t>
+            </w:r>
+            <w:proofErr w:type="gramEnd"/>
+            <w:r>
+              <w:rPr>
+                <w:b/>
+                <w:bCs/>
+                <w:color w:val="004150"/>
+                <w:sz w:val="20"/>
+                <w:szCs w:val="20"/>
+              </w:rPr>
+              <w:t>sign-lang/compiler)</w:t>
+            </w:r>
+          </w:p>
+        </w:tc>
+        <w:tc>
+          <w:tcPr>
+            <w:tcW w:w="6160" w:type="dxa"/>
+            <w:tcBorders>
+              <w:top w:val="single" w:sz="1" w:space="0" w:color="D9E8E4"/>
+              <w:left w:val="single" w:sz="1" w:space="0" w:color="D9E8E4"/>
+              <w:bottom w:val="single" w:sz="1" w:space="0" w:color="D9E8E4"/>
+              <w:right w:val="single" w:sz="1" w:space="0" w:color="D9E8E4"/>
+            </w:tcBorders>
+            <w:shd w:val="clear" w:color="auto" w:fill="F2F2F2"/>
+            <w:tcMar>
+              <w:top w:w="100" w:type="dxa"/>
+              <w:left w:w="160" w:type="dxa"/>
+              <w:bottom w:w="100" w:type="dxa"/>
+              <w:right w:w="160" w:type="dxa"/>
+            </w:tcMar>
+          </w:tcPr>
+          <w:p>
+            <w:pPr>
+              <w:spacing w:before="60" w:after="100"/>
+            </w:pPr>
+            <w:r>
+              <w:rPr>
+                <w:sz w:val="20"/>
+                <w:szCs w:val="20"/>
+              </w:rPr>
+              <w:t xml:space="preserve">Canon delivery infrastructure — control plane, policy </w:t>
+            </w:r>
+            <w:proofErr w:type="gramStart"/>
+            <w:r>
+              <w:rPr>
+                <w:sz w:val="20"/>
+                <w:szCs w:val="20"/>
+              </w:rPr>
+              <w:t>engine</w:t>
+            </w:r>
+            <w:proofErr w:type="gramEnd"/>
+            <w:r>
+              <w:rPr>
+                <w:sz w:val="20"/>
+                <w:szCs w:val="20"/>
+              </w:rPr>
+              <w:t>, audit and replay systems</w:t>
+            </w:r>
+          </w:p>
+        </w:tc>
+      </w:tr>
+      <w:tr>
+        <w:tc>
+          <w:tcPr>
+            <w:tcW w:w="3200" w:type="dxa"/>
+            <w:tcBorders>
+              <w:top w:val="single" w:sz="1" w:space="0" w:color="D9E8E4"/>
+              <w:left w:val="single" w:sz="1" w:space="0" w:color="D9E8E4"/>
+              <w:bottom w:val="single" w:sz="1" w:space="0" w:color="D9E8E4"/>
+              <w:right w:val="single" w:sz="1" w:space="0" w:color="D9E8E4"/>
+            </w:tcBorders>
+            <w:shd w:val="clear" w:color="auto" w:fill="FFFFFF"/>
+            <w:tcMar>
+              <w:top w:w="100" w:type="dxa"/>
+              <w:left w:w="160" w:type="dxa"/>
+              <w:bottom w:w="100" w:type="dxa"/>
+              <w:right w:w="160" w:type="dxa"/>
+            </w:tcMar>
+          </w:tcPr>
+          <w:p>
+            <w:pPr>
+              <w:spacing w:before="60" w:after="100"/>
+            </w:pPr>
+            <w:r>
+              <w:rPr>
+                <w:b/>
+                <w:bCs/>
+                <w:color w:val="004150"/>
+                <w:sz w:val="20"/>
+                <w:szCs w:val="20"/>
+              </w:rPr>
+              <w:t xml:space="preserve">Linter and diff </w:t>
+            </w:r>
+            <w:proofErr w:type="gramStart"/>
+            <w:r>
+              <w:rPr>
+                <w:b/>
+                <w:bCs/>
+                <w:color w:val="004150"/>
+                <w:sz w:val="20"/>
+                <w:szCs w:val="20"/>
+              </w:rPr>
+              <w:t>tools (@</w:t>
+            </w:r>
+            <w:proofErr w:type="gramEnd"/>
+            <w:r>
+              <w:rPr>
+                <w:b/>
+                <w:bCs/>
+                <w:color w:val="004150"/>
+                <w:sz w:val="20"/>
+                <w:szCs w:val="20"/>
+              </w:rPr>
+              <w:t>sign-lang/</w:t>
+            </w:r>
+            <w:proofErr w:type="gramStart"/>
+            <w:r>
+              <w:rPr>
+                <w:b/>
+                <w:bCs/>
+                <w:color w:val="004150"/>
+                <w:sz w:val="20"/>
+                <w:szCs w:val="20"/>
+              </w:rPr>
+              <w:t>lint, @</w:t>
+            </w:r>
+            <w:proofErr w:type="gramEnd"/>
+            <w:r>
+              <w:rPr>
+                <w:b/>
+                <w:bCs/>
+                <w:color w:val="004150"/>
+                <w:sz w:val="20"/>
+                <w:szCs w:val="20"/>
+              </w:rPr>
+              <w:t>sign-lang/diff)</w:t>
+            </w:r>
+          </w:p>
+        </w:tc>
+        <w:tc>
+          <w:tcPr>
+            <w:tcW w:w="6160" w:type="dxa"/>
+            <w:tcBorders>
+              <w:top w:val="single" w:sz="1" w:space="0" w:color="D9E8E4"/>
+              <w:left w:val="single" w:sz="1" w:space="0" w:color="D9E8E4"/>
+              <w:bottom w:val="single" w:sz="1" w:space="0" w:color="D9E8E4"/>
+              <w:right w:val="single" w:sz="1" w:space="0" w:color="D9E8E4"/>
+            </w:tcBorders>
+            <w:shd w:val="clear" w:color="auto" w:fill="FFFFFF"/>
+            <w:tcMar>
+              <w:top w:w="100" w:type="dxa"/>
+              <w:left w:w="160" w:type="dxa"/>
+              <w:bottom w:w="100" w:type="dxa"/>
+              <w:right w:w="160" w:type="dxa"/>
+            </w:tcMar>
+          </w:tcPr>
+          <w:p>
+            <w:pPr>
+              <w:spacing w:before="60" w:after="100"/>
+            </w:pPr>
+            <w:r>
+              <w:rPr>
+                <w:sz w:val="20"/>
+                <w:szCs w:val="20"/>
+              </w:rPr>
+              <w:t>Client-specific corpora — all client knowledge expressed in SIGN</w:t>
+            </w:r>
+          </w:p>
+        </w:tc>
+      </w:tr>
+      <w:tr>
+        <w:tc>
+          <w:tcPr>
+            <w:tcW w:w="3200" w:type="dxa"/>
+            <w:tcBorders>
+              <w:top w:val="single" w:sz="1" w:space="0" w:color="D9E8E4"/>
+              <w:left w:val="single" w:sz="1" w:space="0" w:color="D9E8E4"/>
+              <w:bottom w:val="single" w:sz="1" w:space="0" w:color="D9E8E4"/>
+              <w:right w:val="single" w:sz="1" w:space="0" w:color="D9E8E4"/>
+            </w:tcBorders>
+            <w:shd w:val="clear" w:color="auto" w:fill="F2F2F2"/>
+            <w:tcMar>
+              <w:top w:w="100" w:type="dxa"/>
+              <w:left w:w="160" w:type="dxa"/>
+              <w:bottom w:w="100" w:type="dxa"/>
+              <w:right w:w="160" w:type="dxa"/>
+            </w:tcMar>
+          </w:tcPr>
+          <w:p>
+            <w:pPr>
+              <w:spacing w:before="60" w:after="100"/>
+            </w:pPr>
+            <w:r>
+              <w:rPr>
+                <w:b/>
+                <w:bCs/>
+                <w:color w:val="004150"/>
+                <w:sz w:val="20"/>
+                <w:szCs w:val="20"/>
+              </w:rPr>
               <w:t>VS Code extension — syntax highlighting, diagnostics</w:t>
             </w:r>
           </w:p>
@@ -9701,9 +12025,14 @@
       <w:pPr>
         <w:pStyle w:val="Heading2"/>
       </w:pPr>
+      <w:proofErr w:type="gramStart"/>
       <w:r>
         <w:lastRenderedPageBreak/>
-        <w:t>6.3  How Open Standards Create Commercial Value</w:t>
+        <w:t>6.3  How</w:t>
+      </w:r>
+      <w:proofErr w:type="gramEnd"/>
+      <w:r>
+        <w:t xml:space="preserve"> Open Standards Create Commercial Value</w:t>
       </w:r>
     </w:p>
     <w:p>
@@ -9740,12 +12069,6 @@
         <w:gridCol w:w="9360"/>
       </w:tblGrid>
       <w:tr>
-        <w:tblPrEx>
-          <w:tblCellMar>
-            <w:top w:w="0" w:type="dxa"/>
-            <w:bottom w:w="0" w:type="dxa"/>
-          </w:tblCellMar>
-        </w:tblPrEx>
         <w:tc>
           <w:tcPr>
             <w:tcW w:w="9360" w:type="dxa"/>
@@ -9775,14 +12098,33 @@
                 <w:sz w:val="21"/>
                 <w:szCs w:val="21"/>
               </w:rPr>
-              <w:t xml:space="preserve">The compounding advantage:  </w:t>
-            </w:r>
-            <w:r>
-              <w:rPr>
+              <w:t>The compounding advantage</w:t>
+            </w:r>
+            <w:proofErr w:type="gramStart"/>
+            <w:r>
+              <w:rPr>
+                <w:b/>
+                <w:bCs/>
+                <w:color w:val="4BBD9C"/>
                 <w:sz w:val="21"/>
                 <w:szCs w:val="21"/>
               </w:rPr>
-              <w:t>Every organization that adopts SIGN and builds their corpus against a canonical namespace makes that namespace more valuable — because it becomes the reference point that more crosswalk mappings point to. The network effect compounds in the direction of the authoritative content, not the format.</w:t>
+              <w:t xml:space="preserve">:  </w:t>
+            </w:r>
+            <w:r>
+              <w:rPr>
+                <w:sz w:val="21"/>
+                <w:szCs w:val="21"/>
+              </w:rPr>
+              <w:t>Every</w:t>
+            </w:r>
+            <w:proofErr w:type="gramEnd"/>
+            <w:r>
+              <w:rPr>
+                <w:sz w:val="21"/>
+                <w:szCs w:val="21"/>
+              </w:rPr>
+              <w:t xml:space="preserve"> organization that adopts SIGN and builds their corpus against a canonical namespace makes that namespace more valuable — because it becomes the reference point that more crosswalk mappings point to. The network effect compounds in the direction of the authoritative content, not the format.</w:t>
             </w:r>
           </w:p>
         </w:tc>
@@ -9825,7 +12167,15 @@
         </w:pBdr>
       </w:pPr>
       <w:r>
-        <w:t>7.  Implications and Open Problems</w:t>
+        <w:t>7</w:t>
+      </w:r>
+      <w:proofErr w:type="gramStart"/>
+      <w:r>
+        <w:t>.  Implications</w:t>
+      </w:r>
+      <w:proofErr w:type="gramEnd"/>
+      <w:r>
+        <w:t xml:space="preserve"> and Open Problems</w:t>
       </w:r>
     </w:p>
     <w:p>
@@ -9845,8 +12195,13 @@
       <w:pPr>
         <w:pStyle w:val="Heading2"/>
       </w:pPr>
-      <w:r>
-        <w:t>7.1  What SIGN Enables That Did Not Exist Before</w:t>
+      <w:proofErr w:type="gramStart"/>
+      <w:r>
+        <w:t>7.1  What</w:t>
+      </w:r>
+      <w:proofErr w:type="gramEnd"/>
+      <w:r>
+        <w:t xml:space="preserve"> SIGN Enables That Did Not Exist Before</w:t>
       </w:r>
     </w:p>
     <w:p>
@@ -9854,7 +12209,23 @@
         <w:spacing w:before="80" w:after="130"/>
       </w:pPr>
       <w:r>
-        <w:t>The most important implication of SIGN is organizational, not technical. SIGN is the first format that allows enterprise knowledge to function as a first-class asset. Today organizational knowledge cannot be versioned at the rule level, queried by an agent, or made to govern anything automatically. It evaporates when the people who hold it leave. A SIGN corpus changes all of this. The knowledge is versionable, auditable, queryable, agent-governing, and persistent. It does not leave when people leave. It compounds in value as the agent systems that consume it become more capable.</w:t>
+        <w:t xml:space="preserve">The most important implication of SIGN is organizational, not technical. SIGN is the first format that allows enterprise knowledge to function as a first-class asset. Today organizational knowledge cannot be versioned at the rule level, queried by an agent, or made to govern anything automatically. It evaporates when the people who hold it leave. A SIGN corpus changes all of this. The knowledge is </w:t>
+      </w:r>
+      <w:proofErr w:type="spellStart"/>
+      <w:r>
+        <w:t>versionable</w:t>
+      </w:r>
+      <w:proofErr w:type="spellEnd"/>
+      <w:r>
+        <w:t xml:space="preserve">, auditable, </w:t>
+      </w:r>
+      <w:proofErr w:type="spellStart"/>
+      <w:r>
+        <w:t>queryable</w:t>
+      </w:r>
+      <w:proofErr w:type="spellEnd"/>
+      <w:r>
+        <w:t>, agent-governing, and persistent. It does not leave when people leave. It compounds in value as the agent systems that consume it become more capable.</w:t>
       </w:r>
     </w:p>
     <w:p>
@@ -9866,8 +12237,13 @@
       <w:pPr>
         <w:pStyle w:val="Heading2"/>
       </w:pPr>
-      <w:r>
-        <w:t>7.2  The Ingestion Problem</w:t>
+      <w:proofErr w:type="gramStart"/>
+      <w:r>
+        <w:t>7.2  The</w:t>
+      </w:r>
+      <w:proofErr w:type="gramEnd"/>
+      <w:r>
+        <w:t xml:space="preserve"> Ingestion Problem</w:t>
       </w:r>
     </w:p>
     <w:p>
@@ -9887,8 +12263,13 @@
       <w:pPr>
         <w:pStyle w:val="Heading2"/>
       </w:pPr>
-      <w:r>
-        <w:t>7.3  Index Scaling</w:t>
+      <w:proofErr w:type="gramStart"/>
+      <w:r>
+        <w:t>7.3  Index</w:t>
+      </w:r>
+      <w:proofErr w:type="gramEnd"/>
+      <w:r>
+        <w:t xml:space="preserve"> Scaling</w:t>
       </w:r>
     </w:p>
     <w:p>
@@ -9908,8 +12289,13 @@
       <w:pPr>
         <w:pStyle w:val="Heading2"/>
       </w:pPr>
-      <w:r>
-        <w:t>7.4  Open Problems</w:t>
+      <w:proofErr w:type="gramStart"/>
+      <w:r>
+        <w:t>7.4  Open</w:t>
+      </w:r>
+      <w:proofErr w:type="gramEnd"/>
+      <w:r>
+        <w:t xml:space="preserve"> Problems</w:t>
       </w:r>
     </w:p>
     <w:tbl>
@@ -9934,12 +12320,6 @@
         <w:gridCol w:w="6560"/>
       </w:tblGrid>
       <w:tr>
-        <w:tblPrEx>
-          <w:tblCellMar>
-            <w:top w:w="0" w:type="dxa"/>
-            <w:bottom w:w="0" w:type="dxa"/>
-          </w:tblCellMar>
-        </w:tblPrEx>
         <w:trPr>
           <w:tblHeader/>
         </w:trPr>
@@ -10011,12 +12391,6 @@
         </w:tc>
       </w:tr>
       <w:tr>
-        <w:tblPrEx>
-          <w:tblCellMar>
-            <w:top w:w="0" w:type="dxa"/>
-            <w:bottom w:w="0" w:type="dxa"/>
-          </w:tblCellMar>
-        </w:tblPrEx>
         <w:tc>
           <w:tcPr>
             <w:tcW w:w="2800" w:type="dxa"/>
@@ -10071,23 +12445,26 @@
             <w:pPr>
               <w:spacing w:before="60" w:after="100"/>
             </w:pPr>
-            <w:r>
-              <w:rPr>
-                <w:sz w:val="20"/>
-                <w:szCs w:val="20"/>
-              </w:rPr>
-              <w:t>SIGN's @infer rules are deliberately informal — human-readable conditions rather than formal logic expressions. This makes them authorable by domain experts but limits formal verification. A formal semantics layer is a research-worthy extension.</w:t>
+            <w:proofErr w:type="gramStart"/>
+            <w:r>
+              <w:rPr>
+                <w:sz w:val="20"/>
+                <w:szCs w:val="20"/>
+              </w:rPr>
+              <w:t>SIGN's @</w:t>
+            </w:r>
+            <w:proofErr w:type="gramEnd"/>
+            <w:r>
+              <w:rPr>
+                <w:sz w:val="20"/>
+                <w:szCs w:val="20"/>
+              </w:rPr>
+              <w:t>infer rules are deliberately informal — human-readable conditions rather than formal logic expressions. This makes them authorable by domain experts but limits formal verification. A formal semantics layer is a research-worthy extension.</w:t>
             </w:r>
           </w:p>
         </w:tc>
       </w:tr>
       <w:tr>
-        <w:tblPrEx>
-          <w:tblCellMar>
-            <w:top w:w="0" w:type="dxa"/>
-            <w:bottom w:w="0" w:type="dxa"/>
-          </w:tblCellMar>
-        </w:tblPrEx>
         <w:tc>
           <w:tcPr>
             <w:tcW w:w="2800" w:type="dxa"/>
@@ -10147,18 +12524,28 @@
                 <w:sz w:val="20"/>
                 <w:szCs w:val="20"/>
               </w:rPr>
-              <w:t>When two organizations adopt SIGN and both build corpora against the same canonical namespace, their @xwalk mappings should be composable. The mechanics of multi-tenant crosswalk resolution at scale are not yet fully specified.</w:t>
+              <w:t xml:space="preserve">When two organizations adopt SIGN and both build corpora against the same canonical namespace, </w:t>
+            </w:r>
+            <w:proofErr w:type="gramStart"/>
+            <w:r>
+              <w:rPr>
+                <w:sz w:val="20"/>
+                <w:szCs w:val="20"/>
+              </w:rPr>
+              <w:t>their</w:t>
+            </w:r>
+            <w:proofErr w:type="gramEnd"/>
+            <w:r>
+              <w:rPr>
+                <w:sz w:val="20"/>
+                <w:szCs w:val="20"/>
+              </w:rPr>
+              <w:t xml:space="preserve"> @xwalk mappings should be composable. The mechanics of multi-tenant crosswalk resolution at scale are not yet fully specified.</w:t>
             </w:r>
           </w:p>
         </w:tc>
       </w:tr>
       <w:tr>
-        <w:tblPrEx>
-          <w:tblCellMar>
-            <w:top w:w="0" w:type="dxa"/>
-            <w:bottom w:w="0" w:type="dxa"/>
-          </w:tblCellMar>
-        </w:tblPrEx>
         <w:tc>
           <w:tcPr>
             <w:tcW w:w="2800" w:type="dxa"/>
@@ -10224,12 +12611,6 @@
         </w:tc>
       </w:tr>
       <w:tr>
-        <w:tblPrEx>
-          <w:tblCellMar>
-            <w:top w:w="0" w:type="dxa"/>
-            <w:bottom w:w="0" w:type="dxa"/>
-          </w:tblCellMar>
-        </w:tblPrEx>
         <w:tc>
           <w:tcPr>
             <w:tcW w:w="2800" w:type="dxa"/>
@@ -10332,15 +12713,36 @@
         </w:pBdr>
       </w:pPr>
       <w:r>
-        <w:t>8.  Conclusion</w:t>
-      </w:r>
+        <w:t>8</w:t>
+      </w:r>
+      <w:proofErr w:type="gramStart"/>
+      <w:r>
+        <w:t>.  Conclusion</w:t>
+      </w:r>
+      <w:proofErr w:type="gramEnd"/>
     </w:p>
     <w:p>
       <w:pPr>
         <w:spacing w:before="80" w:after="130"/>
       </w:pPr>
       <w:r>
-        <w:t>The challenge of governed agent knowledge is not a niche infrastructure problem. It is the central constraint on enterprise AI deployment at scale. Organizations that cannot give agents governed, auditable access to institutional knowledge cannot trust agents with consequential decisions. Organizations that cannot trust agents with consequential decisions will not realize the value that AI systems are capable of delivering.</w:t>
+        <w:t xml:space="preserve">The challenge of governed agent knowledge is not a niche infrastructure problem. It is the central constraint on enterprise AI deployment </w:t>
+      </w:r>
+      <w:proofErr w:type="gramStart"/>
+      <w:r>
+        <w:t>at</w:t>
+      </w:r>
+      <w:proofErr w:type="gramEnd"/>
+      <w:r>
+        <w:t xml:space="preserve"> scale. Organizations that cannot give agents governed, auditable access to institutional knowledge cannot trust agents with consequential decisions. Organizations that cannot trust agents with consequential decisions will not realize the value that AI systems </w:t>
+      </w:r>
+      <w:proofErr w:type="gramStart"/>
+      <w:r>
+        <w:t>are capable of delivering</w:t>
+      </w:r>
+      <w:proofErr w:type="gramEnd"/>
+      <w:r>
+        <w:t>.</w:t>
       </w:r>
     </w:p>
     <w:p>
@@ -10360,7 +12762,15 @@
         <w:spacing w:before="80" w:after="130"/>
       </w:pPr>
       <w:r>
-        <w:t>SIGN was originated at Career Highways in the context of a large-scale enterprise workforce intelligence platform — a domain where the consequences of ungoverned agent decisions are both measurable and consequential. The three case studies in this paper demonstrate that the sigil abstraction holds across materially different domains: healthcare compliance, financial services risk policy, and brand governance. They share nothing in content but share everything in structure.</w:t>
+        <w:t xml:space="preserve">SIGN </w:t>
+      </w:r>
+      <w:proofErr w:type="gramStart"/>
+      <w:r>
+        <w:t>was originated</w:t>
+      </w:r>
+      <w:proofErr w:type="gramEnd"/>
+      <w:r>
+        <w:t xml:space="preserve"> at Career Highways in the context of a large-scale enterprise workforce intelligence platform — a domain where the consequences of ungoverned agent decisions are both measurable and consequential. The three case studies in this paper demonstrate that the sigil abstraction holds across materially different domains: healthcare compliance, financial services risk policy, and brand governance. They share nothing in content but share everything in structure.</w:t>
       </w:r>
     </w:p>
     <w:p>
@@ -10368,7 +12778,15 @@
         <w:spacing w:before="80" w:after="130"/>
       </w:pPr>
       <w:r>
-        <w:t>We publish SIGN v1.0 as an open specification under an MIT license. The specification is available at github.com/sign-lang. We invite the agent infrastructure community to adopt it, critique it, extend it, and build on it. The governed knowledge contract layer for the agentic enterprise is a problem the industry needs to solve together. SIGN is a starting point.</w:t>
+        <w:t xml:space="preserve">We publish SIGN v1.0 as an open specification under an MIT license. The specification is available at github.com/sign-lang. We invite the agent infrastructure community to adopt it, critique it, extend it, and </w:t>
+      </w:r>
+      <w:proofErr w:type="gramStart"/>
+      <w:r>
+        <w:t>build on</w:t>
+      </w:r>
+      <w:proofErr w:type="gramEnd"/>
+      <w:r>
+        <w:t xml:space="preserve"> it. The governed knowledge contract layer for the agentic enterprise is a problem the industry needs to solve together. SIGN is a starting point.</w:t>
       </w:r>
     </w:p>
     <w:p>
@@ -10439,12 +12857,6 @@
         <w:gridCol w:w="6383"/>
       </w:tblGrid>
       <w:tr>
-        <w:tblPrEx>
-          <w:tblCellMar>
-            <w:top w:w="0" w:type="dxa"/>
-            <w:bottom w:w="0" w:type="dxa"/>
-          </w:tblCellMar>
-        </w:tblPrEx>
         <w:trPr>
           <w:tblHeader/>
         </w:trPr>
@@ -10549,12 +12961,6 @@
         </w:tc>
       </w:tr>
       <w:tr>
-        <w:tblPrEx>
-          <w:tblCellMar>
-            <w:top w:w="0" w:type="dxa"/>
-            <w:bottom w:w="0" w:type="dxa"/>
-          </w:tblCellMar>
-        </w:tblPrEx>
         <w:tc>
           <w:tcPr>
             <w:tcW w:w="1400" w:type="dxa"/>
@@ -10650,12 +13056,6 @@
         </w:tc>
       </w:tr>
       <w:tr>
-        <w:tblPrEx>
-          <w:tblCellMar>
-            <w:top w:w="0" w:type="dxa"/>
-            <w:bottom w:w="0" w:type="dxa"/>
-          </w:tblCellMar>
-        </w:tblPrEx>
         <w:tc>
           <w:tcPr>
             <w:tcW w:w="1400" w:type="dxa"/>
@@ -10751,12 +13151,6 @@
         </w:tc>
       </w:tr>
       <w:tr>
-        <w:tblPrEx>
-          <w:tblCellMar>
-            <w:top w:w="0" w:type="dxa"/>
-            <w:bottom w:w="0" w:type="dxa"/>
-          </w:tblCellMar>
-        </w:tblPrEx>
         <w:tc>
           <w:tcPr>
             <w:tcW w:w="1400" w:type="dxa"/>
@@ -10852,12 +13246,6 @@
         </w:tc>
       </w:tr>
       <w:tr>
-        <w:tblPrEx>
-          <w:tblCellMar>
-            <w:top w:w="0" w:type="dxa"/>
-            <w:bottom w:w="0" w:type="dxa"/>
-          </w:tblCellMar>
-        </w:tblPrEx>
         <w:tc>
           <w:tcPr>
             <w:tcW w:w="1400" w:type="dxa"/>
@@ -10953,12 +13341,6 @@
         </w:tc>
       </w:tr>
       <w:tr>
-        <w:tblPrEx>
-          <w:tblCellMar>
-            <w:top w:w="0" w:type="dxa"/>
-            <w:bottom w:w="0" w:type="dxa"/>
-          </w:tblCellMar>
-        </w:tblPrEx>
         <w:tc>
           <w:tcPr>
             <w:tcW w:w="1400" w:type="dxa"/>
@@ -11054,12 +13436,6 @@
         </w:tc>
       </w:tr>
       <w:tr>
-        <w:tblPrEx>
-          <w:tblCellMar>
-            <w:top w:w="0" w:type="dxa"/>
-            <w:bottom w:w="0" w:type="dxa"/>
-          </w:tblCellMar>
-        </w:tblPrEx>
         <w:tc>
           <w:tcPr>
             <w:tcW w:w="1400" w:type="dxa"/>
@@ -11155,12 +13531,6 @@
         </w:tc>
       </w:tr>
       <w:tr>
-        <w:tblPrEx>
-          <w:tblCellMar>
-            <w:top w:w="0" w:type="dxa"/>
-            <w:bottom w:w="0" w:type="dxa"/>
-          </w:tblCellMar>
-        </w:tblPrEx>
         <w:tc>
           <w:tcPr>
             <w:tcW w:w="1400" w:type="dxa"/>
@@ -11256,12 +13626,6 @@
         </w:tc>
       </w:tr>
       <w:tr>
-        <w:tblPrEx>
-          <w:tblCellMar>
-            <w:top w:w="0" w:type="dxa"/>
-            <w:bottom w:w="0" w:type="dxa"/>
-          </w:tblCellMar>
-        </w:tblPrEx>
         <w:tc>
           <w:tcPr>
             <w:tcW w:w="1400" w:type="dxa"/>
@@ -11357,12 +13721,6 @@
         </w:tc>
       </w:tr>
       <w:tr>
-        <w:tblPrEx>
-          <w:tblCellMar>
-            <w:top w:w="0" w:type="dxa"/>
-            <w:bottom w:w="0" w:type="dxa"/>
-          </w:tblCellMar>
-        </w:tblPrEx>
         <w:tc>
           <w:tcPr>
             <w:tcW w:w="1400" w:type="dxa"/>
@@ -11458,12 +13816,6 @@
         </w:tc>
       </w:tr>
       <w:tr>
-        <w:tblPrEx>
-          <w:tblCellMar>
-            <w:top w:w="0" w:type="dxa"/>
-            <w:bottom w:w="0" w:type="dxa"/>
-          </w:tblCellMar>
-        </w:tblPrEx>
         <w:tc>
           <w:tcPr>
             <w:tcW w:w="1400" w:type="dxa"/>
@@ -11560,12 +13912,6 @@
         </w:tc>
       </w:tr>
       <w:tr>
-        <w:tblPrEx>
-          <w:tblCellMar>
-            <w:top w:w="0" w:type="dxa"/>
-            <w:bottom w:w="0" w:type="dxa"/>
-          </w:tblCellMar>
-        </w:tblPrEx>
         <w:tc>
           <w:tcPr>
             <w:tcW w:w="1400" w:type="dxa"/>
@@ -11661,12 +14007,6 @@
         </w:tc>
       </w:tr>
       <w:tr>
-        <w:tblPrEx>
-          <w:tblCellMar>
-            <w:top w:w="0" w:type="dxa"/>
-            <w:bottom w:w="0" w:type="dxa"/>
-          </w:tblCellMar>
-        </w:tblPrEx>
         <w:tc>
           <w:tcPr>
             <w:tcW w:w="1400" w:type="dxa"/>
@@ -11762,12 +14102,6 @@
         </w:tc>
       </w:tr>
       <w:tr>
-        <w:tblPrEx>
-          <w:tblCellMar>
-            <w:top w:w="0" w:type="dxa"/>
-            <w:bottom w:w="0" w:type="dxa"/>
-          </w:tblCellMar>
-        </w:tblPrEx>
         <w:tc>
           <w:tcPr>
             <w:tcW w:w="1400" w:type="dxa"/>
@@ -11863,12 +14197,6 @@
         </w:tc>
       </w:tr>
       <w:tr>
-        <w:tblPrEx>
-          <w:tblCellMar>
-            <w:top w:w="0" w:type="dxa"/>
-            <w:bottom w:w="0" w:type="dxa"/>
-          </w:tblCellMar>
-        </w:tblPrEx>
         <w:tc>
           <w:tcPr>
             <w:tcW w:w="1400" w:type="dxa"/>
@@ -11964,12 +14292,6 @@
         </w:tc>
       </w:tr>
       <w:tr>
-        <w:tblPrEx>
-          <w:tblCellMar>
-            <w:top w:w="0" w:type="dxa"/>
-            <w:bottom w:w="0" w:type="dxa"/>
-          </w:tblCellMar>
-        </w:tblPrEx>
         <w:tc>
           <w:tcPr>
             <w:tcW w:w="1400" w:type="dxa"/>
@@ -12065,12 +14387,6 @@
         </w:tc>
       </w:tr>
       <w:tr>
-        <w:tblPrEx>
-          <w:tblCellMar>
-            <w:top w:w="0" w:type="dxa"/>
-            <w:bottom w:w="0" w:type="dxa"/>
-          </w:tblCellMar>
-        </w:tblPrEx>
         <w:tc>
           <w:tcPr>
             <w:tcW w:w="1400" w:type="dxa"/>
@@ -12166,12 +14482,6 @@
         </w:tc>
       </w:tr>
       <w:tr>
-        <w:tblPrEx>
-          <w:tblCellMar>
-            <w:top w:w="0" w:type="dxa"/>
-            <w:bottom w:w="0" w:type="dxa"/>
-          </w:tblCellMar>
-        </w:tblPrEx>
         <w:tc>
           <w:tcPr>
             <w:tcW w:w="1400" w:type="dxa"/>
@@ -12267,12 +14577,6 @@
         </w:tc>
       </w:tr>
       <w:tr>
-        <w:tblPrEx>
-          <w:tblCellMar>
-            <w:top w:w="0" w:type="dxa"/>
-            <w:bottom w:w="0" w:type="dxa"/>
-          </w:tblCellMar>
-        </w:tblPrEx>
         <w:tc>
           <w:tcPr>
             <w:tcW w:w="1400" w:type="dxa"/>
@@ -12368,12 +14672,6 @@
         </w:tc>
       </w:tr>
       <w:tr>
-        <w:tblPrEx>
-          <w:tblCellMar>
-            <w:top w:w="0" w:type="dxa"/>
-            <w:bottom w:w="0" w:type="dxa"/>
-          </w:tblCellMar>
-        </w:tblPrEx>
         <w:tc>
           <w:tcPr>
             <w:tcW w:w="1400" w:type="dxa"/>
@@ -12469,12 +14767,6 @@
         </w:tc>
       </w:tr>
       <w:tr>
-        <w:tblPrEx>
-          <w:tblCellMar>
-            <w:top w:w="0" w:type="dxa"/>
-            <w:bottom w:w="0" w:type="dxa"/>
-          </w:tblCellMar>
-        </w:tblPrEx>
         <w:tc>
           <w:tcPr>
             <w:tcW w:w="1400" w:type="dxa"/>
@@ -12570,12 +14862,6 @@
         </w:tc>
       </w:tr>
       <w:tr>
-        <w:tblPrEx>
-          <w:tblCellMar>
-            <w:top w:w="0" w:type="dxa"/>
-            <w:bottom w:w="0" w:type="dxa"/>
-          </w:tblCellMar>
-        </w:tblPrEx>
         <w:tc>
           <w:tcPr>
             <w:tcW w:w="1400" w:type="dxa"/>
@@ -12671,12 +14957,6 @@
         </w:tc>
       </w:tr>
       <w:tr>
-        <w:tblPrEx>
-          <w:tblCellMar>
-            <w:top w:w="0" w:type="dxa"/>
-            <w:bottom w:w="0" w:type="dxa"/>
-          </w:tblCellMar>
-        </w:tblPrEx>
         <w:tc>
           <w:tcPr>
             <w:tcW w:w="1400" w:type="dxa"/>
@@ -12772,12 +15052,6 @@
         </w:tc>
       </w:tr>
       <w:tr>
-        <w:tblPrEx>
-          <w:tblCellMar>
-            <w:top w:w="0" w:type="dxa"/>
-            <w:bottom w:w="0" w:type="dxa"/>
-          </w:tblCellMar>
-        </w:tblPrEx>
         <w:tc>
           <w:tcPr>
             <w:tcW w:w="1400" w:type="dxa"/>
@@ -12873,12 +15147,6 @@
         </w:tc>
       </w:tr>
       <w:tr>
-        <w:tblPrEx>
-          <w:tblCellMar>
-            <w:top w:w="0" w:type="dxa"/>
-            <w:bottom w:w="0" w:type="dxa"/>
-          </w:tblCellMar>
-        </w:tblPrEx>
         <w:tc>
           <w:tcPr>
             <w:tcW w:w="1400" w:type="dxa"/>
@@ -12974,12 +15242,6 @@
         </w:tc>
       </w:tr>
       <w:tr>
-        <w:tblPrEx>
-          <w:tblCellMar>
-            <w:top w:w="0" w:type="dxa"/>
-            <w:bottom w:w="0" w:type="dxa"/>
-          </w:tblCellMar>
-        </w:tblPrEx>
         <w:tc>
           <w:tcPr>
             <w:tcW w:w="1400" w:type="dxa"/>
@@ -13075,12 +15337,6 @@
         </w:tc>
       </w:tr>
       <w:tr>
-        <w:tblPrEx>
-          <w:tblCellMar>
-            <w:top w:w="0" w:type="dxa"/>
-            <w:bottom w:w="0" w:type="dxa"/>
-          </w:tblCellMar>
-        </w:tblPrEx>
         <w:tc>
           <w:tcPr>
             <w:tcW w:w="1400" w:type="dxa"/>
@@ -13176,12 +15432,6 @@
         </w:tc>
       </w:tr>
       <w:tr>
-        <w:tblPrEx>
-          <w:tblCellMar>
-            <w:top w:w="0" w:type="dxa"/>
-            <w:bottom w:w="0" w:type="dxa"/>
-          </w:tblCellMar>
-        </w:tblPrEx>
         <w:tc>
           <w:tcPr>
             <w:tcW w:w="1400" w:type="dxa"/>
@@ -13277,12 +15527,6 @@
         </w:tc>
       </w:tr>
       <w:tr>
-        <w:tblPrEx>
-          <w:tblCellMar>
-            <w:top w:w="0" w:type="dxa"/>
-            <w:bottom w:w="0" w:type="dxa"/>
-          </w:tblCellMar>
-        </w:tblPrEx>
         <w:tc>
           <w:tcPr>
             <w:tcW w:w="1400" w:type="dxa"/>
@@ -13378,12 +15622,6 @@
         </w:tc>
       </w:tr>
       <w:tr>
-        <w:tblPrEx>
-          <w:tblCellMar>
-            <w:top w:w="0" w:type="dxa"/>
-            <w:bottom w:w="0" w:type="dxa"/>
-          </w:tblCellMar>
-        </w:tblPrEx>
         <w:tc>
           <w:tcPr>
             <w:tcW w:w="1400" w:type="dxa"/>
@@ -13479,12 +15717,6 @@
         </w:tc>
       </w:tr>
       <w:tr>
-        <w:tblPrEx>
-          <w:tblCellMar>
-            <w:top w:w="0" w:type="dxa"/>
-            <w:bottom w:w="0" w:type="dxa"/>
-          </w:tblCellMar>
-        </w:tblPrEx>
         <w:tc>
           <w:tcPr>
             <w:tcW w:w="1400" w:type="dxa"/>
@@ -13581,12 +15813,6 @@
         </w:tc>
       </w:tr>
       <w:tr>
-        <w:tblPrEx>
-          <w:tblCellMar>
-            <w:top w:w="0" w:type="dxa"/>
-            <w:bottom w:w="0" w:type="dxa"/>
-          </w:tblCellMar>
-        </w:tblPrEx>
         <w:tc>
           <w:tcPr>
             <w:tcW w:w="1400" w:type="dxa"/>
@@ -13682,12 +15908,6 @@
         </w:tc>
       </w:tr>
       <w:tr>
-        <w:tblPrEx>
-          <w:tblCellMar>
-            <w:top w:w="0" w:type="dxa"/>
-            <w:bottom w:w="0" w:type="dxa"/>
-          </w:tblCellMar>
-        </w:tblPrEx>
         <w:tc>
           <w:tcPr>
             <w:tcW w:w="1400" w:type="dxa"/>
@@ -13783,12 +16003,6 @@
         </w:tc>
       </w:tr>
       <w:tr>
-        <w:tblPrEx>
-          <w:tblCellMar>
-            <w:top w:w="0" w:type="dxa"/>
-            <w:bottom w:w="0" w:type="dxa"/>
-          </w:tblCellMar>
-        </w:tblPrEx>
         <w:tc>
           <w:tcPr>
             <w:tcW w:w="1400" w:type="dxa"/>
@@ -13927,12 +16141,6 @@
         <w:gridCol w:w="7360"/>
       </w:tblGrid>
       <w:tr>
-        <w:tblPrEx>
-          <w:tblCellMar>
-            <w:top w:w="0" w:type="dxa"/>
-            <w:bottom w:w="0" w:type="dxa"/>
-          </w:tblCellMar>
-        </w:tblPrEx>
         <w:trPr>
           <w:tblHeader/>
         </w:trPr>
@@ -14004,12 +16212,6 @@
         </w:tc>
       </w:tr>
       <w:tr>
-        <w:tblPrEx>
-          <w:tblCellMar>
-            <w:top w:w="0" w:type="dxa"/>
-            <w:bottom w:w="0" w:type="dxa"/>
-          </w:tblCellMar>
-        </w:tblPrEx>
         <w:tc>
           <w:tcPr>
             <w:tcW w:w="2000" w:type="dxa"/>
@@ -14075,12 +16277,6 @@
         </w:tc>
       </w:tr>
       <w:tr>
-        <w:tblPrEx>
-          <w:tblCellMar>
-            <w:top w:w="0" w:type="dxa"/>
-            <w:bottom w:w="0" w:type="dxa"/>
-          </w:tblCellMar>
-        </w:tblPrEx>
         <w:tc>
           <w:tcPr>
             <w:tcW w:w="2000" w:type="dxa"/>
@@ -14146,12 +16342,6 @@
         </w:tc>
       </w:tr>
       <w:tr>
-        <w:tblPrEx>
-          <w:tblCellMar>
-            <w:top w:w="0" w:type="dxa"/>
-            <w:bottom w:w="0" w:type="dxa"/>
-          </w:tblCellMar>
-        </w:tblPrEx>
         <w:tc>
           <w:tcPr>
             <w:tcW w:w="2000" w:type="dxa"/>
@@ -14217,12 +16407,6 @@
         </w:tc>
       </w:tr>
       <w:tr>
-        <w:tblPrEx>
-          <w:tblCellMar>
-            <w:top w:w="0" w:type="dxa"/>
-            <w:bottom w:w="0" w:type="dxa"/>
-          </w:tblCellMar>
-        </w:tblPrEx>
         <w:tc>
           <w:tcPr>
             <w:tcW w:w="2000" w:type="dxa"/>
@@ -14288,12 +16472,6 @@
         </w:tc>
       </w:tr>
       <w:tr>
-        <w:tblPrEx>
-          <w:tblCellMar>
-            <w:top w:w="0" w:type="dxa"/>
-            <w:bottom w:w="0" w:type="dxa"/>
-          </w:tblCellMar>
-        </w:tblPrEx>
         <w:tc>
           <w:tcPr>
             <w:tcW w:w="2000" w:type="dxa"/>
@@ -14353,18 +16531,44 @@
                 <w:sz w:val="20"/>
                 <w:szCs w:val="20"/>
               </w:rPr>
-              <w:t>Embedding rules in prompts is ungoverned, unversioned, unauditable, and non-reusable across agents. SIGN makes knowledge a governed artifact separate from the prompt. The difference is auditability.</w:t>
+              <w:t xml:space="preserve">Embedding rules in prompts is ungoverned, </w:t>
+            </w:r>
+            <w:proofErr w:type="spellStart"/>
+            <w:r>
+              <w:rPr>
+                <w:sz w:val="20"/>
+                <w:szCs w:val="20"/>
+              </w:rPr>
+              <w:t>unversioned</w:t>
+            </w:r>
+            <w:proofErr w:type="spellEnd"/>
+            <w:r>
+              <w:rPr>
+                <w:sz w:val="20"/>
+                <w:szCs w:val="20"/>
+              </w:rPr>
+              <w:t xml:space="preserve">, </w:t>
+            </w:r>
+            <w:proofErr w:type="spellStart"/>
+            <w:r>
+              <w:rPr>
+                <w:sz w:val="20"/>
+                <w:szCs w:val="20"/>
+              </w:rPr>
+              <w:t>unauditable</w:t>
+            </w:r>
+            <w:proofErr w:type="spellEnd"/>
+            <w:r>
+              <w:rPr>
+                <w:sz w:val="20"/>
+                <w:szCs w:val="20"/>
+              </w:rPr>
+              <w:t>, and non-reusable across agents. SIGN makes knowledge a governed artifact separate from the prompt. The difference is auditability.</w:t>
             </w:r>
           </w:p>
         </w:tc>
       </w:tr>
       <w:tr>
-        <w:tblPrEx>
-          <w:tblCellMar>
-            <w:top w:w="0" w:type="dxa"/>
-            <w:bottom w:w="0" w:type="dxa"/>
-          </w:tblCellMar>
-        </w:tblPrEx>
         <w:tc>
           <w:tcPr>
             <w:tcW w:w="2000" w:type="dxa"/>
@@ -14386,6 +16590,7 @@
             <w:pPr>
               <w:spacing w:before="60" w:after="100"/>
             </w:pPr>
+            <w:proofErr w:type="spellStart"/>
             <w:r>
               <w:rPr>
                 <w:b/>
@@ -14396,6 +16601,7 @@
               </w:rPr>
               <w:t>GraphQL</w:t>
             </w:r>
+            <w:proofErr w:type="spellEnd"/>
           </w:p>
         </w:tc>
         <w:tc>
@@ -14419,12 +16625,21 @@
             <w:pPr>
               <w:spacing w:before="60" w:after="100"/>
             </w:pPr>
-            <w:r>
-              <w:rPr>
-                <w:sz w:val="20"/>
-                <w:szCs w:val="20"/>
-              </w:rPr>
-              <w:t>GraphQL is a query language for data graphs. SIGN is a declaration language for knowledge graphs. SIGN describes what the graph means and what agents may do with it — not a query interface.</w:t>
+            <w:proofErr w:type="spellStart"/>
+            <w:r>
+              <w:rPr>
+                <w:sz w:val="20"/>
+                <w:szCs w:val="20"/>
+              </w:rPr>
+              <w:t>GraphQL</w:t>
+            </w:r>
+            <w:proofErr w:type="spellEnd"/>
+            <w:r>
+              <w:rPr>
+                <w:sz w:val="20"/>
+                <w:szCs w:val="20"/>
+              </w:rPr>
+              <w:t xml:space="preserve"> is a query language for data graphs. SIGN is a declaration language for knowledge graphs. SIGN describes what the graph means and what agents may do with it — not a query interface.</w:t>
             </w:r>
           </w:p>
         </w:tc>
@@ -14484,12 +16699,6 @@
         <w:gridCol w:w="1560"/>
       </w:tblGrid>
       <w:tr>
-        <w:tblPrEx>
-          <w:tblCellMar>
-            <w:top w:w="0" w:type="dxa"/>
-            <w:bottom w:w="0" w:type="dxa"/>
-          </w:tblCellMar>
-        </w:tblPrEx>
         <w:trPr>
           <w:tblHeader/>
         </w:trPr>
@@ -14627,12 +16836,6 @@
         </w:tc>
       </w:tr>
       <w:tr>
-        <w:tblPrEx>
-          <w:tblCellMar>
-            <w:top w:w="0" w:type="dxa"/>
-            <w:bottom w:w="0" w:type="dxa"/>
-          </w:tblCellMar>
-        </w:tblPrEx>
         <w:tc>
           <w:tcPr>
             <w:tcW w:w="3200" w:type="dxa"/>
@@ -14758,12 +16961,6 @@
         </w:tc>
       </w:tr>
       <w:tr>
-        <w:tblPrEx>
-          <w:tblCellMar>
-            <w:top w:w="0" w:type="dxa"/>
-            <w:bottom w:w="0" w:type="dxa"/>
-          </w:tblCellMar>
-        </w:tblPrEx>
         <w:tc>
           <w:tcPr>
             <w:tcW w:w="3200" w:type="dxa"/>
@@ -14889,12 +17086,6 @@
         </w:tc>
       </w:tr>
       <w:tr>
-        <w:tblPrEx>
-          <w:tblCellMar>
-            <w:top w:w="0" w:type="dxa"/>
-            <w:bottom w:w="0" w:type="dxa"/>
-          </w:tblCellMar>
-        </w:tblPrEx>
         <w:tc>
           <w:tcPr>
             <w:tcW w:w="3200" w:type="dxa"/>
@@ -15020,12 +17211,6 @@
         </w:tc>
       </w:tr>
       <w:tr>
-        <w:tblPrEx>
-          <w:tblCellMar>
-            <w:top w:w="0" w:type="dxa"/>
-            <w:bottom w:w="0" w:type="dxa"/>
-          </w:tblCellMar>
-        </w:tblPrEx>
         <w:tc>
           <w:tcPr>
             <w:tcW w:w="3200" w:type="dxa"/>
@@ -15055,129 +17240,9 @@
                 <w:sz w:val="20"/>
                 <w:szCs w:val="20"/>
               </w:rPr>
-              <w:t>Single inference rule (@infer)</w:t>
-            </w:r>
-          </w:p>
-        </w:tc>
-        <w:tc>
-          <w:tcPr>
-            <w:tcW w:w="1800" w:type="dxa"/>
-            <w:tcBorders>
-              <w:top w:val="single" w:sz="1" w:space="0" w:color="D9E8E4"/>
-              <w:left w:val="single" w:sz="1" w:space="0" w:color="D9E8E4"/>
-              <w:bottom w:val="single" w:sz="1" w:space="0" w:color="D9E8E4"/>
-              <w:right w:val="single" w:sz="1" w:space="0" w:color="D9E8E4"/>
-            </w:tcBorders>
-            <w:shd w:val="clear" w:color="auto" w:fill="FFFFFF"/>
-            <w:tcMar>
-              <w:top w:w="100" w:type="dxa"/>
-              <w:left w:w="160" w:type="dxa"/>
-              <w:bottom w:w="100" w:type="dxa"/>
-              <w:right w:w="160" w:type="dxa"/>
-            </w:tcMar>
-          </w:tcPr>
-          <w:p>
-            <w:pPr>
-              <w:spacing w:before="60" w:after="100"/>
-            </w:pPr>
-            <w:r>
-              <w:rPr>
-                <w:sz w:val="20"/>
-                <w:szCs w:val="20"/>
-              </w:rPr>
-              <w:t>31</w:t>
-            </w:r>
-          </w:p>
-        </w:tc>
-        <w:tc>
-          <w:tcPr>
-            <w:tcW w:w="2800" w:type="dxa"/>
-            <w:tcBorders>
-              <w:top w:val="single" w:sz="1" w:space="0" w:color="D9E8E4"/>
-              <w:left w:val="single" w:sz="1" w:space="0" w:color="D9E8E4"/>
-              <w:bottom w:val="single" w:sz="1" w:space="0" w:color="D9E8E4"/>
-              <w:right w:val="single" w:sz="1" w:space="0" w:color="D9E8E4"/>
-            </w:tcBorders>
-            <w:shd w:val="clear" w:color="auto" w:fill="FFFFFF"/>
-            <w:tcMar>
-              <w:top w:w="100" w:type="dxa"/>
-              <w:left w:w="160" w:type="dxa"/>
-              <w:bottom w:w="100" w:type="dxa"/>
-              <w:right w:w="160" w:type="dxa"/>
-            </w:tcMar>
-          </w:tcPr>
-          <w:p>
-            <w:pPr>
-              <w:spacing w:before="60" w:after="100"/>
-            </w:pPr>
-            <w:r>
-              <w:rPr>
-                <w:sz w:val="20"/>
-                <w:szCs w:val="20"/>
-              </w:rPr>
-              <w:t>74</w:t>
-            </w:r>
-          </w:p>
-        </w:tc>
-        <w:tc>
-          <w:tcPr>
-            <w:tcW w:w="1560" w:type="dxa"/>
-            <w:tcBorders>
-              <w:top w:val="single" w:sz="1" w:space="0" w:color="D9E8E4"/>
-              <w:left w:val="single" w:sz="1" w:space="0" w:color="D9E8E4"/>
-              <w:bottom w:val="single" w:sz="1" w:space="0" w:color="D9E8E4"/>
-              <w:right w:val="single" w:sz="1" w:space="0" w:color="D9E8E4"/>
-            </w:tcBorders>
-            <w:shd w:val="clear" w:color="auto" w:fill="FFFFFF"/>
-            <w:tcMar>
-              <w:top w:w="100" w:type="dxa"/>
-              <w:left w:w="160" w:type="dxa"/>
-              <w:bottom w:w="100" w:type="dxa"/>
-              <w:right w:w="160" w:type="dxa"/>
-            </w:tcMar>
-          </w:tcPr>
-          <w:p>
-            <w:pPr>
-              <w:spacing w:before="60" w:after="100"/>
-            </w:pPr>
-            <w:r>
-              <w:rPr>
-                <w:sz w:val="20"/>
-                <w:szCs w:val="20"/>
-              </w:rPr>
-              <w:t>58%</w:t>
-            </w:r>
-          </w:p>
-        </w:tc>
-      </w:tr>
-      <w:tr>
-        <w:tblPrEx>
-          <w:tblCellMar>
-            <w:top w:w="0" w:type="dxa"/>
-            <w:bottom w:w="0" w:type="dxa"/>
-          </w:tblCellMar>
-        </w:tblPrEx>
-        <w:tc>
-          <w:tcPr>
-            <w:tcW w:w="3200" w:type="dxa"/>
-            <w:tcBorders>
-              <w:top w:val="single" w:sz="1" w:space="0" w:color="D9E8E4"/>
-              <w:left w:val="single" w:sz="1" w:space="0" w:color="D9E8E4"/>
-              <w:bottom w:val="single" w:sz="1" w:space="0" w:color="D9E8E4"/>
-              <w:right w:val="single" w:sz="1" w:space="0" w:color="D9E8E4"/>
-            </w:tcBorders>
-            <w:shd w:val="clear" w:color="auto" w:fill="F2F2F2"/>
-            <w:tcMar>
-              <w:top w:w="100" w:type="dxa"/>
-              <w:left w:w="160" w:type="dxa"/>
-              <w:bottom w:w="100" w:type="dxa"/>
-              <w:right w:w="160" w:type="dxa"/>
-            </w:tcMar>
-          </w:tcPr>
-          <w:p>
-            <w:pPr>
-              <w:spacing w:before="60" w:after="100"/>
-            </w:pPr>
+              <w:t xml:space="preserve">Single inference </w:t>
+            </w:r>
+            <w:proofErr w:type="gramStart"/>
             <w:r>
               <w:rPr>
                 <w:b/>
@@ -15186,7 +17251,165 @@
                 <w:sz w:val="20"/>
                 <w:szCs w:val="20"/>
               </w:rPr>
-              <w:t>Single cluster declaration (@cluster)</w:t>
+              <w:t>rule (@</w:t>
+            </w:r>
+            <w:proofErr w:type="gramEnd"/>
+            <w:r>
+              <w:rPr>
+                <w:b/>
+                <w:bCs/>
+                <w:color w:val="004150"/>
+                <w:sz w:val="20"/>
+                <w:szCs w:val="20"/>
+              </w:rPr>
+              <w:t>infer)</w:t>
+            </w:r>
+          </w:p>
+        </w:tc>
+        <w:tc>
+          <w:tcPr>
+            <w:tcW w:w="1800" w:type="dxa"/>
+            <w:tcBorders>
+              <w:top w:val="single" w:sz="1" w:space="0" w:color="D9E8E4"/>
+              <w:left w:val="single" w:sz="1" w:space="0" w:color="D9E8E4"/>
+              <w:bottom w:val="single" w:sz="1" w:space="0" w:color="D9E8E4"/>
+              <w:right w:val="single" w:sz="1" w:space="0" w:color="D9E8E4"/>
+            </w:tcBorders>
+            <w:shd w:val="clear" w:color="auto" w:fill="FFFFFF"/>
+            <w:tcMar>
+              <w:top w:w="100" w:type="dxa"/>
+              <w:left w:w="160" w:type="dxa"/>
+              <w:bottom w:w="100" w:type="dxa"/>
+              <w:right w:w="160" w:type="dxa"/>
+            </w:tcMar>
+          </w:tcPr>
+          <w:p>
+            <w:pPr>
+              <w:spacing w:before="60" w:after="100"/>
+            </w:pPr>
+            <w:r>
+              <w:rPr>
+                <w:sz w:val="20"/>
+                <w:szCs w:val="20"/>
+              </w:rPr>
+              <w:t>31</w:t>
+            </w:r>
+          </w:p>
+        </w:tc>
+        <w:tc>
+          <w:tcPr>
+            <w:tcW w:w="2800" w:type="dxa"/>
+            <w:tcBorders>
+              <w:top w:val="single" w:sz="1" w:space="0" w:color="D9E8E4"/>
+              <w:left w:val="single" w:sz="1" w:space="0" w:color="D9E8E4"/>
+              <w:bottom w:val="single" w:sz="1" w:space="0" w:color="D9E8E4"/>
+              <w:right w:val="single" w:sz="1" w:space="0" w:color="D9E8E4"/>
+            </w:tcBorders>
+            <w:shd w:val="clear" w:color="auto" w:fill="FFFFFF"/>
+            <w:tcMar>
+              <w:top w:w="100" w:type="dxa"/>
+              <w:left w:w="160" w:type="dxa"/>
+              <w:bottom w:w="100" w:type="dxa"/>
+              <w:right w:w="160" w:type="dxa"/>
+            </w:tcMar>
+          </w:tcPr>
+          <w:p>
+            <w:pPr>
+              <w:spacing w:before="60" w:after="100"/>
+            </w:pPr>
+            <w:r>
+              <w:rPr>
+                <w:sz w:val="20"/>
+                <w:szCs w:val="20"/>
+              </w:rPr>
+              <w:t>74</w:t>
+            </w:r>
+          </w:p>
+        </w:tc>
+        <w:tc>
+          <w:tcPr>
+            <w:tcW w:w="1560" w:type="dxa"/>
+            <w:tcBorders>
+              <w:top w:val="single" w:sz="1" w:space="0" w:color="D9E8E4"/>
+              <w:left w:val="single" w:sz="1" w:space="0" w:color="D9E8E4"/>
+              <w:bottom w:val="single" w:sz="1" w:space="0" w:color="D9E8E4"/>
+              <w:right w:val="single" w:sz="1" w:space="0" w:color="D9E8E4"/>
+            </w:tcBorders>
+            <w:shd w:val="clear" w:color="auto" w:fill="FFFFFF"/>
+            <w:tcMar>
+              <w:top w:w="100" w:type="dxa"/>
+              <w:left w:w="160" w:type="dxa"/>
+              <w:bottom w:w="100" w:type="dxa"/>
+              <w:right w:w="160" w:type="dxa"/>
+            </w:tcMar>
+          </w:tcPr>
+          <w:p>
+            <w:pPr>
+              <w:spacing w:before="60" w:after="100"/>
+            </w:pPr>
+            <w:r>
+              <w:rPr>
+                <w:sz w:val="20"/>
+                <w:szCs w:val="20"/>
+              </w:rPr>
+              <w:t>58%</w:t>
+            </w:r>
+          </w:p>
+        </w:tc>
+      </w:tr>
+      <w:tr>
+        <w:tc>
+          <w:tcPr>
+            <w:tcW w:w="3200" w:type="dxa"/>
+            <w:tcBorders>
+              <w:top w:val="single" w:sz="1" w:space="0" w:color="D9E8E4"/>
+              <w:left w:val="single" w:sz="1" w:space="0" w:color="D9E8E4"/>
+              <w:bottom w:val="single" w:sz="1" w:space="0" w:color="D9E8E4"/>
+              <w:right w:val="single" w:sz="1" w:space="0" w:color="D9E8E4"/>
+            </w:tcBorders>
+            <w:shd w:val="clear" w:color="auto" w:fill="F2F2F2"/>
+            <w:tcMar>
+              <w:top w:w="100" w:type="dxa"/>
+              <w:left w:w="160" w:type="dxa"/>
+              <w:bottom w:w="100" w:type="dxa"/>
+              <w:right w:w="160" w:type="dxa"/>
+            </w:tcMar>
+          </w:tcPr>
+          <w:p>
+            <w:pPr>
+              <w:spacing w:before="60" w:after="100"/>
+            </w:pPr>
+            <w:r>
+              <w:rPr>
+                <w:b/>
+                <w:bCs/>
+                <w:color w:val="004150"/>
+                <w:sz w:val="20"/>
+                <w:szCs w:val="20"/>
+              </w:rPr>
+              <w:t xml:space="preserve">Single cluster </w:t>
+            </w:r>
+            <w:proofErr w:type="gramStart"/>
+            <w:r>
+              <w:rPr>
+                <w:b/>
+                <w:bCs/>
+                <w:color w:val="004150"/>
+                <w:sz w:val="20"/>
+                <w:szCs w:val="20"/>
+              </w:rPr>
+              <w:t>declaration (@</w:t>
+            </w:r>
+            <w:proofErr w:type="gramEnd"/>
+            <w:r>
+              <w:rPr>
+                <w:b/>
+                <w:bCs/>
+                <w:color w:val="004150"/>
+                <w:sz w:val="20"/>
+                <w:szCs w:val="20"/>
+              </w:rPr>
+              <w:t>cluster)</w:t>
             </w:r>
           </w:p>
         </w:tc>
@@ -15322,13 +17545,77 @@
       </w:pBdr>
       <w:spacing w:before="120"/>
     </w:pPr>
+    <w:proofErr w:type="gramStart"/>
     <w:r>
       <w:rPr>
         <w:color w:val="6B7280"/>
         <w:sz w:val="16"/>
         <w:szCs w:val="16"/>
       </w:rPr>
-      <w:t xml:space="preserve">SIGN  ·  Sigil Intelligence Graph Notation  ·  v1.0  ·  © 2026 Career Highways  ·  careerhighways.com    </w:t>
+      <w:t>SIGN  ·</w:t>
+    </w:r>
+    <w:proofErr w:type="gramEnd"/>
+    <w:r>
+      <w:rPr>
+        <w:color w:val="6B7280"/>
+        <w:sz w:val="16"/>
+        <w:szCs w:val="16"/>
+      </w:rPr>
+      <w:t xml:space="preserve">  Sigil Intelligence Graph </w:t>
+    </w:r>
+    <w:proofErr w:type="gramStart"/>
+    <w:r>
+      <w:rPr>
+        <w:color w:val="6B7280"/>
+        <w:sz w:val="16"/>
+        <w:szCs w:val="16"/>
+      </w:rPr>
+      <w:t>Notation  ·</w:t>
+    </w:r>
+    <w:proofErr w:type="gramEnd"/>
+    <w:r>
+      <w:rPr>
+        <w:color w:val="6B7280"/>
+        <w:sz w:val="16"/>
+        <w:szCs w:val="16"/>
+      </w:rPr>
+      <w:t xml:space="preserve">  </w:t>
+    </w:r>
+    <w:proofErr w:type="gramStart"/>
+    <w:r>
+      <w:rPr>
+        <w:color w:val="6B7280"/>
+        <w:sz w:val="16"/>
+        <w:szCs w:val="16"/>
+      </w:rPr>
+      <w:t>v1.0  ·</w:t>
+    </w:r>
+    <w:proofErr w:type="gramEnd"/>
+    <w:r>
+      <w:rPr>
+        <w:color w:val="6B7280"/>
+        <w:sz w:val="16"/>
+        <w:szCs w:val="16"/>
+      </w:rPr>
+      <w:t xml:space="preserve">  © 2026 Career </w:t>
+    </w:r>
+    <w:proofErr w:type="gramStart"/>
+    <w:r>
+      <w:rPr>
+        <w:color w:val="6B7280"/>
+        <w:sz w:val="16"/>
+        <w:szCs w:val="16"/>
+      </w:rPr>
+      <w:t>Highways  ·</w:t>
+    </w:r>
+    <w:proofErr w:type="gramEnd"/>
+    <w:r>
+      <w:rPr>
+        <w:color w:val="6B7280"/>
+        <w:sz w:val="16"/>
+        <w:szCs w:val="16"/>
+      </w:rPr>
+      <w:t xml:space="preserve">  careerhighways.com    </w:t>
     </w:r>
     <w:r>
       <w:rPr>
@@ -15370,6 +17657,30 @@
         <w:szCs w:val="16"/>
       </w:rPr>
       <w:fldChar w:fldCharType="end"/>
+    </w:r>
+    <w:r>
+      <w:rPr>
+        <w:color w:val="6B7280"/>
+        <w:sz w:val="16"/>
+        <w:szCs w:val="16"/>
+      </w:rPr>
+      <w:t xml:space="preserve">  </w:t>
+    </w:r>
+    <w:r>
+      <w:rPr>
+        <w:color w:val="6B7280"/>
+        <w:sz w:val="16"/>
+        <w:szCs w:val="16"/>
+      </w:rPr>
+      <w:t>https://doi.org/10.17605/OSF.IO/6YZJ</w:t>
+    </w:r>
+    <w:r>
+      <w:rPr>
+        <w:color w:val="6B7280"/>
+        <w:sz w:val="16"/>
+        <w:szCs w:val="16"/>
+      </w:rPr>
+      <w:t>7</w:t>
     </w:r>
   </w:p>
 </w:ftr>
@@ -16158,6 +18469,48 @@
       <w:szCs w:val="20"/>
     </w:rPr>
   </w:style>
+  <w:style w:type="paragraph" w:styleId="Header">
+    <w:name w:val="header"/>
+    <w:basedOn w:val="Normal"/>
+    <w:link w:val="HeaderChar"/>
+    <w:uiPriority w:val="99"/>
+    <w:unhideWhenUsed/>
+    <w:rsid w:val="00A7710F"/>
+    <w:pPr>
+      <w:tabs>
+        <w:tab w:val="center" w:pos="4680"/>
+        <w:tab w:val="right" w:pos="9360"/>
+      </w:tabs>
+    </w:pPr>
+  </w:style>
+  <w:style w:type="character" w:customStyle="1" w:styleId="HeaderChar">
+    <w:name w:val="Header Char"/>
+    <w:basedOn w:val="DefaultParagraphFont"/>
+    <w:link w:val="Header"/>
+    <w:uiPriority w:val="99"/>
+    <w:rsid w:val="00A7710F"/>
+  </w:style>
+  <w:style w:type="paragraph" w:styleId="Footer">
+    <w:name w:val="footer"/>
+    <w:basedOn w:val="Normal"/>
+    <w:link w:val="FooterChar"/>
+    <w:uiPriority w:val="99"/>
+    <w:unhideWhenUsed/>
+    <w:rsid w:val="00A7710F"/>
+    <w:pPr>
+      <w:tabs>
+        <w:tab w:val="center" w:pos="4680"/>
+        <w:tab w:val="right" w:pos="9360"/>
+      </w:tabs>
+    </w:pPr>
+  </w:style>
+  <w:style w:type="character" w:customStyle="1" w:styleId="FooterChar">
+    <w:name w:val="Footer Char"/>
+    <w:basedOn w:val="DefaultParagraphFont"/>
+    <w:link w:val="Footer"/>
+    <w:uiPriority w:val="99"/>
+    <w:rsid w:val="00A7710F"/>
+  </w:style>
 </w:styles>
 </file>
 
